--- a/Tai_lieu_Phan_Tich_Chuc_Nang_DevCine.docx
+++ b/Tai_lieu_Phan_Tich_Chuc_Nang_DevCine.docx
@@ -1,6 +1,6 @@
 
 <file path=word/document.xml><?xml version="1.0" encoding="utf-8"?>
-<w:document xmlns:wpc="http://schemas.microsoft.com/office/word/2010/wordprocessingCanvas" xmlns:mc="http://schemas.openxmlformats.org/markup-compatibility/2006" xmlns:o="urn:schemas-microsoft-com:office:office" xmlns:r="http://schemas.openxmlformats.org/officeDocument/2006/relationships" xmlns:m="http://schemas.openxmlformats.org/officeDocument/2006/math" xmlns:v="urn:schemas-microsoft-com:vml" xmlns:wp14="http://schemas.microsoft.com/office/word/2010/wordprocessingDrawing" xmlns:wp="http://schemas.openxmlformats.org/drawingml/2006/wordprocessingDrawing" xmlns:w10="urn:schemas-microsoft-com:office:word" xmlns:w="http://schemas.openxmlformats.org/wordprocessingml/2006/main" xmlns:w14="http://schemas.microsoft.com/office/word/2010/wordml" xmlns:w15="http://schemas.microsoft.com/office/word/2012/wordml" xmlns:wpg="http://schemas.microsoft.com/office/word/2010/wordprocessingGroup" xmlns:wpi="http://schemas.microsoft.com/office/word/2010/wordprocessingInk" xmlns:wne="http://schemas.microsoft.com/office/word/2006/wordml" xmlns:wps="http://schemas.microsoft.com/office/word/2010/wordprocessingShape" xmlns:cx="http://schemas.microsoft.com/office/drawing/2014/chartex" xmlns:cx1="http://schemas.microsoft.com/office/drawing/2015/9/8/chartex" xmlns:cx2="http://schemas.microsoft.com/office/drawing/2015/10/21/chartex" xmlns:cx3="http://schemas.microsoft.com/office/drawing/2016/5/9/chartex" xmlns:cx4="http://schemas.microsoft.com/office/drawing/2016/5/10/chartex" xmlns:cx5="http://schemas.microsoft.com/office/drawing/2016/5/11/chartex" xmlns:cx6="http://schemas.microsoft.com/office/drawing/2016/5/12/chartex" xmlns:cx7="http://schemas.microsoft.com/office/drawing/2016/5/13/chartex" xmlns:cx8="http://schemas.microsoft.com/office/drawing/2016/5/14/chartex" xmlns:aink="http://schemas.microsoft.com/office/drawing/2016/ink" xmlns:am3d="http://schemas.microsoft.com/office/drawing/2017/model3d" xmlns:w16cex="http://schemas.microsoft.com/office/word/2018/wordml/cex" xmlns:w16cid="http://schemas.microsoft.com/office/word/2016/wordml/cid" xmlns:w16="http://schemas.microsoft.com/office/word/2018/wordml" xmlns:w16sdtdh="http://schemas.microsoft.com/office/word/2020/wordml/sdtdatahash" xmlns:w16se="http://schemas.microsoft.com/office/word/2015/wordml/symex" mc:Ignorable="w14 w15 wp14">
+<w:document xmlns:wpc="http://schemas.microsoft.com/office/word/2010/wordprocessingCanvas" xmlns:cx="http://schemas.microsoft.com/office/drawing/2014/chartex" xmlns:cx1="http://schemas.microsoft.com/office/drawing/2015/9/8/chartex" xmlns:cx2="http://schemas.microsoft.com/office/drawing/2015/10/21/chartex" xmlns:cx3="http://schemas.microsoft.com/office/drawing/2016/5/9/chartex" xmlns:cx4="http://schemas.microsoft.com/office/drawing/2016/5/10/chartex" xmlns:cx5="http://schemas.microsoft.com/office/drawing/2016/5/11/chartex" xmlns:cx6="http://schemas.microsoft.com/office/drawing/2016/5/12/chartex" xmlns:cx7="http://schemas.microsoft.com/office/drawing/2016/5/13/chartex" xmlns:cx8="http://schemas.microsoft.com/office/drawing/2016/5/14/chartex" xmlns:mc="http://schemas.openxmlformats.org/markup-compatibility/2006" xmlns:aink="http://schemas.microsoft.com/office/drawing/2016/ink" xmlns:am3d="http://schemas.microsoft.com/office/drawing/2017/model3d" xmlns:o="urn:schemas-microsoft-com:office:office" xmlns:oel="http://schemas.microsoft.com/office/2019/extlst" xmlns:r="http://schemas.openxmlformats.org/officeDocument/2006/relationships" xmlns:m="http://schemas.openxmlformats.org/officeDocument/2006/math" xmlns:v="urn:schemas-microsoft-com:vml" xmlns:wp14="http://schemas.microsoft.com/office/word/2010/wordprocessingDrawing" xmlns:wp="http://schemas.openxmlformats.org/drawingml/2006/wordprocessingDrawing" xmlns:w10="urn:schemas-microsoft-com:office:word" xmlns:w="http://schemas.openxmlformats.org/wordprocessingml/2006/main" xmlns:w14="http://schemas.microsoft.com/office/word/2010/wordml" xmlns:w15="http://schemas.microsoft.com/office/word/2012/wordml" xmlns:w16cex="http://schemas.microsoft.com/office/word/2018/wordml/cex" xmlns:w16cid="http://schemas.microsoft.com/office/word/2016/wordml/cid" xmlns:w16="http://schemas.microsoft.com/office/word/2018/wordml" xmlns:w16du="http://schemas.microsoft.com/office/word/2023/wordml/word16du" xmlns:w16sdtdh="http://schemas.microsoft.com/office/word/2020/wordml/sdtdatahash" xmlns:w16sdtfl="http://schemas.microsoft.com/office/word/2024/wordml/sdtformatlock" xmlns:w16se="http://schemas.microsoft.com/office/word/2015/wordml/symex" xmlns:wpg="http://schemas.microsoft.com/office/word/2010/wordprocessingGroup" xmlns:wpi="http://schemas.microsoft.com/office/word/2010/wordprocessingInk" xmlns:wne="http://schemas.microsoft.com/office/word/2006/wordml" xmlns:wps="http://schemas.microsoft.com/office/word/2010/wordprocessingShape" mc:Ignorable="w14 w15 w16se w16cid w16 w16cex w16sdtdh w16sdtfl w16du wp14">
   <w:body>
     <w:p>
       <w:pPr>
@@ -15,7 +15,7 @@
           <w:sz w:val="80"/>
           <w:szCs w:val="80"/>
         </w:rPr>
-        <w:t xml:space="preserve">DEVCINE</w:t>
+        <w:t>DEVCINE</w:t>
       </w:r>
     </w:p>
     <w:p>
@@ -31,7 +31,7 @@
           <w:sz w:val="34"/>
           <w:szCs w:val="34"/>
         </w:rPr>
-        <w:t xml:space="preserve">PHÂN TÍCH CHI TIẾT TỪNG CHỨC NĂNG</w:t>
+        <w:t>PHÂN TÍCH CHI TIẾT TỪNG CHỨC NĂNG</w:t>
       </w:r>
     </w:p>
     <w:p>
@@ -44,10 +44,8 @@
           <w:i/>
           <w:iCs/>
           <w:color w:val="595959"/>
-          <w:sz w:val="22"/>
-          <w:szCs w:val="22"/>
-        </w:rPr>
-        <w:t xml:space="preserve">Mục đích · Tác dụng · Vai trò &amp; ý nghĩa · Đã làm được · Nên hoàn thiện</w:t>
+        </w:rPr>
+        <w:t>Mục đích · Tác dụng · Vai trò &amp; ý nghĩa · Đã làm được · Nên hoàn thiện</w:t>
       </w:r>
     </w:p>
     <w:p>
@@ -58,10 +56,8 @@
       <w:r>
         <w:rPr>
           <w:color w:val="595959"/>
-          <w:sz w:val="22"/>
-          <w:szCs w:val="22"/>
-        </w:rPr>
-        <w:t xml:space="preserve">Toàn bộ chức năng — từ Khách hàng đến Quản trị (không bỏ sót)</w:t>
+        </w:rPr>
+        <w:t>Toàn bộ chức năng — từ Khách hàng đến Quản trị (không bỏ sót)</w:t>
       </w:r>
     </w:p>
     <w:p>
@@ -72,10 +68,8 @@
       <w:r>
         <w:rPr>
           <w:color w:val="595959"/>
-          <w:sz w:val="22"/>
-          <w:szCs w:val="22"/>
-        </w:rPr>
-        <w:t xml:space="preserve">Đồ án tốt nghiệp  •  Phiên bản 1.0  •  26/06/2026</w:t>
+        </w:rPr>
+        <w:t>Đồ án tốt nghiệp  •  Phiên bản 1.0  •  26/06/2026</w:t>
       </w:r>
     </w:p>
     <w:p>
@@ -88,18 +82,24 @@
         <w:pStyle w:val="Heading1"/>
       </w:pPr>
       <w:r>
-        <w:t xml:space="preserve">Mục lục</w:t>
+        <w:lastRenderedPageBreak/>
+        <w:t>Mục lục</w:t>
       </w:r>
     </w:p>
     <w:sdt>
       <w:sdtPr>
         <w:alias w:val="Mục lục"/>
+        <w:id w:val="580874696"/>
       </w:sdtPr>
       <w:sdtContent>
         <w:p>
           <w:r>
-            <w:fldChar w:fldCharType="begin" w:dirty="true"/>
-            <w:instrText xml:space="preserve">TOC \h \o "1-2"</w:instrText>
+            <w:fldChar w:fldCharType="begin"/>
+          </w:r>
+          <w:r>
+            <w:instrText>TOC \h \o "1-2"</w:instrText>
+          </w:r>
+          <w:r>
             <w:fldChar w:fldCharType="separate"/>
           </w:r>
         </w:p>
@@ -120,15 +120,16 @@
         <w:pStyle w:val="Heading1"/>
       </w:pPr>
       <w:r>
-        <w:t xml:space="preserve">Cách đọc tài liệu</w:t>
-      </w:r>
-    </w:p>
-    <w:p>
-      <w:pPr>
-        <w:spacing w:after="120" w:line="276"/>
-      </w:pPr>
-      <w:r>
-        <w:t xml:space="preserve">Mỗi chức năng được phân tích theo 5 khía cạnh ngắn gọn:</w:t>
+        <w:lastRenderedPageBreak/>
+        <w:t>Cách đọc tài liệu</w:t>
+      </w:r>
+    </w:p>
+    <w:p>
+      <w:pPr>
+        <w:spacing w:after="120" w:line="276" w:lineRule="auto"/>
+      </w:pPr>
+      <w:r>
+        <w:t>Mỗi chức năng được phân tích theo 5 khía cạnh ngắn gọn:</w:t>
       </w:r>
     </w:p>
     <w:p>
@@ -138,7 +139,7 @@
           <w:ilvl w:val="0"/>
           <w:numId w:val="2"/>
         </w:numPr>
-        <w:spacing w:after="60" w:line="270"/>
+        <w:spacing w:after="60" w:line="270" w:lineRule="auto"/>
       </w:pPr>
       <w:r>
         <w:rPr>
@@ -148,7 +149,7 @@
         <w:t xml:space="preserve">Mục đích — </w:t>
       </w:r>
       <w:r>
-        <w:t xml:space="preserve">vấn đề chức năng giải quyết.</w:t>
+        <w:t>vấn đề chức năng giải quyết.</w:t>
       </w:r>
     </w:p>
     <w:p>
@@ -158,7 +159,7 @@
           <w:ilvl w:val="0"/>
           <w:numId w:val="2"/>
         </w:numPr>
-        <w:spacing w:after="60" w:line="270"/>
+        <w:spacing w:after="60" w:line="270" w:lineRule="auto"/>
       </w:pPr>
       <w:r>
         <w:rPr>
@@ -168,7 +169,7 @@
         <w:t xml:space="preserve">Tác dụng — </w:t>
       </w:r>
       <w:r>
-        <w:t xml:space="preserve">lợi ích thực tế mang lại cho người dùng/hệ thống.</w:t>
+        <w:t>lợi ích thực tế mang lại cho người dùng/hệ thống.</w:t>
       </w:r>
     </w:p>
     <w:p>
@@ -178,7 +179,7 @@
           <w:ilvl w:val="0"/>
           <w:numId w:val="2"/>
         </w:numPr>
-        <w:spacing w:after="60" w:line="270"/>
+        <w:spacing w:after="60" w:line="270" w:lineRule="auto"/>
       </w:pPr>
       <w:r>
         <w:rPr>
@@ -188,7 +189,7 @@
         <w:t xml:space="preserve">Vai trò &amp; ý nghĩa — </w:t>
       </w:r>
       <w:r>
-        <w:t xml:space="preserve">vị trí của chức năng trong tổng thể nghiệp vụ.</w:t>
+        <w:t>vị trí của chức năng trong tổng thể nghiệp vụ.</w:t>
       </w:r>
     </w:p>
     <w:p>
@@ -198,7 +199,7 @@
           <w:ilvl w:val="0"/>
           <w:numId w:val="2"/>
         </w:numPr>
-        <w:spacing w:after="60" w:line="270"/>
+        <w:spacing w:after="60" w:line="270" w:lineRule="auto"/>
       </w:pPr>
       <w:r>
         <w:rPr>
@@ -209,7 +210,7 @@
         <w:t xml:space="preserve">Đã làm được — </w:t>
       </w:r>
       <w:r>
-        <w:t xml:space="preserve">hiện trạng đã hoàn thiện (FE↔BE↔DB thật).</w:t>
+        <w:t>hiện trạng đã hoàn thiện (FE↔BE↔DB thật).</w:t>
       </w:r>
     </w:p>
     <w:p>
@@ -219,7 +220,7 @@
           <w:ilvl w:val="0"/>
           <w:numId w:val="2"/>
         </w:numPr>
-        <w:spacing w:after="60" w:line="270"/>
+        <w:spacing w:after="60" w:line="270" w:lineRule="auto"/>
       </w:pPr>
       <w:r>
         <w:rPr>
@@ -230,7 +231,7 @@
         <w:t xml:space="preserve">Nên bổ sung / hoàn thiện — </w:t>
       </w:r>
       <w:r>
-        <w:t xml:space="preserve">đề xuất nâng cấp/khoảng trống còn lại.</w:t>
+        <w:t>đề xuất nâng cấp/khoảng trống còn lại.</w:t>
       </w:r>
     </w:p>
     <w:p>
@@ -243,7 +244,8 @@
         <w:pStyle w:val="Heading1"/>
       </w:pPr>
       <w:r>
-        <w:t xml:space="preserve">A. Chức năng phía Khách hàng</w:t>
+        <w:lastRenderedPageBreak/>
+        <w:t>A. Chức năng phía Khách hàng</w:t>
       </w:r>
     </w:p>
     <w:p>
@@ -251,7 +253,7 @@
         <w:pStyle w:val="Heading2"/>
       </w:pPr>
       <w:r>
-        <w:t xml:space="preserve">A.1. Tài khoản &amp; xác thực</w:t>
+        <w:t>A.1. Tài khoản &amp; xác thực</w:t>
       </w:r>
     </w:p>
     <w:p>
@@ -259,12 +261,12 @@
         <w:pStyle w:val="Heading3"/>
       </w:pPr>
       <w:r>
-        <w:t xml:space="preserve">A.1.1. Đăng ký tài khoản</w:t>
-      </w:r>
-    </w:p>
-    <w:p>
-      <w:pPr>
-        <w:spacing w:after="70" w:line="270"/>
+        <w:t>A.1.1. Đăng ký tài khoản</w:t>
+      </w:r>
+    </w:p>
+    <w:p>
+      <w:pPr>
+        <w:spacing w:after="70" w:line="270" w:lineRule="auto"/>
         <w:ind w:left="220"/>
       </w:pPr>
       <w:r>
@@ -276,12 +278,12 @@
         <w:t xml:space="preserve">Mục đích: </w:t>
       </w:r>
       <w:r>
-        <w:t xml:space="preserve">Cho phép khách tạo tài khoản để đặt vé và tích điểm.</w:t>
-      </w:r>
-    </w:p>
-    <w:p>
-      <w:pPr>
-        <w:spacing w:after="70" w:line="270"/>
+        <w:t>Cho phép khách tạo tài khoản để đặt vé và tích điểm.</w:t>
+      </w:r>
+    </w:p>
+    <w:p>
+      <w:pPr>
+        <w:spacing w:after="70" w:line="270" w:lineRule="auto"/>
         <w:ind w:left="220"/>
       </w:pPr>
       <w:r>
@@ -293,12 +295,12 @@
         <w:t xml:space="preserve">Tác dụng: </w:t>
       </w:r>
       <w:r>
-        <w:t xml:space="preserve">Mỗi khách có hồ sơ riêng, lưu lịch sử đơn, điểm thưởng, voucher.</w:t>
-      </w:r>
-    </w:p>
-    <w:p>
-      <w:pPr>
-        <w:spacing w:after="70" w:line="270"/>
+        <w:t>Mỗi khách có hồ sơ riêng, lưu lịch sử đơn, điểm thưởng, voucher.</w:t>
+      </w:r>
+    </w:p>
+    <w:p>
+      <w:pPr>
+        <w:spacing w:after="70" w:line="270" w:lineRule="auto"/>
         <w:ind w:left="220"/>
       </w:pPr>
       <w:r>
@@ -310,12 +312,12 @@
         <w:t xml:space="preserve">Vai trò &amp; ý nghĩa: </w:t>
       </w:r>
       <w:r>
-        <w:t xml:space="preserve">Cổng vào hệ thống loyalty; tạo User vai trò CUSTOMER + hồ sơ Customer.</w:t>
-      </w:r>
-    </w:p>
-    <w:p>
-      <w:pPr>
-        <w:spacing w:after="70" w:line="270"/>
+        <w:t>Cổng vào hệ thống loyalty; tạo User vai trò CUSTOMER + hồ sơ Customer.</w:t>
+      </w:r>
+    </w:p>
+    <w:p>
+      <w:pPr>
+        <w:spacing w:after="70" w:line="270" w:lineRule="auto"/>
         <w:ind w:left="220"/>
       </w:pPr>
       <w:r>
@@ -327,12 +329,18 @@
         <w:t xml:space="preserve">Đã làm được: </w:t>
       </w:r>
       <w:r>
-        <w:t xml:space="preserve">Đăng ký hoạt động thật, băm mật khẩu BCrypt, khởi tạo hồ sơ + điểm; backfill Customer cho user thiếu.</w:t>
-      </w:r>
-    </w:p>
-    <w:p>
-      <w:pPr>
-        <w:spacing w:after="70" w:line="270"/>
+        <w:t>Đăng ký hoạt động thật, băm mật khẩ</w:t>
+      </w:r>
+      <w:r>
+        <w:t>u</w:t>
+      </w:r>
+      <w:r>
+        <w:t>, khởi tạo hồ sơ + điểm; backfill Customer cho user thiếu.</w:t>
+      </w:r>
+    </w:p>
+    <w:p>
+      <w:pPr>
+        <w:spacing w:after="70" w:line="270" w:lineRule="auto"/>
         <w:ind w:left="220"/>
       </w:pPr>
       <w:r>
@@ -344,7 +352,7 @@
         <w:t xml:space="preserve">Nên bổ sung / hoàn thiện: </w:t>
       </w:r>
       <w:r>
-        <w:t xml:space="preserve">Xác minh email/OTP, kiểm tra độ mạnh mật khẩu ngay khi đăng ký, chống đăng ký spam (captcha/rate-limit).</w:t>
+        <w:t>Xác minh email/OTP, kiểm tra độ mạnh mật khẩu ngay khi đăng ký, chống đăng ký spam (captcha/rate-limit).</w:t>
       </w:r>
     </w:p>
     <w:p>
@@ -352,12 +360,12 @@
         <w:pStyle w:val="Heading3"/>
       </w:pPr>
       <w:r>
-        <w:t xml:space="preserve">A.1.2. Đăng nhập / Đăng xuất (JWT)</w:t>
-      </w:r>
-    </w:p>
-    <w:p>
-      <w:pPr>
-        <w:spacing w:after="70" w:line="270"/>
+        <w:t>A.1.2. Đăng nhập / Đăng xuất (JWT)</w:t>
+      </w:r>
+    </w:p>
+    <w:p>
+      <w:pPr>
+        <w:spacing w:after="70" w:line="270" w:lineRule="auto"/>
         <w:ind w:left="220"/>
       </w:pPr>
       <w:r>
@@ -369,12 +377,12 @@
         <w:t xml:space="preserve">Mục đích: </w:t>
       </w:r>
       <w:r>
-        <w:t xml:space="preserve">Xác thực danh tính khách và duy trì phiên đăng nhập an toàn.</w:t>
-      </w:r>
-    </w:p>
-    <w:p>
-      <w:pPr>
-        <w:spacing w:after="70" w:line="270"/>
+        <w:t>Xác thực danh tính khách và duy trì phiên đăng nhập an toàn.</w:t>
+      </w:r>
+    </w:p>
+    <w:p>
+      <w:pPr>
+        <w:spacing w:after="70" w:line="270" w:lineRule="auto"/>
         <w:ind w:left="220"/>
       </w:pPr>
       <w:r>
@@ -386,12 +394,12 @@
         <w:t xml:space="preserve">Tác dụng: </w:t>
       </w:r>
       <w:r>
-        <w:t xml:space="preserve">Truy cập các tính năng cá nhân (đặt vé, voucher, thông báo); đăng xuất xoá token thật.</w:t>
-      </w:r>
-    </w:p>
-    <w:p>
-      <w:pPr>
-        <w:spacing w:after="70" w:line="270"/>
+        <w:t>Truy cập các tính năng cá nhân (đặt vé, voucher, thông báo); đăng xuất xoá token thật.</w:t>
+      </w:r>
+    </w:p>
+    <w:p>
+      <w:pPr>
+        <w:spacing w:after="70" w:line="270" w:lineRule="auto"/>
         <w:ind w:left="220"/>
       </w:pPr>
       <w:r>
@@ -403,12 +411,12 @@
         <w:t xml:space="preserve">Vai trò &amp; ý nghĩa: </w:t>
       </w:r>
       <w:r>
-        <w:t xml:space="preserve">Nền tảng bảo mật toàn hệ thống; token mang vai trò để phân quyền.</w:t>
-      </w:r>
-    </w:p>
-    <w:p>
-      <w:pPr>
-        <w:spacing w:after="70" w:line="270"/>
+        <w:t>Nền tảng bảo mật toàn hệ thống; token mang vai trò để phân quyền.</w:t>
+      </w:r>
+    </w:p>
+    <w:p>
+      <w:pPr>
+        <w:spacing w:after="70" w:line="270" w:lineRule="auto"/>
         <w:ind w:left="220"/>
       </w:pPr>
       <w:r>
@@ -420,12 +428,12 @@
         <w:t xml:space="preserve">Đã làm được: </w:t>
       </w:r>
       <w:r>
-        <w:t xml:space="preserve">Cấp JWT hạn 24h, axios interceptor tự gắn token + tự đăng xuất khi 401, ghi log LOGIN.</w:t>
-      </w:r>
-    </w:p>
-    <w:p>
-      <w:pPr>
-        <w:spacing w:after="70" w:line="270"/>
+        <w:t>Cấp JWT hạn 24h, axios interceptor tự gắn token + tự đăng xuất khi 401, ghi log LOGIN.</w:t>
+      </w:r>
+    </w:p>
+    <w:p>
+      <w:pPr>
+        <w:spacing w:after="70" w:line="270" w:lineRule="auto"/>
         <w:ind w:left="220"/>
       </w:pPr>
       <w:r>
@@ -437,7 +445,7 @@
         <w:t xml:space="preserve">Nên bổ sung / hoàn thiện: </w:t>
       </w:r>
       <w:r>
-        <w:t xml:space="preserve">Refresh token + tự gia hạn, đăng nhập Google (OAuth), cảnh báo token sắp hết hạn thay vì văng đột ngột.</w:t>
+        <w:t>Refresh token + tự gia hạn, đăng nhập Google (OAuth), cảnh báo token sắp hết hạn thay vì văng đột ngột.</w:t>
       </w:r>
     </w:p>
     <w:p>
@@ -445,7 +453,7 @@
         <w:pStyle w:val="Heading2"/>
       </w:pPr>
       <w:r>
-        <w:t xml:space="preserve">A.2. Khám phá phim &amp; rạp</w:t>
+        <w:t>A.2. Khám phá phim &amp; rạp</w:t>
       </w:r>
     </w:p>
     <w:p>
@@ -453,12 +461,12 @@
         <w:pStyle w:val="Heading3"/>
       </w:pPr>
       <w:r>
-        <w:t xml:space="preserve">A.2.1. Trang chủ (Banner hero)</w:t>
-      </w:r>
-    </w:p>
-    <w:p>
-      <w:pPr>
-        <w:spacing w:after="70" w:line="270"/>
+        <w:t>A.2.1. Trang chủ (Banner hero)</w:t>
+      </w:r>
+    </w:p>
+    <w:p>
+      <w:pPr>
+        <w:spacing w:after="70" w:line="270" w:lineRule="auto"/>
         <w:ind w:left="220"/>
       </w:pPr>
       <w:r>
@@ -470,12 +478,12 @@
         <w:t xml:space="preserve">Mục đích: </w:t>
       </w:r>
       <w:r>
-        <w:t xml:space="preserve">Giới thiệu phim nổi bật và điều hướng nhanh tới đặt vé.</w:t>
-      </w:r>
-    </w:p>
-    <w:p>
-      <w:pPr>
-        <w:spacing w:after="70" w:line="270"/>
+        <w:t>Giới thiệu phim nổi bật và điều hướng nhanh tới đặt vé.</w:t>
+      </w:r>
+    </w:p>
+    <w:p>
+      <w:pPr>
+        <w:spacing w:after="70" w:line="270" w:lineRule="auto"/>
         <w:ind w:left="220"/>
       </w:pPr>
       <w:r>
@@ -487,12 +495,12 @@
         <w:t xml:space="preserve">Tác dụng: </w:t>
       </w:r>
       <w:r>
-        <w:t xml:space="preserve">Tăng chuyển đổi: banner ảnh/theo phim + trailer nền + nút mua vé.</w:t>
-      </w:r>
-    </w:p>
-    <w:p>
-      <w:pPr>
-        <w:spacing w:after="70" w:line="270"/>
+        <w:t>Tăng chuyển đổi: banner ảnh/theo phim + trailer nền + nút mua vé.</w:t>
+      </w:r>
+    </w:p>
+    <w:p>
+      <w:pPr>
+        <w:spacing w:after="70" w:line="270" w:lineRule="auto"/>
         <w:ind w:left="220"/>
       </w:pPr>
       <w:r>
@@ -504,12 +512,12 @@
         <w:t xml:space="preserve">Vai trò &amp; ý nghĩa: </w:t>
       </w:r>
       <w:r>
-        <w:t xml:space="preserve">Mặt tiền thương hiệu; điểm chạm đầu tiên của khách.</w:t>
-      </w:r>
-    </w:p>
-    <w:p>
-      <w:pPr>
-        <w:spacing w:after="70" w:line="270"/>
+        <w:t>Mặt tiền thương hiệu; điểm chạm đầu tiên của khách.</w:t>
+      </w:r>
+    </w:p>
+    <w:p>
+      <w:pPr>
+        <w:spacing w:after="70" w:line="270" w:lineRule="auto"/>
         <w:ind w:left="220"/>
       </w:pPr>
       <w:r>
@@ -521,12 +529,12 @@
         <w:t xml:space="preserve">Đã làm được: </w:t>
       </w:r>
       <w:r>
-        <w:t xml:space="preserve">Carousel từ banner đang bật; banner theo phim tự dựng + tự gắn link chi tiết phim; trailer modal tái dùng.</w:t>
-      </w:r>
-    </w:p>
-    <w:p>
-      <w:pPr>
-        <w:spacing w:after="70" w:line="270"/>
+        <w:t>Carousel từ banner đang bật; banner theo phim tự dựng + tự gắn link chi tiết phim; trailer modal tái dùng.</w:t>
+      </w:r>
+    </w:p>
+    <w:p>
+      <w:pPr>
+        <w:spacing w:after="70" w:line="270" w:lineRule="auto"/>
         <w:ind w:left="220"/>
       </w:pPr>
       <w:r>
@@ -538,7 +546,7 @@
         <w:t xml:space="preserve">Nên bổ sung / hoàn thiện: </w:t>
       </w:r>
       <w:r>
-        <w:t xml:space="preserve">Cá nhân hoá gợi ý theo lịch sử xem; lazy-load ảnh để tối ưu tốc độ.</w:t>
+        <w:t>Cá nhân hoá gợi ý theo lịch sử xem; lazy-load ảnh để tối ưu tốc độ.</w:t>
       </w:r>
     </w:p>
     <w:p>
@@ -546,12 +554,12 @@
         <w:pStyle w:val="Heading3"/>
       </w:pPr>
       <w:r>
-        <w:t xml:space="preserve">A.2.2. Danh sách phim (đang/sắp chiếu)</w:t>
-      </w:r>
-    </w:p>
-    <w:p>
-      <w:pPr>
-        <w:spacing w:after="70" w:line="270"/>
+        <w:t>A.2.2. Danh sách phim (đang/sắp chiếu)</w:t>
+      </w:r>
+    </w:p>
+    <w:p>
+      <w:pPr>
+        <w:spacing w:after="70" w:line="270" w:lineRule="auto"/>
         <w:ind w:left="220"/>
       </w:pPr>
       <w:r>
@@ -563,12 +571,12 @@
         <w:t xml:space="preserve">Mục đích: </w:t>
       </w:r>
       <w:r>
-        <w:t xml:space="preserve">Liệt kê phim theo trạng thái để khách lựa chọn.</w:t>
-      </w:r>
-    </w:p>
-    <w:p>
-      <w:pPr>
-        <w:spacing w:after="70" w:line="270"/>
+        <w:t>Liệt kê phim theo trạng thái để khách lựa chọn.</w:t>
+      </w:r>
+    </w:p>
+    <w:p>
+      <w:pPr>
+        <w:spacing w:after="70" w:line="270" w:lineRule="auto"/>
         <w:ind w:left="220"/>
       </w:pPr>
       <w:r>
@@ -580,12 +588,12 @@
         <w:t xml:space="preserve">Tác dụng: </w:t>
       </w:r>
       <w:r>
-        <w:t xml:space="preserve">Khách nắm nhanh phim có thể đặt vé hoặc sắp ra mắt.</w:t>
-      </w:r>
-    </w:p>
-    <w:p>
-      <w:pPr>
-        <w:spacing w:after="70" w:line="270"/>
+        <w:t>Khách nắm nhanh phim có thể đặt vé hoặc sắp ra mắt.</w:t>
+      </w:r>
+    </w:p>
+    <w:p>
+      <w:pPr>
+        <w:spacing w:after="70" w:line="270" w:lineRule="auto"/>
         <w:ind w:left="220"/>
       </w:pPr>
       <w:r>
@@ -597,12 +605,12 @@
         <w:t xml:space="preserve">Vai trò &amp; ý nghĩa: </w:t>
       </w:r>
       <w:r>
-        <w:t xml:space="preserve">Danh mục sản phẩm chính của rạp.</w:t>
-      </w:r>
-    </w:p>
-    <w:p>
-      <w:pPr>
-        <w:spacing w:after="70" w:line="270"/>
+        <w:t>Danh mục sản phẩm chính của rạp.</w:t>
+      </w:r>
+    </w:p>
+    <w:p>
+      <w:pPr>
+        <w:spacing w:after="70" w:line="270" w:lineRule="auto"/>
         <w:ind w:left="220"/>
       </w:pPr>
       <w:r>
@@ -614,12 +622,12 @@
         <w:t xml:space="preserve">Đã làm được: </w:t>
       </w:r>
       <w:r>
-        <w:t xml:space="preserve">Endpoint now-showing/upcoming lọc theo status; ẩn phim archived khỏi trang công khai.</w:t>
-      </w:r>
-    </w:p>
-    <w:p>
-      <w:pPr>
-        <w:spacing w:after="70" w:line="270"/>
+        <w:t>Endpoint now-showing/upcoming lọc theo status; ẩn phim archived khỏi trang công khai.</w:t>
+      </w:r>
+    </w:p>
+    <w:p>
+      <w:pPr>
+        <w:spacing w:after="70" w:line="270" w:lineRule="auto"/>
         <w:ind w:left="220"/>
       </w:pPr>
       <w:r>
@@ -628,10 +636,11 @@
           <w:bCs/>
           <w:color w:val="B45309"/>
         </w:rPr>
+        <w:lastRenderedPageBreak/>
         <w:t xml:space="preserve">Nên bổ sung / hoàn thiện: </w:t>
       </w:r>
       <w:r>
-        <w:t xml:space="preserve">Bộ lọc theo thể loại/định dạng/độ tuổi, sắp xếp (mới nhất/đánh giá cao), phân trang.</w:t>
+        <w:t>Bộ lọc theo thể loại/định dạng/độ tuổi, sắp xếp (mới nhất/đánh giá cao), phân trang.</w:t>
       </w:r>
     </w:p>
     <w:p>
@@ -639,12 +648,12 @@
         <w:pStyle w:val="Heading3"/>
       </w:pPr>
       <w:r>
-        <w:t xml:space="preserve">A.2.3. Lịch chiếu</w:t>
-      </w:r>
-    </w:p>
-    <w:p>
-      <w:pPr>
-        <w:spacing w:after="70" w:line="270"/>
+        <w:t>A.2.3. Lịch chiếu</w:t>
+      </w:r>
+    </w:p>
+    <w:p>
+      <w:pPr>
+        <w:spacing w:after="70" w:line="270" w:lineRule="auto"/>
         <w:ind w:left="220"/>
       </w:pPr>
       <w:r>
@@ -656,12 +665,12 @@
         <w:t xml:space="preserve">Mục đích: </w:t>
       </w:r>
       <w:r>
-        <w:t xml:space="preserve">Cho khách xem suất chiếu theo phim/ngày/rạp.</w:t>
-      </w:r>
-    </w:p>
-    <w:p>
-      <w:pPr>
-        <w:spacing w:after="70" w:line="270"/>
+        <w:t>Cho khách xem suất chiếu theo phim/ngày/rạp.</w:t>
+      </w:r>
+    </w:p>
+    <w:p>
+      <w:pPr>
+        <w:spacing w:after="70" w:line="270" w:lineRule="auto"/>
         <w:ind w:left="220"/>
       </w:pPr>
       <w:r>
@@ -673,12 +682,12 @@
         <w:t xml:space="preserve">Tác dụng: </w:t>
       </w:r>
       <w:r>
-        <w:t xml:space="preserve">Chọn đúng suất phù hợp thời gian và địa điểm.</w:t>
-      </w:r>
-    </w:p>
-    <w:p>
-      <w:pPr>
-        <w:spacing w:after="70" w:line="270"/>
+        <w:t>Chọn đúng suất phù hợp thời gian và địa điểm.</w:t>
+      </w:r>
+    </w:p>
+    <w:p>
+      <w:pPr>
+        <w:spacing w:after="70" w:line="270" w:lineRule="auto"/>
         <w:ind w:left="220"/>
       </w:pPr>
       <w:r>
@@ -690,12 +699,12 @@
         <w:t xml:space="preserve">Vai trò &amp; ý nghĩa: </w:t>
       </w:r>
       <w:r>
-        <w:t xml:space="preserve">Cầu nối giữa duyệt phim và đặt vé.</w:t>
-      </w:r>
-    </w:p>
-    <w:p>
-      <w:pPr>
-        <w:spacing w:after="70" w:line="270"/>
+        <w:t>Cầu nối giữa duyệt phim và đặt vé.</w:t>
+      </w:r>
+    </w:p>
+    <w:p>
+      <w:pPr>
+        <w:spacing w:after="70" w:line="270" w:lineRule="auto"/>
         <w:ind w:left="220"/>
       </w:pPr>
       <w:r>
@@ -707,12 +716,12 @@
         <w:t xml:space="preserve">Đã làm được: </w:t>
       </w:r>
       <w:r>
-        <w:t xml:space="preserve">Hiển thị suất nhóm theo phim/ngày; bấm suất chuyển sang đặt vé.</w:t>
-      </w:r>
-    </w:p>
-    <w:p>
-      <w:pPr>
-        <w:spacing w:after="70" w:line="270"/>
+        <w:t>Hiển thị suất nhóm theo phim/ngày; bấm suất chuyển sang đặt vé.</w:t>
+      </w:r>
+    </w:p>
+    <w:p>
+      <w:pPr>
+        <w:spacing w:after="70" w:line="270" w:lineRule="auto"/>
         <w:ind w:left="220"/>
       </w:pPr>
       <w:r>
@@ -724,7 +733,7 @@
         <w:t xml:space="preserve">Nên bổ sung / hoàn thiện: </w:t>
       </w:r>
       <w:r>
-        <w:t xml:space="preserve">Lọc theo định dạng/khung giờ; hiển thị số ghế trống còn lại theo suất.</w:t>
+        <w:t>Lọc theo định dạng/khung giờ; hiển thị số ghế trống còn lại theo suất.</w:t>
       </w:r>
     </w:p>
     <w:p>
@@ -732,12 +741,12 @@
         <w:pStyle w:val="Heading3"/>
       </w:pPr>
       <w:r>
-        <w:t xml:space="preserve">A.2.4. Hệ thống rạp &amp; Chi tiết cụm rạp</w:t>
-      </w:r>
-    </w:p>
-    <w:p>
-      <w:pPr>
-        <w:spacing w:after="70" w:line="270"/>
+        <w:t>A.2.4. Hệ thống rạp &amp; Chi tiết cụm rạp</w:t>
+      </w:r>
+    </w:p>
+    <w:p>
+      <w:pPr>
+        <w:spacing w:after="70" w:line="270" w:lineRule="auto"/>
         <w:ind w:left="220"/>
       </w:pPr>
       <w:r>
@@ -749,12 +758,12 @@
         <w:t xml:space="preserve">Mục đích: </w:t>
       </w:r>
       <w:r>
-        <w:t xml:space="preserve">Giới thiệu các cơ sở và thông tin từng cụm rạp.</w:t>
-      </w:r>
-    </w:p>
-    <w:p>
-      <w:pPr>
-        <w:spacing w:after="70" w:line="270"/>
+        <w:t>Giới thiệu các cơ sở và thông tin từng cụm rạp.</w:t>
+      </w:r>
+    </w:p>
+    <w:p>
+      <w:pPr>
+        <w:spacing w:after="70" w:line="270" w:lineRule="auto"/>
         <w:ind w:left="220"/>
       </w:pPr>
       <w:r>
@@ -766,12 +775,12 @@
         <w:t xml:space="preserve">Tác dụng: </w:t>
       </w:r>
       <w:r>
-        <w:t xml:space="preserve">Khách chọn rạp thuận tiện, xem tiện ích, bản đồ, lịch chiếu theo rạp.</w:t>
-      </w:r>
-    </w:p>
-    <w:p>
-      <w:pPr>
-        <w:spacing w:after="70" w:line="270"/>
+        <w:t>Khách chọn rạp thuận tiện, xem tiện ích, bản đồ, lịch chiếu theo rạp.</w:t>
+      </w:r>
+    </w:p>
+    <w:p>
+      <w:pPr>
+        <w:spacing w:after="70" w:line="270" w:lineRule="auto"/>
         <w:ind w:left="220"/>
       </w:pPr>
       <w:r>
@@ -783,12 +792,12 @@
         <w:t xml:space="preserve">Vai trò &amp; ý nghĩa: </w:t>
       </w:r>
       <w:r>
-        <w:t xml:space="preserve">Mở rộng hiện diện đa cơ sở; gắn suất chiếu với địa điểm.</w:t>
-      </w:r>
-    </w:p>
-    <w:p>
-      <w:pPr>
-        <w:spacing w:after="70" w:line="270"/>
+        <w:t>Mở rộng hiện diện đa cơ sở; gắn suất chiếu với địa điểm.</w:t>
+      </w:r>
+    </w:p>
+    <w:p>
+      <w:pPr>
+        <w:spacing w:after="70" w:line="270" w:lineRule="auto"/>
         <w:ind w:left="220"/>
       </w:pPr>
       <w:r>
@@ -800,12 +809,12 @@
         <w:t xml:space="preserve">Đã làm được: </w:t>
       </w:r>
       <w:r>
-        <w:t xml:space="preserve">Danh sách + tìm theo tên; chi tiết rạp có bản đồ Google embed, tiện ích, lịch chiếu lọc theo cơ sở.</w:t>
-      </w:r>
-    </w:p>
-    <w:p>
-      <w:pPr>
-        <w:spacing w:after="70" w:line="270"/>
+        <w:t>Danh sách + tìm theo tên; chi tiết rạp có bản đồ Google embed, tiện ích, lịch chiếu lọc theo cơ sở.</w:t>
+      </w:r>
+    </w:p>
+    <w:p>
+      <w:pPr>
+        <w:spacing w:after="70" w:line="270" w:lineRule="auto"/>
         <w:ind w:left="220"/>
       </w:pPr>
       <w:r>
@@ -817,7 +826,7 @@
         <w:t xml:space="preserve">Nên bổ sung / hoàn thiện: </w:t>
       </w:r>
       <w:r>
-        <w:t xml:space="preserve">Tìm rạp gần nhất theo vị trí (GPS), đánh giá rạp, ảnh thực tế nhiều hơn.</w:t>
+        <w:t>Tìm rạp gần nhất theo vị trí (GPS), đánh giá rạp, ảnh thực tế nhiều hơn.</w:t>
       </w:r>
     </w:p>
     <w:p>
@@ -825,12 +834,12 @@
         <w:pStyle w:val="Heading3"/>
       </w:pPr>
       <w:r>
-        <w:t xml:space="preserve">A.2.5. Chi tiết phim &amp; Trailer</w:t>
-      </w:r>
-    </w:p>
-    <w:p>
-      <w:pPr>
-        <w:spacing w:after="70" w:line="270"/>
+        <w:t>A.2.5. Chi tiết phim &amp; Trailer</w:t>
+      </w:r>
+    </w:p>
+    <w:p>
+      <w:pPr>
+        <w:spacing w:after="70" w:line="270" w:lineRule="auto"/>
         <w:ind w:left="220"/>
       </w:pPr>
       <w:r>
@@ -842,12 +851,12 @@
         <w:t xml:space="preserve">Mục đích: </w:t>
       </w:r>
       <w:r>
-        <w:t xml:space="preserve">Cung cấp đầy đủ thông tin để khách quyết định xem phim.</w:t>
-      </w:r>
-    </w:p>
-    <w:p>
-      <w:pPr>
-        <w:spacing w:after="70" w:line="270"/>
+        <w:t>Cung cấp đầy đủ thông tin để khách quyết định xem phim.</w:t>
+      </w:r>
+    </w:p>
+    <w:p>
+      <w:pPr>
+        <w:spacing w:after="70" w:line="270" w:lineRule="auto"/>
         <w:ind w:left="220"/>
       </w:pPr>
       <w:r>
@@ -859,12 +868,12 @@
         <w:t xml:space="preserve">Tác dụng: </w:t>
       </w:r>
       <w:r>
-        <w:t xml:space="preserve">Synopsis, đạo diễn/diễn viên, độ tuổi, trailer, lịch chiếu theo cụm rạp.</w:t>
-      </w:r>
-    </w:p>
-    <w:p>
-      <w:pPr>
-        <w:spacing w:after="70" w:line="270"/>
+        <w:t>Synopsis, đạo diễn/diễn viên, độ tuổi, trailer, lịch chiếu theo cụm rạp.</w:t>
+      </w:r>
+    </w:p>
+    <w:p>
+      <w:pPr>
+        <w:spacing w:after="70" w:line="270" w:lineRule="auto"/>
         <w:ind w:left="220"/>
       </w:pPr>
       <w:r>
@@ -876,12 +885,12 @@
         <w:t xml:space="preserve">Vai trò &amp; ý nghĩa: </w:t>
       </w:r>
       <w:r>
-        <w:t xml:space="preserve">Trang quyết định chuyển đổi cao trước khi đặt vé.</w:t>
-      </w:r>
-    </w:p>
-    <w:p>
-      <w:pPr>
-        <w:spacing w:after="70" w:line="270"/>
+        <w:t>Trang quyết định chuyển đổi cao trước khi đặt vé.</w:t>
+      </w:r>
+    </w:p>
+    <w:p>
+      <w:pPr>
+        <w:spacing w:after="70" w:line="270" w:lineRule="auto"/>
         <w:ind w:left="220"/>
       </w:pPr>
       <w:r>
@@ -893,12 +902,12 @@
         <w:t xml:space="preserve">Đã làm được: </w:t>
       </w:r>
       <w:r>
-        <w:t xml:space="preserve">Synopsis thu/mở, trailer modal, lọc lịch theo cụm rạp; bỏ dữ liệu mock, có trạng thái lỗi.</w:t>
-      </w:r>
-    </w:p>
-    <w:p>
-      <w:pPr>
-        <w:spacing w:after="70" w:line="270"/>
+        <w:t>Synopsis thu/mở, trailer modal, lọc lịch theo cụm rạp; bỏ dữ liệu mock, có trạng thái lỗi.</w:t>
+      </w:r>
+    </w:p>
+    <w:p>
+      <w:pPr>
+        <w:spacing w:after="70" w:line="270" w:lineRule="auto"/>
         <w:ind w:left="220"/>
       </w:pPr>
       <w:r>
@@ -910,7 +919,7 @@
         <w:t xml:space="preserve">Nên bổ sung / hoàn thiện: </w:t>
       </w:r>
       <w:r>
-        <w:t xml:space="preserve">Phim liên quan/gợi ý, chia sẻ mạng xã hội, hiển thị điểm đánh giá trung bình nổi bật.</w:t>
+        <w:t>Phim liên quan/gợi ý, chia sẻ mạng xã hội, hiển thị điểm đánh giá trung bình nổi bật.</w:t>
       </w:r>
     </w:p>
     <w:p>
@@ -918,12 +927,12 @@
         <w:pStyle w:val="Heading3"/>
       </w:pPr>
       <w:r>
-        <w:t xml:space="preserve">A.2.6. Đánh giá phim (sao + bình luận)</w:t>
-      </w:r>
-    </w:p>
-    <w:p>
-      <w:pPr>
-        <w:spacing w:after="70" w:line="270"/>
+        <w:t>A.2.6. Đánh giá phim (sao + bình luận)</w:t>
+      </w:r>
+    </w:p>
+    <w:p>
+      <w:pPr>
+        <w:spacing w:after="70" w:line="270" w:lineRule="auto"/>
         <w:ind w:left="220"/>
       </w:pPr>
       <w:r>
@@ -935,12 +944,12 @@
         <w:t xml:space="preserve">Mục đích: </w:t>
       </w:r>
       <w:r>
-        <w:t xml:space="preserve">Thu thập phản hồi của khách về phim.</w:t>
-      </w:r>
-    </w:p>
-    <w:p>
-      <w:pPr>
-        <w:spacing w:after="70" w:line="270"/>
+        <w:t>Thu thập phản hồi của khách về phim.</w:t>
+      </w:r>
+    </w:p>
+    <w:p>
+      <w:pPr>
+        <w:spacing w:after="70" w:line="270" w:lineRule="auto"/>
         <w:ind w:left="220"/>
       </w:pPr>
       <w:r>
@@ -952,12 +961,12 @@
         <w:t xml:space="preserve">Tác dụng: </w:t>
       </w:r>
       <w:r>
-        <w:t xml:space="preserve">Tạo niềm tin cho khách khác; phản hồi chất lượng nội dung.</w:t>
-      </w:r>
-    </w:p>
-    <w:p>
-      <w:pPr>
-        <w:spacing w:after="70" w:line="270"/>
+        <w:t>Tạo niềm tin cho khách khác; phản hồi chất lượng nội dung.</w:t>
+      </w:r>
+    </w:p>
+    <w:p>
+      <w:pPr>
+        <w:spacing w:after="70" w:line="270" w:lineRule="auto"/>
         <w:ind w:left="220"/>
       </w:pPr>
       <w:r>
@@ -969,12 +978,12 @@
         <w:t xml:space="preserve">Vai trò &amp; ý nghĩa: </w:t>
       </w:r>
       <w:r>
-        <w:t xml:space="preserve">Yếu tố social proof, tăng tương tác cộng đồng.</w:t>
-      </w:r>
-    </w:p>
-    <w:p>
-      <w:pPr>
-        <w:spacing w:after="70" w:line="270"/>
+        <w:t>Yếu tố social proof, tăng tương tác cộng đồng.</w:t>
+      </w:r>
+    </w:p>
+    <w:p>
+      <w:pPr>
+        <w:spacing w:after="70" w:line="270" w:lineRule="auto"/>
         <w:ind w:left="220"/>
       </w:pPr>
       <w:r>
@@ -986,12 +995,12 @@
         <w:t xml:space="preserve">Đã làm được: </w:t>
       </w:r>
       <w:r>
-        <w:t xml:space="preserve">Upsert 1 đánh giá/khách/phim; GET công khai; hiển thị sao + nhận xét.</w:t>
-      </w:r>
-    </w:p>
-    <w:p>
-      <w:pPr>
-        <w:spacing w:after="70" w:line="270"/>
+        <w:t>Upsert 1 đánh giá/khách/phim; GET công khai; hiển thị sao + nhận xét.</w:t>
+      </w:r>
+    </w:p>
+    <w:p>
+      <w:pPr>
+        <w:spacing w:after="70" w:line="270" w:lineRule="auto"/>
         <w:ind w:left="220"/>
       </w:pPr>
       <w:r>
@@ -1003,7 +1012,7 @@
         <w:t xml:space="preserve">Nên bổ sung / hoàn thiện: </w:t>
       </w:r>
       <w:r>
-        <w:t xml:space="preserve">Kiểm duyệt bình luận, lọc theo điểm, chỉ cho đánh giá khi đã mua vé, hiển thị phân phối sao.</w:t>
+        <w:t>Kiểm duyệt bình luận, lọc theo điểm, chỉ cho đánh giá khi đã mua vé, hiển thị phân phối sao.</w:t>
       </w:r>
     </w:p>
     <w:p>
@@ -1011,12 +1020,12 @@
         <w:pStyle w:val="Heading3"/>
       </w:pPr>
       <w:r>
-        <w:t xml:space="preserve">A.2.7. Tìm kiếm phim</w:t>
-      </w:r>
-    </w:p>
-    <w:p>
-      <w:pPr>
-        <w:spacing w:after="70" w:line="270"/>
+        <w:t>A.2.7. Tìm kiếm phim</w:t>
+      </w:r>
+    </w:p>
+    <w:p>
+      <w:pPr>
+        <w:spacing w:after="70" w:line="270" w:lineRule="auto"/>
         <w:ind w:left="220"/>
       </w:pPr>
       <w:r>
@@ -1028,12 +1037,12 @@
         <w:t xml:space="preserve">Mục đích: </w:t>
       </w:r>
       <w:r>
-        <w:t xml:space="preserve">Tìm nhanh phim theo từ khoá.</w:t>
-      </w:r>
-    </w:p>
-    <w:p>
-      <w:pPr>
-        <w:spacing w:after="70" w:line="270"/>
+        <w:t>Tìm nhanh phim theo từ khoá.</w:t>
+      </w:r>
+    </w:p>
+    <w:p>
+      <w:pPr>
+        <w:spacing w:after="70" w:line="270" w:lineRule="auto"/>
         <w:ind w:left="220"/>
       </w:pPr>
       <w:r>
@@ -1045,12 +1054,12 @@
         <w:t xml:space="preserve">Tác dụng: </w:t>
       </w:r>
       <w:r>
-        <w:t xml:space="preserve">Rút ngắn thời gian tìm đúng phim cần.</w:t>
-      </w:r>
-    </w:p>
-    <w:p>
-      <w:pPr>
-        <w:spacing w:after="70" w:line="270"/>
+        <w:t>Rút ngắn thời gian tìm đúng phim cần.</w:t>
+      </w:r>
+    </w:p>
+    <w:p>
+      <w:pPr>
+        <w:spacing w:after="70" w:line="270" w:lineRule="auto"/>
         <w:ind w:left="220"/>
       </w:pPr>
       <w:r>
@@ -1062,12 +1071,12 @@
         <w:t xml:space="preserve">Vai trò &amp; ý nghĩa: </w:t>
       </w:r>
       <w:r>
-        <w:t xml:space="preserve">Công cụ điều hướng nhanh toàn site.</w:t>
-      </w:r>
-    </w:p>
-    <w:p>
-      <w:pPr>
-        <w:spacing w:after="70" w:line="270"/>
+        <w:t>Công cụ điều hướng nhanh toàn site.</w:t>
+      </w:r>
+    </w:p>
+    <w:p>
+      <w:pPr>
+        <w:spacing w:after="70" w:line="270" w:lineRule="auto"/>
         <w:ind w:left="220"/>
       </w:pPr>
       <w:r>
@@ -1076,15 +1085,16 @@
           <w:bCs/>
           <w:color w:val="1E7A34"/>
         </w:rPr>
+        <w:lastRenderedPageBreak/>
         <w:t xml:space="preserve">Đã làm được: </w:t>
       </w:r>
       <w:r>
-        <w:t xml:space="preserve">Debounce ~400ms; tìm theo tên/đạo diễn + EXISTS trên thể loại; UI gợi ý lưới phim.</w:t>
-      </w:r>
-    </w:p>
-    <w:p>
-      <w:pPr>
-        <w:spacing w:after="70" w:line="270"/>
+        <w:t>Debounce ~400ms; tìm theo tên/đạo diễn + EXISTS trên thể loại; UI gợi ý lưới phim.</w:t>
+      </w:r>
+    </w:p>
+    <w:p>
+      <w:pPr>
+        <w:spacing w:after="70" w:line="270" w:lineRule="auto"/>
         <w:ind w:left="220"/>
       </w:pPr>
       <w:r>
@@ -1096,7 +1106,7 @@
         <w:t xml:space="preserve">Nên bổ sung / hoàn thiện: </w:t>
       </w:r>
       <w:r>
-        <w:t xml:space="preserve">Gợi ý tự động (autocomplete), tìm theo diễn viên, lịch sử tìm kiếm, sửa lỗi gõ (fuzzy).</w:t>
+        <w:t>Gợi ý tự động (autocomplete), tìm theo diễn viên, lịch sử tìm kiếm, sửa lỗi gõ (fuzzy).</w:t>
       </w:r>
     </w:p>
     <w:p>
@@ -1104,7 +1114,7 @@
         <w:pStyle w:val="Heading2"/>
       </w:pPr>
       <w:r>
-        <w:t xml:space="preserve">A.3. Đặt vé &amp; thanh toán</w:t>
+        <w:t>A.3. Đặt vé &amp; thanh toán</w:t>
       </w:r>
     </w:p>
     <w:p>
@@ -1112,12 +1122,12 @@
         <w:pStyle w:val="Heading3"/>
       </w:pPr>
       <w:r>
-        <w:t xml:space="preserve">A.3.1. Chọn số lượng &amp; chọn ghế (giữ ghế)</w:t>
-      </w:r>
-    </w:p>
-    <w:p>
-      <w:pPr>
-        <w:spacing w:after="70" w:line="270"/>
+        <w:t>A.3.1. Chọn số lượng &amp; chọn ghế (giữ ghế)</w:t>
+      </w:r>
+    </w:p>
+    <w:p>
+      <w:pPr>
+        <w:spacing w:after="70" w:line="270" w:lineRule="auto"/>
         <w:ind w:left="220"/>
       </w:pPr>
       <w:r>
@@ -1129,12 +1139,12 @@
         <w:t xml:space="preserve">Mục đích: </w:t>
       </w:r>
       <w:r>
-        <w:t xml:space="preserve">Cho khách chọn chỗ ngồi trực quan và giữ chỗ tạm thời.</w:t>
-      </w:r>
-    </w:p>
-    <w:p>
-      <w:pPr>
-        <w:spacing w:after="70" w:line="270"/>
+        <w:t>Cho khách chọn chỗ ngồi trực quan và giữ chỗ tạm thời.</w:t>
+      </w:r>
+    </w:p>
+    <w:p>
+      <w:pPr>
+        <w:spacing w:after="70" w:line="270" w:lineRule="auto"/>
         <w:ind w:left="220"/>
       </w:pPr>
       <w:r>
@@ -1146,12 +1156,12 @@
         <w:t xml:space="preserve">Tác dụng: </w:t>
       </w:r>
       <w:r>
-        <w:t xml:space="preserve">Tránh tranh chấp ghế nhờ cơ chế giữ ghế (HOLD) có hạn.</w:t>
-      </w:r>
-    </w:p>
-    <w:p>
-      <w:pPr>
-        <w:spacing w:after="70" w:line="270"/>
+        <w:t>Tránh tranh chấp ghế nhờ cơ chế giữ ghế (HOLD) có hạn.</w:t>
+      </w:r>
+    </w:p>
+    <w:p>
+      <w:pPr>
+        <w:spacing w:after="70" w:line="270" w:lineRule="auto"/>
         <w:ind w:left="220"/>
       </w:pPr>
       <w:r>
@@ -1163,12 +1173,12 @@
         <w:t xml:space="preserve">Vai trò &amp; ý nghĩa: </w:t>
       </w:r>
       <w:r>
-        <w:t xml:space="preserve">Bước lõi của luồng đặt vé; quyết định doanh thu.</w:t>
-      </w:r>
-    </w:p>
-    <w:p>
-      <w:pPr>
-        <w:spacing w:after="70" w:line="270"/>
+        <w:t>Bước lõi của luồng đặt vé; quyết định doanh thu.</w:t>
+      </w:r>
+    </w:p>
+    <w:p>
+      <w:pPr>
+        <w:spacing w:after="70" w:line="270" w:lineRule="auto"/>
         <w:ind w:left="220"/>
       </w:pPr>
       <w:r>
@@ -1180,12 +1190,12 @@
         <w:t xml:space="preserve">Đã làm được: </w:t>
       </w:r>
       <w:r>
-        <w:t xml:space="preserve">Chọn số vé trước; sơ đồ ghế trạng thái trống/bán/giữ; HOLD theo SEAT_HOLD_MINUTES; scheduler tự giải phóng ghế quá hạn; yêu cầu đăng nhập khi rời bước.</w:t>
-      </w:r>
-    </w:p>
-    <w:p>
-      <w:pPr>
-        <w:spacing w:after="70" w:line="270"/>
+        <w:t>Chọn số vé trước; sơ đồ ghế trạng thái trống/bán/giữ; HOLD theo SEAT_HOLD_MINUTES; scheduler tự giải phóng ghế quá hạn; yêu cầu đăng nhập khi rời bước.</w:t>
+      </w:r>
+    </w:p>
+    <w:p>
+      <w:pPr>
+        <w:spacing w:after="70" w:line="270" w:lineRule="auto"/>
         <w:ind w:left="220"/>
       </w:pPr>
       <w:r>
@@ -1197,7 +1207,7 @@
         <w:t xml:space="preserve">Nên bổ sung / hoàn thiện: </w:t>
       </w:r>
       <w:r>
-        <w:t xml:space="preserve">Đồng bộ realtime ghế (WebSocket) để 2 khách không cùng thấy ghế trống; đếm ngược thời gian giữ ghế trên UI.</w:t>
+        <w:t>Đồng bộ realtime ghế (WebSocket) để 2 khách không cùng thấy ghế trống; đếm ngược thời gian giữ ghế trên UI.</w:t>
       </w:r>
     </w:p>
     <w:p>
@@ -1205,12 +1215,12 @@
         <w:pStyle w:val="Heading3"/>
       </w:pPr>
       <w:r>
-        <w:t xml:space="preserve">A.3.2. Chọn combo F&amp;B &amp; loại vé theo ghế</w:t>
-      </w:r>
-    </w:p>
-    <w:p>
-      <w:pPr>
-        <w:spacing w:after="70" w:line="270"/>
+        <w:t>A.3.2. Chọn combo F&amp;B &amp; loại vé theo ghế</w:t>
+      </w:r>
+    </w:p>
+    <w:p>
+      <w:pPr>
+        <w:spacing w:after="70" w:line="270" w:lineRule="auto"/>
         <w:ind w:left="220"/>
       </w:pPr>
       <w:r>
@@ -1222,12 +1232,12 @@
         <w:t xml:space="preserve">Mục đích: </w:t>
       </w:r>
       <w:r>
-        <w:t xml:space="preserve">Bán kèm đồ ăn/nước và áp đúng giá theo đối tượng.</w:t>
-      </w:r>
-    </w:p>
-    <w:p>
-      <w:pPr>
-        <w:spacing w:after="70" w:line="270"/>
+        <w:t>Bán kèm đồ ăn/nước và áp đúng giá theo đối tượng.</w:t>
+      </w:r>
+    </w:p>
+    <w:p>
+      <w:pPr>
+        <w:spacing w:after="70" w:line="270" w:lineRule="auto"/>
         <w:ind w:left="220"/>
       </w:pPr>
       <w:r>
@@ -1239,12 +1249,12 @@
         <w:t xml:space="preserve">Tác dụng: </w:t>
       </w:r>
       <w:r>
-        <w:t xml:space="preserve">Tăng giá trị đơn (upsell); tính giá chính xác theo đối tượng (người lớn/HSSV).</w:t>
-      </w:r>
-    </w:p>
-    <w:p>
-      <w:pPr>
-        <w:spacing w:after="70" w:line="270"/>
+        <w:t>Tăng giá trị đơn (upsell); tính giá chính xác theo đối tượng (người lớn/HSSV).</w:t>
+      </w:r>
+    </w:p>
+    <w:p>
+      <w:pPr>
+        <w:spacing w:after="70" w:line="270" w:lineRule="auto"/>
         <w:ind w:left="220"/>
       </w:pPr>
       <w:r>
@@ -1256,12 +1266,12 @@
         <w:t xml:space="preserve">Vai trò &amp; ý nghĩa: </w:t>
       </w:r>
       <w:r>
-        <w:t xml:space="preserve">Nguồn doanh thu phụ + đầu vào cho trừ kho theo định mức.</w:t>
-      </w:r>
-    </w:p>
-    <w:p>
-      <w:pPr>
-        <w:spacing w:after="70" w:line="270"/>
+        <w:t>Nguồn doanh thu phụ + đầu vào cho trừ kho theo định mức.</w:t>
+      </w:r>
+    </w:p>
+    <w:p>
+      <w:pPr>
+        <w:spacing w:after="70" w:line="270" w:lineRule="auto"/>
         <w:ind w:left="220"/>
       </w:pPr>
       <w:r>
@@ -1273,12 +1283,12 @@
         <w:t xml:space="preserve">Đã làm được: </w:t>
       </w:r>
       <w:r>
-        <w:t xml:space="preserve">Bước combo có ảnh/mô tả thật; chọn loại vé từng ghế; bảng giá trả sẵn để đổi không gọi lại server.</w:t>
-      </w:r>
-    </w:p>
-    <w:p>
-      <w:pPr>
-        <w:spacing w:after="70" w:line="270"/>
+        <w:t>Bước combo có ảnh/mô tả thật; chọn loại vé từng ghế; bảng giá trả sẵn để đổi không gọi lại server.</w:t>
+      </w:r>
+    </w:p>
+    <w:p>
+      <w:pPr>
+        <w:spacing w:after="70" w:line="270" w:lineRule="auto"/>
         <w:ind w:left="220"/>
       </w:pPr>
       <w:r>
@@ -1290,7 +1300,7 @@
         <w:t xml:space="preserve">Nên bổ sung / hoàn thiện: </w:t>
       </w:r>
       <w:r>
-        <w:t xml:space="preserve">Gợi ý combo bán chạy, ưu đãi combo theo số vé; cảnh báo hết hàng combo theo tồn kho.</w:t>
+        <w:t>Gợi ý combo bán chạy, ưu đãi combo theo số vé; cảnh báo hết hàng combo theo tồn kho.</w:t>
       </w:r>
     </w:p>
     <w:p>
@@ -1298,12 +1308,12 @@
         <w:pStyle w:val="Heading3"/>
       </w:pPr>
       <w:r>
-        <w:t xml:space="preserve">A.3.3. Áp voucher khi đặt vé</w:t>
-      </w:r>
-    </w:p>
-    <w:p>
-      <w:pPr>
-        <w:spacing w:after="70" w:line="270"/>
+        <w:t>A.3.3. Áp voucher khi đặt vé</w:t>
+      </w:r>
+    </w:p>
+    <w:p>
+      <w:pPr>
+        <w:spacing w:after="70" w:line="270" w:lineRule="auto"/>
         <w:ind w:left="220"/>
       </w:pPr>
       <w:r>
@@ -1315,12 +1325,12 @@
         <w:t xml:space="preserve">Mục đích: </w:t>
       </w:r>
       <w:r>
-        <w:t xml:space="preserve">Cho khách dùng mã giảm giá ở bước thanh toán.</w:t>
-      </w:r>
-    </w:p>
-    <w:p>
-      <w:pPr>
-        <w:spacing w:after="70" w:line="270"/>
+        <w:t>Cho khách dùng mã giảm giá ở bước thanh toán.</w:t>
+      </w:r>
+    </w:p>
+    <w:p>
+      <w:pPr>
+        <w:spacing w:after="70" w:line="270" w:lineRule="auto"/>
         <w:ind w:left="220"/>
       </w:pPr>
       <w:r>
@@ -1332,12 +1342,12 @@
         <w:t xml:space="preserve">Tác dụng: </w:t>
       </w:r>
       <w:r>
-        <w:t xml:space="preserve">Giảm giá hợp lệ, đánh dấu voucher đã dùng phía server (chống gian lận).</w:t>
-      </w:r>
-    </w:p>
-    <w:p>
-      <w:pPr>
-        <w:spacing w:after="70" w:line="270"/>
+        <w:t>Giảm giá hợp lệ, đánh dấu voucher đã dùng phía server (chống gian lận).</w:t>
+      </w:r>
+    </w:p>
+    <w:p>
+      <w:pPr>
+        <w:spacing w:after="70" w:line="270" w:lineRule="auto"/>
         <w:ind w:left="220"/>
       </w:pPr>
       <w:r>
@@ -1349,12 +1359,12 @@
         <w:t xml:space="preserve">Vai trò &amp; ý nghĩa: </w:t>
       </w:r>
       <w:r>
-        <w:t xml:space="preserve">Công cụ marketing thúc đẩy chuyển đổi.</w:t>
-      </w:r>
-    </w:p>
-    <w:p>
-      <w:pPr>
-        <w:spacing w:after="70" w:line="270"/>
+        <w:t>Công cụ marketing thúc đẩy chuyển đổi.</w:t>
+      </w:r>
+    </w:p>
+    <w:p>
+      <w:pPr>
+        <w:spacing w:after="70" w:line="270" w:lineRule="auto"/>
         <w:ind w:left="220"/>
       </w:pPr>
       <w:r>
@@ -1366,12 +1376,12 @@
         <w:t xml:space="preserve">Đã làm được: </w:t>
       </w:r>
       <w:r>
-        <w:t xml:space="preserve">Áp/huỷ voucher; getOrClaimForCheckout; điều kiện nâng cao; đã sửa bug giảm-giá-2-lần ở VNPAY.</w:t>
-      </w:r>
-    </w:p>
-    <w:p>
-      <w:pPr>
-        <w:spacing w:after="70" w:line="270"/>
+        <w:t>Áp/huỷ voucher; getOrClaimForCheckout; điều kiện nâng cao; đã sửa bug giảm-giá-2-lần ở VNPAY.</w:t>
+      </w:r>
+    </w:p>
+    <w:p>
+      <w:pPr>
+        <w:spacing w:after="70" w:line="270" w:lineRule="auto"/>
         <w:ind w:left="220"/>
       </w:pPr>
       <w:r>
@@ -1383,7 +1393,7 @@
         <w:t xml:space="preserve">Nên bổ sung / hoàn thiện: </w:t>
       </w:r>
       <w:r>
-        <w:t xml:space="preserve">Hiển thị danh sách voucher khả dụng để chọn nhanh; cộng dồn/loại trừ nhiều khuyến mãi rõ ràng.</w:t>
+        <w:t>Hiển thị danh sách voucher khả dụng để chọn nhanh; cộng dồn/loại trừ nhiều khuyến mãi rõ ràng.</w:t>
       </w:r>
     </w:p>
     <w:p>
@@ -1391,12 +1401,12 @@
         <w:pStyle w:val="Heading3"/>
       </w:pPr>
       <w:r>
-        <w:t xml:space="preserve">A.3.4. Thanh toán VNPAY</w:t>
-      </w:r>
-    </w:p>
-    <w:p>
-      <w:pPr>
-        <w:spacing w:after="70" w:line="270"/>
+        <w:t>A.3.4. Thanh toán VNPAY</w:t>
+      </w:r>
+    </w:p>
+    <w:p>
+      <w:pPr>
+        <w:spacing w:after="70" w:line="270" w:lineRule="auto"/>
         <w:ind w:left="220"/>
       </w:pPr>
       <w:r>
@@ -1408,12 +1418,12 @@
         <w:t xml:space="preserve">Mục đích: </w:t>
       </w:r>
       <w:r>
-        <w:t xml:space="preserve">Thu tiền trực tuyến an toàn cho đơn của khách.</w:t>
-      </w:r>
-    </w:p>
-    <w:p>
-      <w:pPr>
-        <w:spacing w:after="70" w:line="270"/>
+        <w:t>Thu tiền trực tuyến an toàn cho đơn của khách.</w:t>
+      </w:r>
+    </w:p>
+    <w:p>
+      <w:pPr>
+        <w:spacing w:after="70" w:line="270" w:lineRule="auto"/>
         <w:ind w:left="220"/>
       </w:pPr>
       <w:r>
@@ -1425,12 +1435,12 @@
         <w:t xml:space="preserve">Tác dụng: </w:t>
       </w:r>
       <w:r>
-        <w:t xml:space="preserve">Hoàn tất đơn, sinh vé, trừ kho, tích điểm, gửi thông báo.</w:t>
-      </w:r>
-    </w:p>
-    <w:p>
-      <w:pPr>
-        <w:spacing w:after="70" w:line="270"/>
+        <w:t>Hoàn tất đơn, sinh vé, trừ kho, tích điểm, gửi thông báo.</w:t>
+      </w:r>
+    </w:p>
+    <w:p>
+      <w:pPr>
+        <w:spacing w:after="70" w:line="270" w:lineRule="auto"/>
         <w:ind w:left="220"/>
       </w:pPr>
       <w:r>
@@ -1442,12 +1452,12 @@
         <w:t xml:space="preserve">Vai trò &amp; ý nghĩa: </w:t>
       </w:r>
       <w:r>
-        <w:t xml:space="preserve">Mắt xích tài chính của luồng đặt vé online.</w:t>
-      </w:r>
-    </w:p>
-    <w:p>
-      <w:pPr>
-        <w:spacing w:after="70" w:line="270"/>
+        <w:t>Mắt xích tài chính của luồng đặt vé online.</w:t>
+      </w:r>
+    </w:p>
+    <w:p>
+      <w:pPr>
+        <w:spacing w:after="70" w:line="270" w:lineRule="auto"/>
         <w:ind w:left="220"/>
       </w:pPr>
       <w:r>
@@ -1459,12 +1469,12 @@
         <w:t xml:space="preserve">Đã làm được: </w:t>
       </w:r>
       <w:r>
-        <w:t xml:space="preserve">Tạo URL ký HMAC; xác thực chữ ký ở vnpay_return rồi completePayment; secret đọc từ env; chống thanh toán trùng.</w:t>
-      </w:r>
-    </w:p>
-    <w:p>
-      <w:pPr>
-        <w:spacing w:after="70" w:line="270"/>
+        <w:t>Tạo URL ký HMAC; xác thực chữ ký ở vnpay_return rồi completePayment; secret đọc từ env; chống thanh toán trùng.</w:t>
+      </w:r>
+    </w:p>
+    <w:p>
+      <w:pPr>
+        <w:spacing w:after="70" w:line="270" w:lineRule="auto"/>
         <w:ind w:left="220"/>
       </w:pPr>
       <w:r>
@@ -1476,7 +1486,7 @@
         <w:t xml:space="preserve">Nên bổ sung / hoàn thiện: </w:t>
       </w:r>
       <w:r>
-        <w:t xml:space="preserve">Thêm cổng Momo/ZaloPay; trang xử lý khi thanh toán thất bại/timeout rõ ràng hơn; đối soát giao dịch tự động.</w:t>
+        <w:t>Thêm cổng Momo/ZaloPay; trang xử lý khi thanh toán thất bại/timeout rõ ràng hơn; đối soát giao dịch tự động.</w:t>
       </w:r>
     </w:p>
     <w:p>
@@ -1484,12 +1494,13 @@
         <w:pStyle w:val="Heading3"/>
       </w:pPr>
       <w:r>
-        <w:t xml:space="preserve">A.3.5. Vé QR &amp; Lịch sử đặt vé</w:t>
-      </w:r>
-    </w:p>
-    <w:p>
-      <w:pPr>
-        <w:spacing w:after="70" w:line="270"/>
+        <w:lastRenderedPageBreak/>
+        <w:t>A.3.5. Vé QR &amp; Lịch sử đặt vé</w:t>
+      </w:r>
+    </w:p>
+    <w:p>
+      <w:pPr>
+        <w:spacing w:after="70" w:line="270" w:lineRule="auto"/>
         <w:ind w:left="220"/>
       </w:pPr>
       <w:r>
@@ -1501,12 +1512,12 @@
         <w:t xml:space="preserve">Mục đích: </w:t>
       </w:r>
       <w:r>
-        <w:t xml:space="preserve">Lưu và truy xuất vé để check-in tại rạp.</w:t>
-      </w:r>
-    </w:p>
-    <w:p>
-      <w:pPr>
-        <w:spacing w:after="70" w:line="270"/>
+        <w:t>Lưu và truy xuất vé để check-in tại rạp.</w:t>
+      </w:r>
+    </w:p>
+    <w:p>
+      <w:pPr>
+        <w:spacing w:after="70" w:line="270" w:lineRule="auto"/>
         <w:ind w:left="220"/>
       </w:pPr>
       <w:r>
@@ -1518,12 +1529,12 @@
         <w:t xml:space="preserve">Tác dụng: </w:t>
       </w:r>
       <w:r>
-        <w:t xml:space="preserve">Khách tự xem lại đơn, xuất mã QR cho từng ghế.</w:t>
-      </w:r>
-    </w:p>
-    <w:p>
-      <w:pPr>
-        <w:spacing w:after="70" w:line="270"/>
+        <w:t>Khách tự xem lại đơn, xuất mã QR cho từng ghế.</w:t>
+      </w:r>
+    </w:p>
+    <w:p>
+      <w:pPr>
+        <w:spacing w:after="70" w:line="270" w:lineRule="auto"/>
         <w:ind w:left="220"/>
       </w:pPr>
       <w:r>
@@ -1535,12 +1546,12 @@
         <w:t xml:space="preserve">Vai trò &amp; ý nghĩa: </w:t>
       </w:r>
       <w:r>
-        <w:t xml:space="preserve">Bằng chứng giao dịch + đầu vào cho soát vé.</w:t>
-      </w:r>
-    </w:p>
-    <w:p>
-      <w:pPr>
-        <w:spacing w:after="70" w:line="270"/>
+        <w:t>Bằng chứng giao dịch + đầu vào cho soát vé.</w:t>
+      </w:r>
+    </w:p>
+    <w:p>
+      <w:pPr>
+        <w:spacing w:after="70" w:line="270" w:lineRule="auto"/>
         <w:ind w:left="220"/>
       </w:pPr>
       <w:r>
@@ -1552,12 +1563,12 @@
         <w:t xml:space="preserve">Đã làm được: </w:t>
       </w:r>
       <w:r>
-        <w:t xml:space="preserve">Lịch sử đơn + modal QR theo ghế (qrCodes BE trả); đã sửa N+1 trong getBookingHistory.</w:t>
-      </w:r>
-    </w:p>
-    <w:p>
-      <w:pPr>
-        <w:spacing w:after="70" w:line="270"/>
+        <w:t>Lịch sử đơn + modal QR theo ghế (qrCodes BE trả); đã sửa N+1 trong getBookingHistory.</w:t>
+      </w:r>
+    </w:p>
+    <w:p>
+      <w:pPr>
+        <w:spacing w:after="70" w:line="270" w:lineRule="auto"/>
         <w:ind w:left="220"/>
       </w:pPr>
       <w:r>
@@ -1569,7 +1580,7 @@
         <w:t xml:space="preserve">Nên bổ sung / hoàn thiện: </w:t>
       </w:r>
       <w:r>
-        <w:t xml:space="preserve">Gửi vé QR qua email/PDF; huỷ vé/hoàn tiền online; thêm vào Apple/Google Wallet.</w:t>
+        <w:t>Gửi vé QR qua email/PDF; huỷ vé/hoàn tiền online; thêm vào Apple/Google Wallet.</w:t>
       </w:r>
     </w:p>
     <w:p>
@@ -1577,7 +1588,7 @@
         <w:pStyle w:val="Heading2"/>
       </w:pPr>
       <w:r>
-        <w:t xml:space="preserve">A.4. Ưu đãi, loyalty &amp; cá nhân</w:t>
+        <w:t>A.4. Ưu đãi, loyalty &amp; cá nhân</w:t>
       </w:r>
     </w:p>
     <w:p>
@@ -1585,12 +1596,12 @@
         <w:pStyle w:val="Heading3"/>
       </w:pPr>
       <w:r>
-        <w:t xml:space="preserve">A.4.1. Tích điểm &amp; Hạng thành viên</w:t>
-      </w:r>
-    </w:p>
-    <w:p>
-      <w:pPr>
-        <w:spacing w:after="70" w:line="270"/>
+        <w:t>A.4.1. Tích điểm &amp; Hạng thành viên</w:t>
+      </w:r>
+    </w:p>
+    <w:p>
+      <w:pPr>
+        <w:spacing w:after="70" w:line="270" w:lineRule="auto"/>
         <w:ind w:left="220"/>
       </w:pPr>
       <w:r>
@@ -1602,12 +1613,12 @@
         <w:t xml:space="preserve">Mục đích: </w:t>
       </w:r>
       <w:r>
-        <w:t xml:space="preserve">Thưởng khách trung thành để giữ chân.</w:t>
-      </w:r>
-    </w:p>
-    <w:p>
-      <w:pPr>
-        <w:spacing w:after="70" w:line="270"/>
+        <w:t>Thưởng khách trung thành để giữ chân.</w:t>
+      </w:r>
+    </w:p>
+    <w:p>
+      <w:pPr>
+        <w:spacing w:after="70" w:line="270" w:lineRule="auto"/>
         <w:ind w:left="220"/>
       </w:pPr>
       <w:r>
@@ -1619,12 +1630,12 @@
         <w:t xml:space="preserve">Tác dụng: </w:t>
       </w:r>
       <w:r>
-        <w:t xml:space="preserve">Mỗi đơn cộng điểm; điểm đổi voucher; hạng thể hiện ưu tiên.</w:t>
-      </w:r>
-    </w:p>
-    <w:p>
-      <w:pPr>
-        <w:spacing w:after="70" w:line="270"/>
+        <w:t>Mỗi đơn cộng điểm; điểm đổi voucher; hạng thể hiện ưu tiên.</w:t>
+      </w:r>
+    </w:p>
+    <w:p>
+      <w:pPr>
+        <w:spacing w:after="70" w:line="270" w:lineRule="auto"/>
         <w:ind w:left="220"/>
       </w:pPr>
       <w:r>
@@ -1636,12 +1647,12 @@
         <w:t xml:space="preserve">Vai trò &amp; ý nghĩa: </w:t>
       </w:r>
       <w:r>
-        <w:t xml:space="preserve">Trụ cột giữ chân khách hàng (retention).</w:t>
-      </w:r>
-    </w:p>
-    <w:p>
-      <w:pPr>
-        <w:spacing w:after="70" w:line="270"/>
+        <w:t>Trụ cột giữ chân khách hàng (retention).</w:t>
+      </w:r>
+    </w:p>
+    <w:p>
+      <w:pPr>
+        <w:spacing w:after="70" w:line="270" w:lineRule="auto"/>
         <w:ind w:left="220"/>
       </w:pPr>
       <w:r>
@@ -1653,12 +1664,12 @@
         <w:t xml:space="preserve">Đã làm được: </w:t>
       </w:r>
       <w:r>
-        <w:t xml:space="preserve">Cộng điểm theo LOYALTY_POINT_RATE khi hoàn tất đơn; hiển thị hạng/điểm ở hồ sơ &amp; admin.</w:t>
-      </w:r>
-    </w:p>
-    <w:p>
-      <w:pPr>
-        <w:spacing w:after="70" w:line="270"/>
+        <w:t>Cộng điểm theo LOYALTY_POINT_RATE khi hoàn tất đơn; hiển thị hạng/điểm ở hồ sơ &amp; admin.</w:t>
+      </w:r>
+    </w:p>
+    <w:p>
+      <w:pPr>
+        <w:spacing w:after="70" w:line="270" w:lineRule="auto"/>
         <w:ind w:left="220"/>
       </w:pPr>
       <w:r>
@@ -1670,7 +1681,7 @@
         <w:t xml:space="preserve">Nên bổ sung / hoàn thiện: </w:t>
       </w:r>
       <w:r>
-        <w:t xml:space="preserve">Quy tắc nâng/hạ hạng tự động theo chi tiêu; ưu đãi riêng theo hạng; lịch sử biến động điểm.</w:t>
+        <w:t>Quy tắc nâng/hạ hạng tự động theo chi tiêu; ưu đãi riêng theo hạng; lịch sử biến động điểm.</w:t>
       </w:r>
     </w:p>
     <w:p>
@@ -1678,12 +1689,12 @@
         <w:pStyle w:val="Heading3"/>
       </w:pPr>
       <w:r>
-        <w:t xml:space="preserve">A.4.2. Voucher của tôi (lưu mã / đổi điểm)</w:t>
-      </w:r>
-    </w:p>
-    <w:p>
-      <w:pPr>
-        <w:spacing w:after="70" w:line="270"/>
+        <w:t>A.4.2. Voucher của tôi (lưu mã / đổi điểm)</w:t>
+      </w:r>
+    </w:p>
+    <w:p>
+      <w:pPr>
+        <w:spacing w:after="70" w:line="270" w:lineRule="auto"/>
         <w:ind w:left="220"/>
       </w:pPr>
       <w:r>
@@ -1695,12 +1706,12 @@
         <w:t xml:space="preserve">Mục đích: </w:t>
       </w:r>
       <w:r>
-        <w:t xml:space="preserve">Quản lý kho voucher cá nhân của khách.</w:t>
-      </w:r>
-    </w:p>
-    <w:p>
-      <w:pPr>
-        <w:spacing w:after="70" w:line="270"/>
+        <w:t>Quản lý kho voucher cá nhân của khách.</w:t>
+      </w:r>
+    </w:p>
+    <w:p>
+      <w:pPr>
+        <w:spacing w:after="70" w:line="270" w:lineRule="auto"/>
         <w:ind w:left="220"/>
       </w:pPr>
       <w:r>
@@ -1712,12 +1723,12 @@
         <w:t xml:space="preserve">Tác dụng: </w:t>
       </w:r>
       <w:r>
-        <w:t xml:space="preserve">Lưu mã công khai, đổi điểm lấy ưu đãi, dùng ở checkout.</w:t>
-      </w:r>
-    </w:p>
-    <w:p>
-      <w:pPr>
-        <w:spacing w:after="70" w:line="270"/>
+        <w:t>Lưu mã công khai, đổi điểm lấy ưu đãi, dùng ở checkout.</w:t>
+      </w:r>
+    </w:p>
+    <w:p>
+      <w:pPr>
+        <w:spacing w:after="70" w:line="270" w:lineRule="auto"/>
         <w:ind w:left="220"/>
       </w:pPr>
       <w:r>
@@ -1729,12 +1740,12 @@
         <w:t xml:space="preserve">Vai trò &amp; ý nghĩa: </w:t>
       </w:r>
       <w:r>
-        <w:t xml:space="preserve">Kết nối loyalty với khuyến mãi và đặt vé.</w:t>
-      </w:r>
-    </w:p>
-    <w:p>
-      <w:pPr>
-        <w:spacing w:after="70" w:line="270"/>
+        <w:t>Kết nối loyalty với khuyến mãi và đặt vé.</w:t>
+      </w:r>
+    </w:p>
+    <w:p>
+      <w:pPr>
+        <w:spacing w:after="70" w:line="270" w:lineRule="auto"/>
         <w:ind w:left="220"/>
       </w:pPr>
       <w:r>
@@ -1746,12 +1757,12 @@
         <w:t xml:space="preserve">Đã làm được: </w:t>
       </w:r>
       <w:r>
-        <w:t xml:space="preserve">Tab ACTIVE/USED/EXPIRED; lookup/claim/redeem; phân biệt voucher công khai vs mã bí mật.</w:t>
-      </w:r>
-    </w:p>
-    <w:p>
-      <w:pPr>
-        <w:spacing w:after="70" w:line="270"/>
+        <w:t>Tab ACTIVE/USED/EXPIRED; lookup/claim/redeem; phân biệt voucher công khai vs mã bí mật.</w:t>
+      </w:r>
+    </w:p>
+    <w:p>
+      <w:pPr>
+        <w:spacing w:after="70" w:line="270" w:lineRule="auto"/>
         <w:ind w:left="220"/>
       </w:pPr>
       <w:r>
@@ -1763,7 +1774,7 @@
         <w:t xml:space="preserve">Nên bổ sung / hoàn thiện: </w:t>
       </w:r>
       <w:r>
-        <w:t xml:space="preserve">Nhắc voucher sắp hết hạn (thông báo/email); lọc/tìm voucher; gợi ý voucher tốt nhất cho đơn.</w:t>
+        <w:t>Nhắc voucher sắp hết hạn (thông báo/email); lọc/tìm voucher; gợi ý voucher tốt nhất cho đơn.</w:t>
       </w:r>
     </w:p>
     <w:p>
@@ -1771,12 +1782,12 @@
         <w:pStyle w:val="Heading3"/>
       </w:pPr>
       <w:r>
-        <w:t xml:space="preserve">A.4.3. Khuyến mãi công khai &amp; Tin khuyến mãi</w:t>
-      </w:r>
-    </w:p>
-    <w:p>
-      <w:pPr>
-        <w:spacing w:after="70" w:line="270"/>
+        <w:t>A.4.3. Khuyến mãi công khai &amp; Tin khuyến mãi</w:t>
+      </w:r>
+    </w:p>
+    <w:p>
+      <w:pPr>
+        <w:spacing w:after="70" w:line="270" w:lineRule="auto"/>
         <w:ind w:left="220"/>
       </w:pPr>
       <w:r>
@@ -1788,12 +1799,12 @@
         <w:t xml:space="preserve">Mục đích: </w:t>
       </w:r>
       <w:r>
-        <w:t xml:space="preserve">Truyền thông các chương trình ưu đãi tới khách.</w:t>
-      </w:r>
-    </w:p>
-    <w:p>
-      <w:pPr>
-        <w:spacing w:after="70" w:line="270"/>
+        <w:t>Truyền thông các chương trình ưu đãi tới khách.</w:t>
+      </w:r>
+    </w:p>
+    <w:p>
+      <w:pPr>
+        <w:spacing w:after="70" w:line="270" w:lineRule="auto"/>
         <w:ind w:left="220"/>
       </w:pPr>
       <w:r>
@@ -1805,12 +1816,12 @@
         <w:t xml:space="preserve">Tác dụng: </w:t>
       </w:r>
       <w:r>
-        <w:t xml:space="preserve">Khách biết và lưu/đổi ưu đãi; tăng lưu lượng.</w:t>
-      </w:r>
-    </w:p>
-    <w:p>
-      <w:pPr>
-        <w:spacing w:after="70" w:line="270"/>
+        <w:t>Khách biết và lưu/đổi ưu đãi; tăng lưu lượng.</w:t>
+      </w:r>
+    </w:p>
+    <w:p>
+      <w:pPr>
+        <w:spacing w:after="70" w:line="270" w:lineRule="auto"/>
         <w:ind w:left="220"/>
       </w:pPr>
       <w:r>
@@ -1822,12 +1833,12 @@
         <w:t xml:space="preserve">Vai trò &amp; ý nghĩa: </w:t>
       </w:r>
       <w:r>
-        <w:t xml:space="preserve">Kênh marketing nội dung của hệ thống.</w:t>
-      </w:r>
-    </w:p>
-    <w:p>
-      <w:pPr>
-        <w:spacing w:after="70" w:line="270"/>
+        <w:t>Kênh marketing nội dung của hệ thống.</w:t>
+      </w:r>
+    </w:p>
+    <w:p>
+      <w:pPr>
+        <w:spacing w:after="70" w:line="270" w:lineRule="auto"/>
         <w:ind w:left="220"/>
       </w:pPr>
       <w:r>
@@ -1839,12 +1850,12 @@
         <w:t xml:space="preserve">Đã làm được: </w:t>
       </w:r>
       <w:r>
-        <w:t xml:space="preserve">Trang khuyến mãi hiển thị promotion trong hạn + lưu mã/đổi điểm; trang chi tiết bài viết khuyến mãi.</w:t>
-      </w:r>
-    </w:p>
-    <w:p>
-      <w:pPr>
-        <w:spacing w:after="70" w:line="270"/>
+        <w:t>Trang khuyến mãi hiển thị promotion trong hạn + lưu mã/đổi điểm; trang chi tiết bài viết khuyến mãi.</w:t>
+      </w:r>
+    </w:p>
+    <w:p>
+      <w:pPr>
+        <w:spacing w:after="70" w:line="270" w:lineRule="auto"/>
         <w:ind w:left="220"/>
       </w:pPr>
       <w:r>
@@ -1856,7 +1867,7 @@
         <w:t xml:space="preserve">Nên bổ sung / hoàn thiện: </w:t>
       </w:r>
       <w:r>
-        <w:t xml:space="preserve">Phân trang/lọc theo loại ưu đãi; chia sẻ; đếm lượt sử dụng còn lại của mã.</w:t>
+        <w:t>Phân trang/lọc theo loại ưu đãi; chia sẻ; đếm lượt sử dụng còn lại của mã.</w:t>
       </w:r>
     </w:p>
     <w:p>
@@ -1864,12 +1875,12 @@
         <w:pStyle w:val="Heading3"/>
       </w:pPr>
       <w:r>
-        <w:t xml:space="preserve">A.4.4. Thông báo</w:t>
-      </w:r>
-    </w:p>
-    <w:p>
-      <w:pPr>
-        <w:spacing w:after="70" w:line="270"/>
+        <w:t>A.4.4. Thông báo</w:t>
+      </w:r>
+    </w:p>
+    <w:p>
+      <w:pPr>
+        <w:spacing w:after="70" w:line="270" w:lineRule="auto"/>
         <w:ind w:left="220"/>
       </w:pPr>
       <w:r>
@@ -1881,12 +1892,12 @@
         <w:t xml:space="preserve">Mục đích: </w:t>
       </w:r>
       <w:r>
-        <w:t xml:space="preserve">Gửi thông tin cá nhân hoá tới khách trong ứng dụng.</w:t>
-      </w:r>
-    </w:p>
-    <w:p>
-      <w:pPr>
-        <w:spacing w:after="70" w:line="270"/>
+        <w:t>Gửi thông tin cá nhân hoá tới khách trong ứng dụng.</w:t>
+      </w:r>
+    </w:p>
+    <w:p>
+      <w:pPr>
+        <w:spacing w:after="70" w:line="270" w:lineRule="auto"/>
         <w:ind w:left="220"/>
       </w:pPr>
       <w:r>
@@ -1898,12 +1909,12 @@
         <w:t xml:space="preserve">Tác dụng: </w:t>
       </w:r>
       <w:r>
-        <w:t xml:space="preserve">Nhắc đặt vé thành công, ưu đãi, cập nhật đơn.</w:t>
-      </w:r>
-    </w:p>
-    <w:p>
-      <w:pPr>
-        <w:spacing w:after="70" w:line="270"/>
+        <w:t>Nhắc đặt vé thành công, ưu đãi, cập nhật đơn.</w:t>
+      </w:r>
+    </w:p>
+    <w:p>
+      <w:pPr>
+        <w:spacing w:after="70" w:line="270" w:lineRule="auto"/>
         <w:ind w:left="220"/>
       </w:pPr>
       <w:r>
@@ -1915,12 +1926,12 @@
         <w:t xml:space="preserve">Vai trò &amp; ý nghĩa: </w:t>
       </w:r>
       <w:r>
-        <w:t xml:space="preserve">Kênh giữ tương tác và thông tin kịp thời.</w:t>
-      </w:r>
-    </w:p>
-    <w:p>
-      <w:pPr>
-        <w:spacing w:after="70" w:line="270"/>
+        <w:t>Kênh giữ tương tác và thông tin kịp thời.</w:t>
+      </w:r>
+    </w:p>
+    <w:p>
+      <w:pPr>
+        <w:spacing w:after="70" w:line="270" w:lineRule="auto"/>
         <w:ind w:left="220"/>
       </w:pPr>
       <w:r>
@@ -1929,15 +1940,16 @@
           <w:bCs/>
           <w:color w:val="1E7A34"/>
         </w:rPr>
+        <w:lastRenderedPageBreak/>
         <w:t xml:space="preserve">Đã làm được: </w:t>
       </w:r>
       <w:r>
-        <w:t xml:space="preserve">Badge ở Navbar + đánh dấu đã đọc; tự tạo thông báo khi đặt vé thành công.</w:t>
-      </w:r>
-    </w:p>
-    <w:p>
-      <w:pPr>
-        <w:spacing w:after="70" w:line="270"/>
+        <w:t>Badge ở Navbar + đánh dấu đã đọc; tự tạo thông báo khi đặt vé thành công.</w:t>
+      </w:r>
+    </w:p>
+    <w:p>
+      <w:pPr>
+        <w:spacing w:after="70" w:line="270" w:lineRule="auto"/>
         <w:ind w:left="220"/>
       </w:pPr>
       <w:r>
@@ -1949,7 +1961,7 @@
         <w:t xml:space="preserve">Nên bổ sung / hoàn thiện: </w:t>
       </w:r>
       <w:r>
-        <w:t xml:space="preserve">Thông báo realtime (push/web-socket), phân loại, gửi email/SMS, nhắc lịch chiếu sắp tới.</w:t>
+        <w:t>Thông báo realtime (push/web-socket), phân loại, gửi email/SMS, nhắc lịch chiếu sắp tới.</w:t>
       </w:r>
     </w:p>
     <w:p>
@@ -1957,12 +1969,12 @@
         <w:pStyle w:val="Heading3"/>
       </w:pPr>
       <w:r>
-        <w:t xml:space="preserve">A.4.5. Hồ sơ, Đổi mật khẩu, FAQ, Liên hệ</w:t>
-      </w:r>
-    </w:p>
-    <w:p>
-      <w:pPr>
-        <w:spacing w:after="70" w:line="270"/>
+        <w:t>A.4.5. Hồ sơ, Đổi mật khẩu, FAQ, Liên hệ</w:t>
+      </w:r>
+    </w:p>
+    <w:p>
+      <w:pPr>
+        <w:spacing w:after="70" w:line="270" w:lineRule="auto"/>
         <w:ind w:left="220"/>
       </w:pPr>
       <w:r>
@@ -1974,12 +1986,12 @@
         <w:t xml:space="preserve">Mục đích: </w:t>
       </w:r>
       <w:r>
-        <w:t xml:space="preserve">Tự phục vụ thông tin cá nhân và hỗ trợ.</w:t>
-      </w:r>
-    </w:p>
-    <w:p>
-      <w:pPr>
-        <w:spacing w:after="70" w:line="270"/>
+        <w:t>Tự phục vụ thông tin cá nhân và hỗ trợ.</w:t>
+      </w:r>
+    </w:p>
+    <w:p>
+      <w:pPr>
+        <w:spacing w:after="70" w:line="270" w:lineRule="auto"/>
         <w:ind w:left="220"/>
       </w:pPr>
       <w:r>
@@ -1991,12 +2003,12 @@
         <w:t xml:space="preserve">Tác dụng: </w:t>
       </w:r>
       <w:r>
-        <w:t xml:space="preserve">Xem/sửa hồ sơ, đổi mật khẩu an toàn, tra cứu FAQ, gửi yêu cầu CSKH.</w:t>
-      </w:r>
-    </w:p>
-    <w:p>
-      <w:pPr>
-        <w:spacing w:after="70" w:line="270"/>
+        <w:t>Xem/sửa hồ sơ, đổi mật khẩu an toàn, tra cứu FAQ, gửi yêu cầu CSKH.</w:t>
+      </w:r>
+    </w:p>
+    <w:p>
+      <w:pPr>
+        <w:spacing w:after="70" w:line="270" w:lineRule="auto"/>
         <w:ind w:left="220"/>
       </w:pPr>
       <w:r>
@@ -2008,12 +2020,12 @@
         <w:t xml:space="preserve">Vai trò &amp; ý nghĩa: </w:t>
       </w:r>
       <w:r>
-        <w:t xml:space="preserve">Giảm tải hỗ trợ thủ công; tăng tự chủ cho khách.</w:t>
-      </w:r>
-    </w:p>
-    <w:p>
-      <w:pPr>
-        <w:spacing w:after="70" w:line="270"/>
+        <w:t>Giảm tải hỗ trợ thủ công; tăng tự chủ cho khách.</w:t>
+      </w:r>
+    </w:p>
+    <w:p>
+      <w:pPr>
+        <w:spacing w:after="70" w:line="270" w:lineRule="auto"/>
         <w:ind w:left="220"/>
       </w:pPr>
       <w:r>
@@ -2025,12 +2037,12 @@
         <w:t xml:space="preserve">Đã làm được: </w:t>
       </w:r>
       <w:r>
-        <w:t xml:space="preserve">Hồ sơ xem/sửa; đổi mật khẩu có checklist mạnh; FAQ động theo danh mục; Liên hệ tạo SupportTicket thật.</w:t>
-      </w:r>
-    </w:p>
-    <w:p>
-      <w:pPr>
-        <w:spacing w:after="70" w:line="270"/>
+        <w:t>Hồ sơ xem/sửa; đổi mật khẩu có checklist mạnh; FAQ động theo danh mục; Liên hệ tạo SupportTicket thật.</w:t>
+      </w:r>
+    </w:p>
+    <w:p>
+      <w:pPr>
+        <w:spacing w:after="70" w:line="270" w:lineRule="auto"/>
         <w:ind w:left="220"/>
       </w:pPr>
       <w:r>
@@ -2042,7 +2054,7 @@
         <w:t xml:space="preserve">Nên bổ sung / hoàn thiện: </w:t>
       </w:r>
       <w:r>
-        <w:t xml:space="preserve">Upload avatar; xác minh khi đổi email; tìm kiếm trong FAQ; theo dõi trạng thái ticket đã gửi.</w:t>
+        <w:t>Upload avatar; xác minh khi đổi email; tìm kiếm trong FAQ; theo dõi trạng thái ticket đã gửi.</w:t>
       </w:r>
     </w:p>
     <w:p>
@@ -2055,7 +2067,8 @@
         <w:pStyle w:val="Heading1"/>
       </w:pPr>
       <w:r>
-        <w:t xml:space="preserve">B. Chức năng phía Quản trị &amp; Nhân viên</w:t>
+        <w:lastRenderedPageBreak/>
+        <w:t>B. Chức năng phía Quản trị &amp; Nhân viên</w:t>
       </w:r>
     </w:p>
     <w:p>
@@ -2063,7 +2076,7 @@
         <w:pStyle w:val="Heading2"/>
       </w:pPr>
       <w:r>
-        <w:t xml:space="preserve">B.1. Tổng quan &amp; nội dung</w:t>
+        <w:t>B.1. Tổng quan &amp; nội dung</w:t>
       </w:r>
     </w:p>
     <w:p>
@@ -2071,12 +2084,12 @@
         <w:pStyle w:val="Heading3"/>
       </w:pPr>
       <w:r>
-        <w:t xml:space="preserve">B.1.1. Đăng nhập Admin</w:t>
-      </w:r>
-    </w:p>
-    <w:p>
-      <w:pPr>
-        <w:spacing w:after="70" w:line="270"/>
+        <w:t>B.1.1. Đăng nhập Admin</w:t>
+      </w:r>
+    </w:p>
+    <w:p>
+      <w:pPr>
+        <w:spacing w:after="70" w:line="270" w:lineRule="auto"/>
         <w:ind w:left="220"/>
       </w:pPr>
       <w:r>
@@ -2088,12 +2101,12 @@
         <w:t xml:space="preserve">Mục đích: </w:t>
       </w:r>
       <w:r>
-        <w:t xml:space="preserve">Xác thực và chặn truy cập khu quản trị theo vai trò.</w:t>
-      </w:r>
-    </w:p>
-    <w:p>
-      <w:pPr>
-        <w:spacing w:after="70" w:line="270"/>
+        <w:t>Xác thực và chặn truy cập khu quản trị theo vai trò.</w:t>
+      </w:r>
+    </w:p>
+    <w:p>
+      <w:pPr>
+        <w:spacing w:after="70" w:line="270" w:lineRule="auto"/>
         <w:ind w:left="220"/>
       </w:pPr>
       <w:r>
@@ -2105,12 +2118,12 @@
         <w:t xml:space="preserve">Tác dụng: </w:t>
       </w:r>
       <w:r>
-        <w:t xml:space="preserve">Chỉ ADMIN/STAFF vào được trang quản trị.</w:t>
-      </w:r>
-    </w:p>
-    <w:p>
-      <w:pPr>
-        <w:spacing w:after="70" w:line="270"/>
+        <w:t>Chỉ ADMIN/STAFF vào được trang quản trị.</w:t>
+      </w:r>
+    </w:p>
+    <w:p>
+      <w:pPr>
+        <w:spacing w:after="70" w:line="270" w:lineRule="auto"/>
         <w:ind w:left="220"/>
       </w:pPr>
       <w:r>
@@ -2122,12 +2135,12 @@
         <w:t xml:space="preserve">Vai trò &amp; ý nghĩa: </w:t>
       </w:r>
       <w:r>
-        <w:t xml:space="preserve">Lớp bảo vệ đầu vào của hệ thống vận hành.</w:t>
-      </w:r>
-    </w:p>
-    <w:p>
-      <w:pPr>
-        <w:spacing w:after="70" w:line="270"/>
+        <w:t>Lớp bảo vệ đầu vào của hệ thống vận hành.</w:t>
+      </w:r>
+    </w:p>
+    <w:p>
+      <w:pPr>
+        <w:spacing w:after="70" w:line="270" w:lineRule="auto"/>
         <w:ind w:left="220"/>
       </w:pPr>
       <w:r>
@@ -2139,12 +2152,12 @@
         <w:t xml:space="preserve">Đã làm được: </w:t>
       </w:r>
       <w:r>
-        <w:t xml:space="preserve">Đăng nhập admin JWT + chặn role; layout admin riêng.</w:t>
-      </w:r>
-    </w:p>
-    <w:p>
-      <w:pPr>
-        <w:spacing w:after="70" w:line="270"/>
+        <w:t>Đăng nhập admin JWT + chặn role; layout admin riêng.</w:t>
+      </w:r>
+    </w:p>
+    <w:p>
+      <w:pPr>
+        <w:spacing w:after="70" w:line="270" w:lineRule="auto"/>
         <w:ind w:left="220"/>
       </w:pPr>
       <w:r>
@@ -2156,7 +2169,7 @@
         <w:t xml:space="preserve">Nên bổ sung / hoàn thiện: </w:t>
       </w:r>
       <w:r>
-        <w:t xml:space="preserve">Xác thực 2 lớp (2FA) cho ADMIN; khoá tài khoản sau nhiều lần sai.</w:t>
+        <w:t>Xác thực 2 lớp (2FA) cho ADMIN; khoá tài khoản sau nhiều lần sai.</w:t>
       </w:r>
     </w:p>
     <w:p>
@@ -2164,12 +2177,12 @@
         <w:pStyle w:val="Heading3"/>
       </w:pPr>
       <w:r>
-        <w:t xml:space="preserve">B.1.2. Dashboard</w:t>
-      </w:r>
-    </w:p>
-    <w:p>
-      <w:pPr>
-        <w:spacing w:after="70" w:line="270"/>
+        <w:t>B.1.2. Dashboard</w:t>
+      </w:r>
+    </w:p>
+    <w:p>
+      <w:pPr>
+        <w:spacing w:after="70" w:line="270" w:lineRule="auto"/>
         <w:ind w:left="220"/>
       </w:pPr>
       <w:r>
@@ -2181,12 +2194,12 @@
         <w:t xml:space="preserve">Mục đích: </w:t>
       </w:r>
       <w:r>
-        <w:t xml:space="preserve">Cung cấp bức tranh vận hành tổng quan.</w:t>
-      </w:r>
-    </w:p>
-    <w:p>
-      <w:pPr>
-        <w:spacing w:after="70" w:line="270"/>
+        <w:t>Cung cấp bức tranh vận hành tổng quan.</w:t>
+      </w:r>
+    </w:p>
+    <w:p>
+      <w:pPr>
+        <w:spacing w:after="70" w:line="270" w:lineRule="auto"/>
         <w:ind w:left="220"/>
       </w:pPr>
       <w:r>
@@ -2198,12 +2211,12 @@
         <w:t xml:space="preserve">Tác dụng: </w:t>
       </w:r>
       <w:r>
-        <w:t xml:space="preserve">Theo dõi doanh thu, vé, khách theo khoảng thời gian.</w:t>
-      </w:r>
-    </w:p>
-    <w:p>
-      <w:pPr>
-        <w:spacing w:after="70" w:line="270"/>
+        <w:t>Theo dõi doanh thu, vé, khách theo khoảng thời gian.</w:t>
+      </w:r>
+    </w:p>
+    <w:p>
+      <w:pPr>
+        <w:spacing w:after="70" w:line="270" w:lineRule="auto"/>
         <w:ind w:left="220"/>
       </w:pPr>
       <w:r>
@@ -2215,12 +2228,12 @@
         <w:t xml:space="preserve">Vai trò &amp; ý nghĩa: </w:t>
       </w:r>
       <w:r>
-        <w:t xml:space="preserve">Công cụ ra quyết định cho quản lý.</w:t>
-      </w:r>
-    </w:p>
-    <w:p>
-      <w:pPr>
-        <w:spacing w:after="70" w:line="270"/>
+        <w:t>Công cụ ra quyết định cho quản lý.</w:t>
+      </w:r>
+    </w:p>
+    <w:p>
+      <w:pPr>
+        <w:spacing w:after="70" w:line="270" w:lineRule="auto"/>
         <w:ind w:left="220"/>
       </w:pPr>
       <w:r>
@@ -2232,12 +2245,12 @@
         <w:t xml:space="preserve">Đã làm được: </w:t>
       </w:r>
       <w:r>
-        <w:t xml:space="preserve">Số liệu thật, filter khoảng thời gian, widget thật (DashboardService).</w:t>
-      </w:r>
-    </w:p>
-    <w:p>
-      <w:pPr>
-        <w:spacing w:after="70" w:line="270"/>
+        <w:t>Số liệu thật, filter khoảng thời gian, widget thật (DashboardService).</w:t>
+      </w:r>
+    </w:p>
+    <w:p>
+      <w:pPr>
+        <w:spacing w:after="70" w:line="270" w:lineRule="auto"/>
         <w:ind w:left="220"/>
       </w:pPr>
       <w:r>
@@ -2249,7 +2262,7 @@
         <w:t xml:space="preserve">Nên bổ sung / hoàn thiện: </w:t>
       </w:r>
       <w:r>
-        <w:t xml:space="preserve">Biểu đồ xu hướng, so sánh kỳ, top phim/rạp, xuất báo cáo, phân quyền xem theo cơ sở.</w:t>
+        <w:t>Biểu đồ xu hướng, so sánh kỳ, top phim/rạp, xuất báo cáo, phân quyền xem theo cơ sở.</w:t>
       </w:r>
     </w:p>
     <w:p>
@@ -2257,12 +2270,12 @@
         <w:pStyle w:val="Heading3"/>
       </w:pPr>
       <w:r>
-        <w:t xml:space="preserve">B.1.3. Quản lý phim</w:t>
-      </w:r>
-    </w:p>
-    <w:p>
-      <w:pPr>
-        <w:spacing w:after="70" w:line="270"/>
+        <w:t>B.1.3. Quản lý phim</w:t>
+      </w:r>
+    </w:p>
+    <w:p>
+      <w:pPr>
+        <w:spacing w:after="70" w:line="270" w:lineRule="auto"/>
         <w:ind w:left="220"/>
       </w:pPr>
       <w:r>
@@ -2274,12 +2287,12 @@
         <w:t xml:space="preserve">Mục đích: </w:t>
       </w:r>
       <w:r>
-        <w:t xml:space="preserve">CRUD phim và quản trị vòng đời phim.</w:t>
-      </w:r>
-    </w:p>
-    <w:p>
-      <w:pPr>
-        <w:spacing w:after="70" w:line="270"/>
+        <w:t>CRUD phim và quản trị vòng đời phim.</w:t>
+      </w:r>
+    </w:p>
+    <w:p>
+      <w:pPr>
+        <w:spacing w:after="70" w:line="270" w:lineRule="auto"/>
         <w:ind w:left="220"/>
       </w:pPr>
       <w:r>
@@ -2291,12 +2304,12 @@
         <w:t xml:space="preserve">Tác dụng: </w:t>
       </w:r>
       <w:r>
-        <w:t xml:space="preserve">Thêm/sửa/xoá phim, đổi trạng thái hàng loạt, upload poster/banner.</w:t>
-      </w:r>
-    </w:p>
-    <w:p>
-      <w:pPr>
-        <w:spacing w:after="70" w:line="270"/>
+        <w:t>Thêm/sửa/xoá phim, đổi trạng thái hàng loạt, upload poster/banner.</w:t>
+      </w:r>
+    </w:p>
+    <w:p>
+      <w:pPr>
+        <w:spacing w:after="70" w:line="270" w:lineRule="auto"/>
         <w:ind w:left="220"/>
       </w:pPr>
       <w:r>
@@ -2308,12 +2321,12 @@
         <w:t xml:space="preserve">Vai trò &amp; ý nghĩa: </w:t>
       </w:r>
       <w:r>
-        <w:t xml:space="preserve">Nguồn dữ liệu sản phẩm cho toàn hệ thống.</w:t>
-      </w:r>
-    </w:p>
-    <w:p>
-      <w:pPr>
-        <w:spacing w:after="70" w:line="270"/>
+        <w:t>Nguồn dữ liệu sản phẩm cho toàn hệ thống.</w:t>
+      </w:r>
+    </w:p>
+    <w:p>
+      <w:pPr>
+        <w:spacing w:after="70" w:line="270" w:lineRule="auto"/>
         <w:ind w:left="220"/>
       </w:pPr>
       <w:r>
@@ -2325,12 +2338,12 @@
         <w:t xml:space="preserve">Đã làm được: </w:t>
       </w:r>
       <w:r>
-        <w:t xml:space="preserve">Bảng dày + bulk action + thống kê/phim; upload Cloudinary; ẩn archived khỏi trang khách; confirm có style.</w:t>
-      </w:r>
-    </w:p>
-    <w:p>
-      <w:pPr>
-        <w:spacing w:after="70" w:line="270"/>
+        <w:t>Bảng dày + bulk action + thống kê/phim; upload Cloudinary; ẩn archived khỏi trang khách; confirm có style.</w:t>
+      </w:r>
+    </w:p>
+    <w:p>
+      <w:pPr>
+        <w:spacing w:after="70" w:line="270" w:lineRule="auto"/>
         <w:ind w:left="220"/>
       </w:pPr>
       <w:r>
@@ -2342,7 +2355,7 @@
         <w:t xml:space="preserve">Nên bổ sung / hoàn thiện: </w:t>
       </w:r>
       <w:r>
-        <w:t xml:space="preserve">Quản lý nhiều ảnh/gallery, kéo-thả sắp xếp, nhập liệu từ API phim (TMDB), lịch sử thay đổi.</w:t>
+        <w:t>Quản lý nhiều ảnh/gallery, kéo-thả sắp xếp, nhập liệu từ API phim (TMDB), lịch sử thay đổi.</w:t>
       </w:r>
     </w:p>
     <w:p>
@@ -2350,12 +2363,12 @@
         <w:pStyle w:val="Heading3"/>
       </w:pPr>
       <w:r>
-        <w:t xml:space="preserve">B.1.4. Danh mục phim (thể loại/định dạng/kiểm duyệt)</w:t>
-      </w:r>
-    </w:p>
-    <w:p>
-      <w:pPr>
-        <w:spacing w:after="70" w:line="270"/>
+        <w:t>B.1.4. Danh mục phim (thể loại/định dạng/kiểm duyệt)</w:t>
+      </w:r>
+    </w:p>
+    <w:p>
+      <w:pPr>
+        <w:spacing w:after="70" w:line="270" w:lineRule="auto"/>
         <w:ind w:left="220"/>
       </w:pPr>
       <w:r>
@@ -2367,12 +2380,12 @@
         <w:t xml:space="preserve">Mục đích: </w:t>
       </w:r>
       <w:r>
-        <w:t xml:space="preserve">Quản lý các phân loại dùng chung cho phim &amp; giá.</w:t>
-      </w:r>
-    </w:p>
-    <w:p>
-      <w:pPr>
-        <w:spacing w:after="70" w:line="270"/>
+        <w:t>Quản lý các phân loại dùng chung cho phim &amp; giá.</w:t>
+      </w:r>
+    </w:p>
+    <w:p>
+      <w:pPr>
+        <w:spacing w:after="70" w:line="270" w:lineRule="auto"/>
         <w:ind w:left="220"/>
       </w:pPr>
       <w:r>
@@ -2384,12 +2397,12 @@
         <w:t xml:space="preserve">Tác dụng: </w:t>
       </w:r>
       <w:r>
-        <w:t xml:space="preserve">Chuẩn hoá thể loại, định dạng, độ tuổi.</w:t>
-      </w:r>
-    </w:p>
-    <w:p>
-      <w:pPr>
-        <w:spacing w:after="70" w:line="270"/>
+        <w:t>Chuẩn hoá thể loại, định dạng, độ tuổi.</w:t>
+      </w:r>
+    </w:p>
+    <w:p>
+      <w:pPr>
+        <w:spacing w:after="70" w:line="270" w:lineRule="auto"/>
         <w:ind w:left="220"/>
       </w:pPr>
       <w:r>
@@ -2401,12 +2414,12 @@
         <w:t xml:space="preserve">Vai trò &amp; ý nghĩa: </w:t>
       </w:r>
       <w:r>
-        <w:t xml:space="preserve">Dữ liệu nền cho phim, suất chiếu, định giá.</w:t>
-      </w:r>
-    </w:p>
-    <w:p>
-      <w:pPr>
-        <w:spacing w:after="70" w:line="270"/>
+        <w:t>Dữ liệu nền cho phim, suất chiếu, định giá.</w:t>
+      </w:r>
+    </w:p>
+    <w:p>
+      <w:pPr>
+        <w:spacing w:after="70" w:line="270" w:lineRule="auto"/>
         <w:ind w:left="220"/>
       </w:pPr>
       <w:r>
@@ -2418,12 +2431,12 @@
         <w:t xml:space="preserve">Đã làm được: </w:t>
       </w:r>
       <w:r>
-        <w:t xml:space="preserve">CRUD đầy đủ; định dạng hợp nhất về MovieFormat (dùng chung với cấu hình giá &amp; suất chiếu); chặn xoá khi đang dùng.</w:t>
-      </w:r>
-    </w:p>
-    <w:p>
-      <w:pPr>
-        <w:spacing w:after="70" w:line="270"/>
+        <w:t>CRUD đầy đủ; định dạng hợp nhất về MovieFormat (dùng chung với cấu hình giá &amp; suất chiếu); chặn xoá khi đang dùng.</w:t>
+      </w:r>
+    </w:p>
+    <w:p>
+      <w:pPr>
+        <w:spacing w:after="70" w:line="270" w:lineRule="auto"/>
         <w:ind w:left="220"/>
       </w:pPr>
       <w:r>
@@ -2435,7 +2448,7 @@
         <w:t xml:space="preserve">Nên bổ sung / hoàn thiện: </w:t>
       </w:r>
       <w:r>
-        <w:t xml:space="preserve">Kéo-thả thứ tự hiển thị; gộp/đổi tên hàng loạt; mô tả/icon cho thể loại trên trang khách.</w:t>
+        <w:t>Kéo-thả thứ tự hiển thị; gộp/đổi tên hàng loạt; mô tả/icon cho thể loại trên trang khách.</w:t>
       </w:r>
     </w:p>
     <w:p>
@@ -2443,12 +2456,12 @@
         <w:pStyle w:val="Heading3"/>
       </w:pPr>
       <w:r>
-        <w:t xml:space="preserve">B.1.5. Banner trang chủ</w:t>
-      </w:r>
-    </w:p>
-    <w:p>
-      <w:pPr>
-        <w:spacing w:after="70" w:line="270"/>
+        <w:t>B.1.5. Banner trang chủ</w:t>
+      </w:r>
+    </w:p>
+    <w:p>
+      <w:pPr>
+        <w:spacing w:after="70" w:line="270" w:lineRule="auto"/>
         <w:ind w:left="220"/>
       </w:pPr>
       <w:r>
@@ -2460,12 +2473,12 @@
         <w:t xml:space="preserve">Mục đích: </w:t>
       </w:r>
       <w:r>
-        <w:t xml:space="preserve">Quản trị nội dung quảng bá ở trang chủ.</w:t>
-      </w:r>
-    </w:p>
-    <w:p>
-      <w:pPr>
-        <w:spacing w:after="70" w:line="270"/>
+        <w:t>Quản trị nội dung quảng bá ở trang chủ.</w:t>
+      </w:r>
+    </w:p>
+    <w:p>
+      <w:pPr>
+        <w:spacing w:after="70" w:line="270" w:lineRule="auto"/>
         <w:ind w:left="220"/>
       </w:pPr>
       <w:r>
@@ -2477,12 +2490,12 @@
         <w:t xml:space="preserve">Tác dụng: </w:t>
       </w:r>
       <w:r>
-        <w:t xml:space="preserve">Tạo banner ảnh/theo phim, sắp xếp, lên lịch hiển thị.</w:t>
-      </w:r>
-    </w:p>
-    <w:p>
-      <w:pPr>
-        <w:spacing w:after="70" w:line="270"/>
+        <w:t>Tạo banner ảnh/theo phim, sắp xếp, lên lịch hiển thị.</w:t>
+      </w:r>
+    </w:p>
+    <w:p>
+      <w:pPr>
+        <w:spacing w:after="70" w:line="270" w:lineRule="auto"/>
         <w:ind w:left="220"/>
       </w:pPr>
       <w:r>
@@ -2494,12 +2507,12 @@
         <w:t xml:space="preserve">Vai trò &amp; ý nghĩa: </w:t>
       </w:r>
       <w:r>
-        <w:t xml:space="preserve">Công cụ marketing trực quan của trang chủ.</w:t>
-      </w:r>
-    </w:p>
-    <w:p>
-      <w:pPr>
-        <w:spacing w:after="70" w:line="270"/>
+        <w:t>Công cụ marketing trực quan của trang chủ.</w:t>
+      </w:r>
+    </w:p>
+    <w:p>
+      <w:pPr>
+        <w:spacing w:after="70" w:line="270" w:lineRule="auto"/>
         <w:ind w:left="220"/>
       </w:pPr>
       <w:r>
@@ -2508,15 +2521,16 @@
           <w:bCs/>
           <w:color w:val="1E7A34"/>
         </w:rPr>
+        <w:lastRenderedPageBreak/>
         <w:t xml:space="preserve">Đã làm được: </w:t>
       </w:r>
       <w:r>
-        <w:t xml:space="preserve">2 chế độ; banner theo phim tự gắn link chi tiết; kéo-thả sắp xếp; bật/tắt; lịch hiển thị; modal sửa gọn.</w:t>
-      </w:r>
-    </w:p>
-    <w:p>
-      <w:pPr>
-        <w:spacing w:after="70" w:line="270"/>
+        <w:t>2 chế độ; banner theo phim tự gắn link chi tiết; kéo-thả sắp xếp; bật/tắt; lịch hiển thị; modal sửa gọn.</w:t>
+      </w:r>
+    </w:p>
+    <w:p>
+      <w:pPr>
+        <w:spacing w:after="70" w:line="270" w:lineRule="auto"/>
         <w:ind w:left="220"/>
       </w:pPr>
       <w:r>
@@ -2528,7 +2542,7 @@
         <w:t xml:space="preserve">Nên bổ sung / hoàn thiện: </w:t>
       </w:r>
       <w:r>
-        <w:t xml:space="preserve">Xem trước (preview) banner như trang khách; A/B test; thống kê lượt bấm.</w:t>
+        <w:t>Xem trước (preview) banner như trang khách; A/B test; thống kê lượt bấm.</w:t>
       </w:r>
     </w:p>
     <w:p>
@@ -2536,12 +2550,12 @@
         <w:pStyle w:val="Heading3"/>
       </w:pPr>
       <w:r>
-        <w:t xml:space="preserve">B.1.6. Điều phối lịch chiếu (Master Scheduling) &amp; Suất chiếu</w:t>
-      </w:r>
-    </w:p>
-    <w:p>
-      <w:pPr>
-        <w:spacing w:after="70" w:line="270"/>
+        <w:t>B.1.6. Điều phối lịch chiếu (Master Scheduling) &amp; Suất chiếu</w:t>
+      </w:r>
+    </w:p>
+    <w:p>
+      <w:pPr>
+        <w:spacing w:after="70" w:line="270" w:lineRule="auto"/>
         <w:ind w:left="220"/>
       </w:pPr>
       <w:r>
@@ -2553,12 +2567,12 @@
         <w:t xml:space="preserve">Mục đích: </w:t>
       </w:r>
       <w:r>
-        <w:t xml:space="preserve">Phân bổ phim ra suất chiếu theo rạp/ngày.</w:t>
-      </w:r>
-    </w:p>
-    <w:p>
-      <w:pPr>
-        <w:spacing w:after="70" w:line="270"/>
+        <w:t>Phân bổ phim ra suất chiếu theo rạp/ngày.</w:t>
+      </w:r>
+    </w:p>
+    <w:p>
+      <w:pPr>
+        <w:spacing w:after="70" w:line="270" w:lineRule="auto"/>
         <w:ind w:left="220"/>
       </w:pPr>
       <w:r>
@@ -2570,12 +2584,12 @@
         <w:t xml:space="preserve">Tác dụng: </w:t>
       </w:r>
       <w:r>
-        <w:t xml:space="preserve">Lập kế hoạch chiếu hiệu quả theo cụm rạp.</w:t>
-      </w:r>
-    </w:p>
-    <w:p>
-      <w:pPr>
-        <w:spacing w:after="70" w:line="270"/>
+        <w:t>Lập kế hoạch chiếu hiệu quả theo cụm rạp.</w:t>
+      </w:r>
+    </w:p>
+    <w:p>
+      <w:pPr>
+        <w:spacing w:after="70" w:line="270" w:lineRule="auto"/>
         <w:ind w:left="220"/>
       </w:pPr>
       <w:r>
@@ -2587,12 +2601,12 @@
         <w:t xml:space="preserve">Vai trò &amp; ý nghĩa: </w:t>
       </w:r>
       <w:r>
-        <w:t xml:space="preserve">Nguồn sinh suất chiếu — đầu vào cho đặt vé.</w:t>
-      </w:r>
-    </w:p>
-    <w:p>
-      <w:pPr>
-        <w:spacing w:after="70" w:line="270"/>
+        <w:t>Nguồn sinh suất chiếu — đầu vào cho đặt vé.</w:t>
+      </w:r>
+    </w:p>
+    <w:p>
+      <w:pPr>
+        <w:spacing w:after="70" w:line="270" w:lineRule="auto"/>
         <w:ind w:left="220"/>
       </w:pPr>
       <w:r>
@@ -2604,12 +2618,12 @@
         <w:t xml:space="preserve">Đã làm được: </w:t>
       </w:r>
       <w:r>
-        <w:t xml:space="preserve">Tạo/huỷ định mức điều phối (quota) phim × cụm rạp; quản lý suất chiếu.</w:t>
-      </w:r>
-    </w:p>
-    <w:p>
-      <w:pPr>
-        <w:spacing w:after="70" w:line="270"/>
+        <w:t>Tạo/huỷ định mức điều phối (quota) phim × cụm rạp; quản lý suất chiếu.</w:t>
+      </w:r>
+    </w:p>
+    <w:p>
+      <w:pPr>
+        <w:spacing w:after="70" w:line="270" w:lineRule="auto"/>
         <w:ind w:left="220"/>
       </w:pPr>
       <w:r>
@@ -2621,7 +2635,7 @@
         <w:t xml:space="preserve">Nên bổ sung / hoàn thiện: </w:t>
       </w:r>
       <w:r>
-        <w:t xml:space="preserve">Phát hiện trùng/chồng suất theo phòng; gợi ý khung giờ tối ưu; nhân bản lịch theo tuần; cảnh báo phòng bảo trì.</w:t>
+        <w:t>Phát hiện trùng/chồng suất theo phòng; gợi ý khung giờ tối ưu; nhân bản lịch theo tuần; cảnh báo phòng bảo trì.</w:t>
       </w:r>
     </w:p>
     <w:p>
@@ -2629,12 +2643,12 @@
         <w:pStyle w:val="Heading3"/>
       </w:pPr>
       <w:r>
-        <w:t xml:space="preserve">B.1.7. Quản lý rạp, phòng, sơ đồ ghế</w:t>
-      </w:r>
-    </w:p>
-    <w:p>
-      <w:pPr>
-        <w:spacing w:after="70" w:line="270"/>
+        <w:t>B.1.7. Quản lý rạp, phòng, sơ đồ ghế</w:t>
+      </w:r>
+    </w:p>
+    <w:p>
+      <w:pPr>
+        <w:spacing w:after="70" w:line="270" w:lineRule="auto"/>
         <w:ind w:left="220"/>
       </w:pPr>
       <w:r>
@@ -2646,12 +2660,12 @@
         <w:t xml:space="preserve">Mục đích: </w:t>
       </w:r>
       <w:r>
-        <w:t xml:space="preserve">Quản trị hạ tầng vật lý của rạp.</w:t>
-      </w:r>
-    </w:p>
-    <w:p>
-      <w:pPr>
-        <w:spacing w:after="70" w:line="270"/>
+        <w:t>Quản trị hạ tầng vật lý của rạp.</w:t>
+      </w:r>
+    </w:p>
+    <w:p>
+      <w:pPr>
+        <w:spacing w:after="70" w:line="270" w:lineRule="auto"/>
         <w:ind w:left="220"/>
       </w:pPr>
       <w:r>
@@ -2663,12 +2677,12 @@
         <w:t xml:space="preserve">Tác dụng: </w:t>
       </w:r>
       <w:r>
-        <w:t xml:space="preserve">CRUD cụm rạp/phòng; biên tập sơ đồ &amp; loại ghế.</w:t>
-      </w:r>
-    </w:p>
-    <w:p>
-      <w:pPr>
-        <w:spacing w:after="70" w:line="270"/>
+        <w:t>CRUD cụm rạp/phòng; biên tập sơ đồ &amp; loại ghế.</w:t>
+      </w:r>
+    </w:p>
+    <w:p>
+      <w:pPr>
+        <w:spacing w:after="70" w:line="270" w:lineRule="auto"/>
         <w:ind w:left="220"/>
       </w:pPr>
       <w:r>
@@ -2680,12 +2694,12 @@
         <w:t xml:space="preserve">Vai trò &amp; ý nghĩa: </w:t>
       </w:r>
       <w:r>
-        <w:t xml:space="preserve">Định nghĩa năng lực phục vụ và bản đồ ghế cho đặt vé.</w:t>
-      </w:r>
-    </w:p>
-    <w:p>
-      <w:pPr>
-        <w:spacing w:after="70" w:line="270"/>
+        <w:t>Định nghĩa năng lực phục vụ và bản đồ ghế cho đặt vé.</w:t>
+      </w:r>
+    </w:p>
+    <w:p>
+      <w:pPr>
+        <w:spacing w:after="70" w:line="270" w:lineRule="auto"/>
         <w:ind w:left="220"/>
       </w:pPr>
       <w:r>
@@ -2697,12 +2711,12 @@
         <w:t xml:space="preserve">Đã làm được: </w:t>
       </w:r>
       <w:r>
-        <w:t xml:space="preserve">CRUD rạp (thông tin mở rộng, toạ độ, tiện ích — ADMIN ghi); quản lý phòng; SeatMapEditor.</w:t>
-      </w:r>
-    </w:p>
-    <w:p>
-      <w:pPr>
-        <w:spacing w:after="70" w:line="270"/>
+        <w:t>CRUD rạp (thông tin mở rộng, toạ độ, tiện ích — ADMIN ghi); quản lý phòng; SeatMapEditor.</w:t>
+      </w:r>
+    </w:p>
+    <w:p>
+      <w:pPr>
+        <w:spacing w:after="70" w:line="270" w:lineRule="auto"/>
         <w:ind w:left="220"/>
       </w:pPr>
       <w:r>
@@ -2714,7 +2728,7 @@
         <w:t xml:space="preserve">Nên bổ sung / hoàn thiện: </w:t>
       </w:r>
       <w:r>
-        <w:t xml:space="preserve">Trình kéo-thả sơ đồ ghế trực quan hơn; mẫu phòng (template); đồng bộ số ghế ↔ sức chứa tự động.</w:t>
+        <w:t>Trình kéo-thả sơ đồ ghế trực quan hơn; mẫu phòng (template); đồng bộ số ghế ↔ sức chứa tự động.</w:t>
       </w:r>
     </w:p>
     <w:p>
@@ -2722,7 +2736,7 @@
         <w:pStyle w:val="Heading2"/>
       </w:pPr>
       <w:r>
-        <w:t xml:space="preserve">B.2. Bán hàng tại quầy &amp; soát vé</w:t>
+        <w:t>B.2. Bán hàng tại quầy &amp; soát vé</w:t>
       </w:r>
     </w:p>
     <w:p>
@@ -2730,12 +2744,12 @@
         <w:pStyle w:val="Heading3"/>
       </w:pPr>
       <w:r>
-        <w:t xml:space="preserve">B.2.1. POS bán vé tại quầy</w:t>
-      </w:r>
-    </w:p>
-    <w:p>
-      <w:pPr>
-        <w:spacing w:after="70" w:line="270"/>
+        <w:t>B.2.1. POS bán vé tại quầy</w:t>
+      </w:r>
+    </w:p>
+    <w:p>
+      <w:pPr>
+        <w:spacing w:after="70" w:line="270" w:lineRule="auto"/>
         <w:ind w:left="220"/>
       </w:pPr>
       <w:r>
@@ -2747,12 +2761,12 @@
         <w:t xml:space="preserve">Mục đích: </w:t>
       </w:r>
       <w:r>
-        <w:t xml:space="preserve">Cho nhân viên bán vé trực tiếp cho khách tại rạp.</w:t>
-      </w:r>
-    </w:p>
-    <w:p>
-      <w:pPr>
-        <w:spacing w:after="70" w:line="270"/>
+        <w:t>Cho nhân viên bán vé trực tiếp cho khách tại rạp.</w:t>
+      </w:r>
+    </w:p>
+    <w:p>
+      <w:pPr>
+        <w:spacing w:after="70" w:line="270" w:lineRule="auto"/>
         <w:ind w:left="220"/>
       </w:pPr>
       <w:r>
@@ -2764,12 +2778,12 @@
         <w:t xml:space="preserve">Tác dụng: </w:t>
       </w:r>
       <w:r>
-        <w:t xml:space="preserve">Bán vé + combo, tra cứu thành viên tích điểm, thu CASH/CARD.</w:t>
-      </w:r>
-    </w:p>
-    <w:p>
-      <w:pPr>
-        <w:spacing w:after="70" w:line="270"/>
+        <w:t>Bán vé + combo, tra cứu thành viên tích điểm, thu CASH/CARD.</w:t>
+      </w:r>
+    </w:p>
+    <w:p>
+      <w:pPr>
+        <w:spacing w:after="70" w:line="270" w:lineRule="auto"/>
         <w:ind w:left="220"/>
       </w:pPr>
       <w:r>
@@ -2781,12 +2795,12 @@
         <w:t xml:space="preserve">Vai trò &amp; ý nghĩa: </w:t>
       </w:r>
       <w:r>
-        <w:t xml:space="preserve">Kênh doanh thu tại quầy song song với online.</w:t>
-      </w:r>
-    </w:p>
-    <w:p>
-      <w:pPr>
-        <w:spacing w:after="70" w:line="270"/>
+        <w:t>Kênh doanh thu tại quầy song song với online.</w:t>
+      </w:r>
+    </w:p>
+    <w:p>
+      <w:pPr>
+        <w:spacing w:after="70" w:line="270" w:lineRule="auto"/>
         <w:ind w:left="220"/>
       </w:pPr>
       <w:r>
@@ -2798,12 +2812,12 @@
         <w:t xml:space="preserve">Đã làm được: </w:t>
       </w:r>
       <w:r>
-        <w:t xml:space="preserve">Ghế thật + giá engine; combo thật; tra cứu thành viên; tái dùng holdSeats/completePayment (đơn CONFIRMED, trừ kho BOM); đã verify đơn thật.</w:t>
-      </w:r>
-    </w:p>
-    <w:p>
-      <w:pPr>
-        <w:spacing w:after="70" w:line="270"/>
+        <w:t>Ghế thật + giá engine; combo thật; tra cứu thành viên; tái dùng holdSeats/completePayment (đơn CONFIRMED, trừ kho BOM); đã verify đơn thật.</w:t>
+      </w:r>
+    </w:p>
+    <w:p>
+      <w:pPr>
+        <w:spacing w:after="70" w:line="270" w:lineRule="auto"/>
         <w:ind w:left="220"/>
       </w:pPr>
       <w:r>
@@ -2815,7 +2829,7 @@
         <w:t xml:space="preserve">Nên bổ sung / hoàn thiện: </w:t>
       </w:r>
       <w:r>
-        <w:t xml:space="preserve">In vé/hoá đơn ra máy in nhiệt; quét QR thành viên; ca/giao dịch gắn với phiên làm việc nhân viên; hoàn/huỷ vé tại quầy.</w:t>
+        <w:t>In vé/hoá đơn ra máy in nhiệt; quét QR thành viên; ca/giao dịch gắn với phiên làm việc nhân viên; hoàn/huỷ vé tại quầy.</w:t>
       </w:r>
     </w:p>
     <w:p>
@@ -2823,12 +2837,12 @@
         <w:pStyle w:val="Heading3"/>
       </w:pPr>
       <w:r>
-        <w:t xml:space="preserve">B.2.2. Check-in vé QR</w:t>
-      </w:r>
-    </w:p>
-    <w:p>
-      <w:pPr>
-        <w:spacing w:after="70" w:line="270"/>
+        <w:t>B.2.2. Check-in vé QR</w:t>
+      </w:r>
+    </w:p>
+    <w:p>
+      <w:pPr>
+        <w:spacing w:after="70" w:line="270" w:lineRule="auto"/>
         <w:ind w:left="220"/>
       </w:pPr>
       <w:r>
@@ -2840,12 +2854,12 @@
         <w:t xml:space="preserve">Mục đích: </w:t>
       </w:r>
       <w:r>
-        <w:t xml:space="preserve">Soát vé tại cửa rạp bằng mã QR.</w:t>
-      </w:r>
-    </w:p>
-    <w:p>
-      <w:pPr>
-        <w:spacing w:after="70" w:line="270"/>
+        <w:t>Soát vé tại cửa rạp bằng mã QR.</w:t>
+      </w:r>
+    </w:p>
+    <w:p>
+      <w:pPr>
+        <w:spacing w:after="70" w:line="270" w:lineRule="auto"/>
         <w:ind w:left="220"/>
       </w:pPr>
       <w:r>
@@ -2857,12 +2871,12 @@
         <w:t xml:space="preserve">Tác dụng: </w:t>
       </w:r>
       <w:r>
-        <w:t xml:space="preserve">Xác thực vé hợp lệ, chống dùng lại; theo dõi tiến độ vào suất.</w:t>
-      </w:r>
-    </w:p>
-    <w:p>
-      <w:pPr>
-        <w:spacing w:after="70" w:line="270"/>
+        <w:t>Xác thực vé hợp lệ, chống dùng lại; theo dõi tiến độ vào suất.</w:t>
+      </w:r>
+    </w:p>
+    <w:p>
+      <w:pPr>
+        <w:spacing w:after="70" w:line="270" w:lineRule="auto"/>
         <w:ind w:left="220"/>
       </w:pPr>
       <w:r>
@@ -2874,12 +2888,12 @@
         <w:t xml:space="preserve">Vai trò &amp; ý nghĩa: </w:t>
       </w:r>
       <w:r>
-        <w:t xml:space="preserve">Kiểm soát ra/vào — khâu cuối của luồng vé.</w:t>
-      </w:r>
-    </w:p>
-    <w:p>
-      <w:pPr>
-        <w:spacing w:after="70" w:line="270"/>
+        <w:t>Kiểm soát ra/vào — khâu cuối của luồng vé.</w:t>
+      </w:r>
+    </w:p>
+    <w:p>
+      <w:pPr>
+        <w:spacing w:after="70" w:line="270" w:lineRule="auto"/>
         <w:ind w:left="220"/>
       </w:pPr>
       <w:r>
@@ -2891,12 +2905,12 @@
         <w:t xml:space="preserve">Đã làm được: </w:t>
       </w:r>
       <w:r>
-        <w:t xml:space="preserve">Quét/nhập mã → xác thực → đánh dấu đã check-in; hiển thị tiến độ check-in của suất.</w:t>
-      </w:r>
-    </w:p>
-    <w:p>
-      <w:pPr>
-        <w:spacing w:after="70" w:line="270"/>
+        <w:t>Quét/nhập mã → xác thực → đánh dấu đã check-in; hiển thị tiến độ check-in của suất.</w:t>
+      </w:r>
+    </w:p>
+    <w:p>
+      <w:pPr>
+        <w:spacing w:after="70" w:line="270" w:lineRule="auto"/>
         <w:ind w:left="220"/>
       </w:pPr>
       <w:r>
@@ -2908,7 +2922,7 @@
         <w:t xml:space="preserve">Nên bổ sung / hoàn thiện: </w:t>
       </w:r>
       <w:r>
-        <w:t xml:space="preserve">Quét camera trực tiếp trên thiết bị; chế độ offline; âm thanh/hiệu ứng xác nhận; chống quét trùng rõ ràng hơn.</w:t>
+        <w:t>Quét camera trực tiếp trên thiết bị; chế độ offline; âm thanh/hiệu ứng xác nhận; chống quét trùng rõ ràng hơn.</w:t>
       </w:r>
     </w:p>
     <w:p>
@@ -2916,7 +2930,7 @@
         <w:pStyle w:val="Heading2"/>
       </w:pPr>
       <w:r>
-        <w:t xml:space="preserve">B.3. Kho, F&amp;B &amp; vận hành</w:t>
+        <w:t>B.3. Kho, F&amp;B &amp; vận hành</w:t>
       </w:r>
     </w:p>
     <w:p>
@@ -2924,12 +2938,13 @@
         <w:pStyle w:val="Heading3"/>
       </w:pPr>
       <w:r>
-        <w:t xml:space="preserve">B.3.1. Thực đơn F&amp;B / Combo</w:t>
-      </w:r>
-    </w:p>
-    <w:p>
-      <w:pPr>
-        <w:spacing w:after="70" w:line="270"/>
+        <w:lastRenderedPageBreak/>
+        <w:t>B.3.1. Thực đơn F&amp;B / Combo</w:t>
+      </w:r>
+    </w:p>
+    <w:p>
+      <w:pPr>
+        <w:spacing w:after="70" w:line="270" w:lineRule="auto"/>
         <w:ind w:left="220"/>
       </w:pPr>
       <w:r>
@@ -2941,12 +2956,12 @@
         <w:t xml:space="preserve">Mục đích: </w:t>
       </w:r>
       <w:r>
-        <w:t xml:space="preserve">Quản lý danh mục đồ ăn/combo bán kèm.</w:t>
-      </w:r>
-    </w:p>
-    <w:p>
-      <w:pPr>
-        <w:spacing w:after="70" w:line="270"/>
+        <w:t>Quản lý danh mục đồ ăn/combo bán kèm.</w:t>
+      </w:r>
+    </w:p>
+    <w:p>
+      <w:pPr>
+        <w:spacing w:after="70" w:line="270" w:lineRule="auto"/>
         <w:ind w:left="220"/>
       </w:pPr>
       <w:r>
@@ -2958,12 +2973,12 @@
         <w:t xml:space="preserve">Tác dụng: </w:t>
       </w:r>
       <w:r>
-        <w:t xml:space="preserve">CRUD món với ảnh/mô tả/bật-tắt; cấp dữ liệu cho bước combo &amp; POS.</w:t>
-      </w:r>
-    </w:p>
-    <w:p>
-      <w:pPr>
-        <w:spacing w:after="70" w:line="270"/>
+        <w:t>CRUD món với ảnh/mô tả/bật-tắt; cấp dữ liệu cho bước combo &amp; POS.</w:t>
+      </w:r>
+    </w:p>
+    <w:p>
+      <w:pPr>
+        <w:spacing w:after="70" w:line="270" w:lineRule="auto"/>
         <w:ind w:left="220"/>
       </w:pPr>
       <w:r>
@@ -2975,12 +2990,12 @@
         <w:t xml:space="preserve">Vai trò &amp; ý nghĩa: </w:t>
       </w:r>
       <w:r>
-        <w:t xml:space="preserve">Quản trị nguồn doanh thu phụ.</w:t>
-      </w:r>
-    </w:p>
-    <w:p>
-      <w:pPr>
-        <w:spacing w:after="70" w:line="270"/>
+        <w:t>Quản trị nguồn doanh thu phụ.</w:t>
+      </w:r>
+    </w:p>
+    <w:p>
+      <w:pPr>
+        <w:spacing w:after="70" w:line="270" w:lineRule="auto"/>
         <w:ind w:left="220"/>
       </w:pPr>
       <w:r>
@@ -2992,12 +3007,12 @@
         <w:t xml:space="preserve">Đã làm được: </w:t>
       </w:r>
       <w:r>
-        <w:t xml:space="preserve">FnbMenuManager: CRUD đầy đủ, upload ảnh, bật/tắt bán; API công khai chỉ trả món active.</w:t>
-      </w:r>
-    </w:p>
-    <w:p>
-      <w:pPr>
-        <w:spacing w:after="70" w:line="270"/>
+        <w:t>FnbMenuManager: CRUD đầy đủ, upload ảnh, bật/tắt bán; API công khai chỉ trả món active.</w:t>
+      </w:r>
+    </w:p>
+    <w:p>
+      <w:pPr>
+        <w:spacing w:after="70" w:line="270" w:lineRule="auto"/>
         <w:ind w:left="220"/>
       </w:pPr>
       <w:r>
@@ -3009,7 +3024,7 @@
         <w:t xml:space="preserve">Nên bổ sung / hoàn thiện: </w:t>
       </w:r>
       <w:r>
-        <w:t xml:space="preserve">Phân nhóm thực đơn theo rạp; giá theo cơ sở; combo động (chọn thành phần).</w:t>
+        <w:t>Phân nhóm thực đơn theo rạp; giá theo cơ sở; combo động (chọn thành phần).</w:t>
       </w:r>
     </w:p>
     <w:p>
@@ -3017,12 +3032,12 @@
         <w:pStyle w:val="Heading3"/>
       </w:pPr>
       <w:r>
-        <w:t xml:space="preserve">B.3.2. Quản lý kho (tồn theo cơ sở + nhật ký)</w:t>
-      </w:r>
-    </w:p>
-    <w:p>
-      <w:pPr>
-        <w:spacing w:after="70" w:line="270"/>
+        <w:t>B.3.2. Quản lý kho (tồn theo cơ sở + nhật ký)</w:t>
+      </w:r>
+    </w:p>
+    <w:p>
+      <w:pPr>
+        <w:spacing w:after="70" w:line="270" w:lineRule="auto"/>
         <w:ind w:left="220"/>
       </w:pPr>
       <w:r>
@@ -3034,12 +3049,12 @@
         <w:t xml:space="preserve">Mục đích: </w:t>
       </w:r>
       <w:r>
-        <w:t xml:space="preserve">Theo dõi tồn kho nguyên liệu/hàng hoá theo cụm rạp.</w:t>
-      </w:r>
-    </w:p>
-    <w:p>
-      <w:pPr>
-        <w:spacing w:after="70" w:line="270"/>
+        <w:t>Theo dõi tồn kho nguyên liệu/hàng hoá theo cụm rạp.</w:t>
+      </w:r>
+    </w:p>
+    <w:p>
+      <w:pPr>
+        <w:spacing w:after="70" w:line="270" w:lineRule="auto"/>
         <w:ind w:left="220"/>
       </w:pPr>
       <w:r>
@@ -3051,12 +3066,12 @@
         <w:t xml:space="preserve">Tác dụng: </w:t>
       </w:r>
       <w:r>
-        <w:t xml:space="preserve">Biết tồn, lịch sử xuất/nhập, cảnh báo thiếu.</w:t>
-      </w:r>
-    </w:p>
-    <w:p>
-      <w:pPr>
-        <w:spacing w:after="70" w:line="270"/>
+        <w:t>Biết tồn, lịch sử xuất/nhập, cảnh báo thiếu.</w:t>
+      </w:r>
+    </w:p>
+    <w:p>
+      <w:pPr>
+        <w:spacing w:after="70" w:line="270" w:lineRule="auto"/>
         <w:ind w:left="220"/>
       </w:pPr>
       <w:r>
@@ -3068,12 +3083,12 @@
         <w:t xml:space="preserve">Vai trò &amp; ý nghĩa: </w:t>
       </w:r>
       <w:r>
-        <w:t xml:space="preserve">Kiểm soát chi phí và tránh hết hàng.</w:t>
-      </w:r>
-    </w:p>
-    <w:p>
-      <w:pPr>
-        <w:spacing w:after="70" w:line="270"/>
+        <w:t>Kiểm soát chi phí và tránh hết hàng.</w:t>
+      </w:r>
+    </w:p>
+    <w:p>
+      <w:pPr>
+        <w:spacing w:after="70" w:line="270" w:lineRule="auto"/>
         <w:ind w:left="220"/>
       </w:pPr>
       <w:r>
@@ -3085,12 +3100,12 @@
         <w:t xml:space="preserve">Đã làm được: </w:t>
       </w:r>
       <w:r>
-        <w:t xml:space="preserve">Tồn kho theo cụm rạp + nhật ký (InventoryController); tự trừ kho khi bán qua BOM.</w:t>
-      </w:r>
-    </w:p>
-    <w:p>
-      <w:pPr>
-        <w:spacing w:after="70" w:line="270"/>
+        <w:t>Tồn kho theo cụm rạp + nhật ký (InventoryController); tự trừ kho khi bán qua BOM.</w:t>
+      </w:r>
+    </w:p>
+    <w:p>
+      <w:pPr>
+        <w:spacing w:after="70" w:line="270" w:lineRule="auto"/>
         <w:ind w:left="220"/>
       </w:pPr>
       <w:r>
@@ -3102,7 +3117,7 @@
         <w:t xml:space="preserve">Nên bổ sung / hoàn thiện: </w:t>
       </w:r>
       <w:r>
-        <w:t xml:space="preserve">Cảnh báo tồn tối thiểu, đề xuất nhập hàng, kiểm kê định kỳ, báo cáo hao hụt.</w:t>
+        <w:t>Cảnh báo tồn tối thiểu, đề xuất nhập hàng, kiểm kê định kỳ, báo cáo hao hụt.</w:t>
       </w:r>
     </w:p>
     <w:p>
@@ -3110,12 +3125,12 @@
         <w:pStyle w:val="Heading3"/>
       </w:pPr>
       <w:r>
-        <w:t xml:space="preserve">B.3.3. Định mức nguyên liệu (BOM)</w:t>
-      </w:r>
-    </w:p>
-    <w:p>
-      <w:pPr>
-        <w:spacing w:after="70" w:line="270"/>
+        <w:t>B.3.3. Định mức nguyên liệu (BOM)</w:t>
+      </w:r>
+    </w:p>
+    <w:p>
+      <w:pPr>
+        <w:spacing w:after="70" w:line="270" w:lineRule="auto"/>
         <w:ind w:left="220"/>
       </w:pPr>
       <w:r>
@@ -3127,12 +3142,12 @@
         <w:t xml:space="preserve">Mục đích: </w:t>
       </w:r>
       <w:r>
-        <w:t xml:space="preserve">Định nghĩa lượng nguyên liệu tiêu hao cho mỗi món bán ra.</w:t>
-      </w:r>
-    </w:p>
-    <w:p>
-      <w:pPr>
-        <w:spacing w:after="70" w:line="270"/>
+        <w:t>Định nghĩa lượng nguyên liệu tiêu hao cho mỗi món bán ra.</w:t>
+      </w:r>
+    </w:p>
+    <w:p>
+      <w:pPr>
+        <w:spacing w:after="70" w:line="270" w:lineRule="auto"/>
         <w:ind w:left="220"/>
       </w:pPr>
       <w:r>
@@ -3144,12 +3159,12 @@
         <w:t xml:space="preserve">Tác dụng: </w:t>
       </w:r>
       <w:r>
-        <w:t xml:space="preserve">Tự trừ kho chính xác khi bán; tính giá vốn.</w:t>
-      </w:r>
-    </w:p>
-    <w:p>
-      <w:pPr>
-        <w:spacing w:after="70" w:line="270"/>
+        <w:t>Tự trừ kho chính xác khi bán; tính giá vốn.</w:t>
+      </w:r>
+    </w:p>
+    <w:p>
+      <w:pPr>
+        <w:spacing w:after="70" w:line="270" w:lineRule="auto"/>
         <w:ind w:left="220"/>
       </w:pPr>
       <w:r>
@@ -3161,12 +3176,12 @@
         <w:t xml:space="preserve">Vai trò &amp; ý nghĩa: </w:t>
       </w:r>
       <w:r>
-        <w:t xml:space="preserve">Liên kết bán hàng ↔ tồn kho.</w:t>
-      </w:r>
-    </w:p>
-    <w:p>
-      <w:pPr>
-        <w:spacing w:after="70" w:line="270"/>
+        <w:t>Liên kết bán hàng ↔ tồn kho.</w:t>
+      </w:r>
+    </w:p>
+    <w:p>
+      <w:pPr>
+        <w:spacing w:after="70" w:line="270" w:lineRule="auto"/>
         <w:ind w:left="220"/>
       </w:pPr>
       <w:r>
@@ -3178,12 +3193,12 @@
         <w:t xml:space="preserve">Đã làm được: </w:t>
       </w:r>
       <w:r>
-        <w:t xml:space="preserve">Backend BomController (/api/bom) CRUD; InventoryService.deductForSale chạy khi completePayment.</w:t>
-      </w:r>
-    </w:p>
-    <w:p>
-      <w:pPr>
-        <w:spacing w:after="70" w:line="270"/>
+        <w:t>Backend BomController (/api/bom) CRUD; InventoryService.deductForSale chạy khi completePayment.</w:t>
+      </w:r>
+    </w:p>
+    <w:p>
+      <w:pPr>
+        <w:spacing w:after="70" w:line="270" w:lineRule="auto"/>
         <w:ind w:left="220"/>
       </w:pPr>
       <w:r>
@@ -3195,7 +3210,7 @@
         <w:t xml:space="preserve">Nên bổ sung / hoàn thiện: </w:t>
       </w:r>
       <w:r>
-        <w:t xml:space="preserve">CHƯA có màn admin UI riêng cho BOM (chỉ có API) — cần bổ sung giao diện quản lý định mức trực quan.</w:t>
+        <w:t>CHƯA có màn admin UI riêng cho BOM (chỉ có API) — cần bổ sung giao diện quản lý định mức trực quan.</w:t>
       </w:r>
     </w:p>
     <w:p>
@@ -3203,7 +3218,7 @@
         <w:pStyle w:val="Heading2"/>
       </w:pPr>
       <w:r>
-        <w:t xml:space="preserve">B.4. Nhân sự &amp; ca trực</w:t>
+        <w:t>B.4. Nhân sự &amp; ca trực</w:t>
       </w:r>
     </w:p>
     <w:p>
@@ -3211,12 +3226,12 @@
         <w:pStyle w:val="Heading3"/>
       </w:pPr>
       <w:r>
-        <w:t xml:space="preserve">B.4.1. Quản lý nhân viên (đa cơ sở)</w:t>
-      </w:r>
-    </w:p>
-    <w:p>
-      <w:pPr>
-        <w:spacing w:after="70" w:line="270"/>
+        <w:t>B.4.1. Quản lý nhân viên (đa cơ sở)</w:t>
+      </w:r>
+    </w:p>
+    <w:p>
+      <w:pPr>
+        <w:spacing w:after="70" w:line="270" w:lineRule="auto"/>
         <w:ind w:left="220"/>
       </w:pPr>
       <w:r>
@@ -3228,12 +3243,12 @@
         <w:t xml:space="preserve">Mục đích: </w:t>
       </w:r>
       <w:r>
-        <w:t xml:space="preserve">Quản trị đội ngũ nhân viên trên toàn bộ cơ sở.</w:t>
-      </w:r>
-    </w:p>
-    <w:p>
-      <w:pPr>
-        <w:spacing w:after="70" w:line="270"/>
+        <w:t>Quản trị đội ngũ nhân viên trên toàn bộ cơ sở.</w:t>
+      </w:r>
+    </w:p>
+    <w:p>
+      <w:pPr>
+        <w:spacing w:after="70" w:line="270" w:lineRule="auto"/>
         <w:ind w:left="220"/>
       </w:pPr>
       <w:r>
@@ -3245,12 +3260,12 @@
         <w:t xml:space="preserve">Tác dụng: </w:t>
       </w:r>
       <w:r>
-        <w:t xml:space="preserve">Thêm/sửa nhân viên, gán cơ sở, lọc/tìm, tạm ngưng.</w:t>
-      </w:r>
-    </w:p>
-    <w:p>
-      <w:pPr>
-        <w:spacing w:after="70" w:line="270"/>
+        <w:t>Thêm/sửa nhân viên, gán cơ sở, lọc/tìm, tạm ngưng.</w:t>
+      </w:r>
+    </w:p>
+    <w:p>
+      <w:pPr>
+        <w:spacing w:after="70" w:line="270" w:lineRule="auto"/>
         <w:ind w:left="220"/>
       </w:pPr>
       <w:r>
@@ -3262,12 +3277,12 @@
         <w:t xml:space="preserve">Vai trò &amp; ý nghĩa: </w:t>
       </w:r>
       <w:r>
-        <w:t xml:space="preserve">Quản lý nguồn lực vận hành rạp.</w:t>
-      </w:r>
-    </w:p>
-    <w:p>
-      <w:pPr>
-        <w:spacing w:after="70" w:line="270"/>
+        <w:t>Quản lý nguồn lực vận hành rạp.</w:t>
+      </w:r>
+    </w:p>
+    <w:p>
+      <w:pPr>
+        <w:spacing w:after="70" w:line="270" w:lineRule="auto"/>
         <w:ind w:left="220"/>
       </w:pPr>
       <w:r>
@@ -3279,12 +3294,12 @@
         <w:t xml:space="preserve">Đã làm được: </w:t>
       </w:r>
       <w:r>
-        <w:t xml:space="preserve">Danh sách đa cơ sở, lọc theo cơ sở/trạng thái + tìm kiếm; thêm/sửa (gán cơ sở, mã NV, vai trò STAFF); bật/tắt (tạm ngưng — không xoá cứng); seed 6 NV demo; confirm có style.</w:t>
-      </w:r>
-    </w:p>
-    <w:p>
-      <w:pPr>
-        <w:spacing w:after="70" w:line="270"/>
+        <w:t>Danh sách đa cơ sở, lọc theo cơ sở/trạng thái + tìm kiếm; thêm/sửa (gán cơ sở, mã NV, vai trò STAFF); bật/tắt (tạm ngưng — không xoá cứng); seed 6 NV demo; confirm có style.</w:t>
+      </w:r>
+    </w:p>
+    <w:p>
+      <w:pPr>
+        <w:spacing w:after="70" w:line="270" w:lineRule="auto"/>
         <w:ind w:left="220"/>
       </w:pPr>
       <w:r>
@@ -3296,7 +3311,7 @@
         <w:t xml:space="preserve">Nên bổ sung / hoàn thiện: </w:t>
       </w:r>
       <w:r>
-        <w:t xml:space="preserve">Đặt lại mật khẩu nhân viên; phân quyền theo từng nhân viên; lịch sử ca/chấm công; ảnh đại diện; 1 nhân viên ở nhiều cơ sở (nếu cần) — hiện mỗi NV 1 cơ sở.</w:t>
+        <w:t>Đặt lại mật khẩu nhân viên; phân quyền theo từng nhân viên; lịch sử ca/chấm công; ảnh đại diện; 1 nhân viên ở nhiều cơ sở (nếu cần) — hiện mỗi NV 1 cơ sở.</w:t>
       </w:r>
     </w:p>
     <w:p>
@@ -3304,12 +3319,12 @@
         <w:pStyle w:val="Heading3"/>
       </w:pPr>
       <w:r>
-        <w:t xml:space="preserve">B.4.2. Phân ca &amp; Phê duyệt ca trực</w:t>
-      </w:r>
-    </w:p>
-    <w:p>
-      <w:pPr>
-        <w:spacing w:after="70" w:line="270"/>
+        <w:t>B.4.2. Phân ca &amp; Phê duyệt ca trực</w:t>
+      </w:r>
+    </w:p>
+    <w:p>
+      <w:pPr>
+        <w:spacing w:after="70" w:line="270" w:lineRule="auto"/>
         <w:ind w:left="220"/>
       </w:pPr>
       <w:r>
@@ -3321,12 +3336,12 @@
         <w:t xml:space="preserve">Mục đích: </w:t>
       </w:r>
       <w:r>
-        <w:t xml:space="preserve">Lập và duyệt lịch làm việc của nhân viên.</w:t>
-      </w:r>
-    </w:p>
-    <w:p>
-      <w:pPr>
-        <w:spacing w:after="70" w:line="270"/>
+        <w:t>Lập và duyệt lịch làm việc của nhân viên.</w:t>
+      </w:r>
+    </w:p>
+    <w:p>
+      <w:pPr>
+        <w:spacing w:after="70" w:line="270" w:lineRule="auto"/>
         <w:ind w:left="220"/>
       </w:pPr>
       <w:r>
@@ -3338,29 +3353,30 @@
         <w:t xml:space="preserve">Tác dụng: </w:t>
       </w:r>
       <w:r>
-        <w:t xml:space="preserve">Phân ca theo ngày, duyệt/từ chối yêu cầu ca.</w:t>
-      </w:r>
-    </w:p>
-    <w:p>
-      <w:pPr>
-        <w:spacing w:after="70" w:line="270"/>
-        <w:ind w:left="220"/>
-      </w:pPr>
-      <w:r>
-        <w:rPr>
-          <w:b/>
-          <w:bCs/>
-          <w:color w:val="000000"/>
-        </w:rPr>
+        <w:t>Phân ca theo ngày, duyệt/từ chối yêu cầu ca.</w:t>
+      </w:r>
+    </w:p>
+    <w:p>
+      <w:pPr>
+        <w:spacing w:after="70" w:line="270" w:lineRule="auto"/>
+        <w:ind w:left="220"/>
+      </w:pPr>
+      <w:r>
+        <w:rPr>
+          <w:b/>
+          <w:bCs/>
+          <w:color w:val="000000"/>
+        </w:rPr>
+        <w:lastRenderedPageBreak/>
         <w:t xml:space="preserve">Vai trò &amp; ý nghĩa: </w:t>
       </w:r>
       <w:r>
-        <w:t xml:space="preserve">Tổ chức nhân lực theo thời gian vận hành.</w:t>
-      </w:r>
-    </w:p>
-    <w:p>
-      <w:pPr>
-        <w:spacing w:after="70" w:line="270"/>
+        <w:t>Tổ chức nhân lực theo thời gian vận hành.</w:t>
+      </w:r>
+    </w:p>
+    <w:p>
+      <w:pPr>
+        <w:spacing w:after="70" w:line="270" w:lineRule="auto"/>
         <w:ind w:left="220"/>
       </w:pPr>
       <w:r>
@@ -3372,12 +3388,12 @@
         <w:t xml:space="preserve">Đã làm được: </w:t>
       </w:r>
       <w:r>
-        <w:t xml:space="preserve">API phân ca, duyệt/từ chối, mẫu ca; màn StaffShiftManagement.</w:t>
-      </w:r>
-    </w:p>
-    <w:p>
-      <w:pPr>
-        <w:spacing w:after="70" w:line="270"/>
+        <w:t>API phân ca, duyệt/từ chối, mẫu ca; màn StaffShiftManagement.</w:t>
+      </w:r>
+    </w:p>
+    <w:p>
+      <w:pPr>
+        <w:spacing w:after="70" w:line="270" w:lineRule="auto"/>
         <w:ind w:left="220"/>
       </w:pPr>
       <w:r>
@@ -3389,7 +3405,7 @@
         <w:t xml:space="preserve">Nên bổ sung / hoàn thiện: </w:t>
       </w:r>
       <w:r>
-        <w:t xml:space="preserve">Lịch dạng tuần/tháng kéo-thả; cảnh báo trùng ca/thiếu người; tự nhắc nhân viên; chấm công thực tế.</w:t>
+        <w:t>Lịch dạng tuần/tháng kéo-thả; cảnh báo trùng ca/thiếu người; tự nhắc nhân viên; chấm công thực tế.</w:t>
       </w:r>
     </w:p>
     <w:p>
@@ -3397,12 +3413,12 @@
         <w:pStyle w:val="Heading3"/>
       </w:pPr>
       <w:r>
-        <w:t xml:space="preserve">B.4.3. Bàn giao ca (đối soát quỹ)</w:t>
-      </w:r>
-    </w:p>
-    <w:p>
-      <w:pPr>
-        <w:spacing w:after="70" w:line="270"/>
+        <w:t>B.4.3. Bàn giao ca (đối soát quỹ)</w:t>
+      </w:r>
+    </w:p>
+    <w:p>
+      <w:pPr>
+        <w:spacing w:after="70" w:line="270" w:lineRule="auto"/>
         <w:ind w:left="220"/>
       </w:pPr>
       <w:r>
@@ -3414,12 +3430,12 @@
         <w:t xml:space="preserve">Mục đích: </w:t>
       </w:r>
       <w:r>
-        <w:t xml:space="preserve">Đối soát tiền quỹ khi chuyển ca.</w:t>
-      </w:r>
-    </w:p>
-    <w:p>
-      <w:pPr>
-        <w:spacing w:after="70" w:line="270"/>
+        <w:t>Đối soát tiền quỹ khi chuyển ca.</w:t>
+      </w:r>
+    </w:p>
+    <w:p>
+      <w:pPr>
+        <w:spacing w:after="70" w:line="270" w:lineRule="auto"/>
         <w:ind w:left="220"/>
       </w:pPr>
       <w:r>
@@ -3431,12 +3447,12 @@
         <w:t xml:space="preserve">Tác dụng: </w:t>
       </w:r>
       <w:r>
-        <w:t xml:space="preserve">Tính chênh lệch giữa tiền khai báo và hệ thống.</w:t>
-      </w:r>
-    </w:p>
-    <w:p>
-      <w:pPr>
-        <w:spacing w:after="70" w:line="270"/>
+        <w:t>Tính chênh lệch giữa tiền khai báo và hệ thống.</w:t>
+      </w:r>
+    </w:p>
+    <w:p>
+      <w:pPr>
+        <w:spacing w:after="70" w:line="270" w:lineRule="auto"/>
         <w:ind w:left="220"/>
       </w:pPr>
       <w:r>
@@ -3448,12 +3464,12 @@
         <w:t xml:space="preserve">Vai trò &amp; ý nghĩa: </w:t>
       </w:r>
       <w:r>
-        <w:t xml:space="preserve">Kiểm soát tiền mặt, minh bạch tài chính quầy.</w:t>
-      </w:r>
-    </w:p>
-    <w:p>
-      <w:pPr>
-        <w:spacing w:after="70" w:line="270"/>
+        <w:t>Kiểm soát tiền mặt, minh bạch tài chính quầy.</w:t>
+      </w:r>
+    </w:p>
+    <w:p>
+      <w:pPr>
+        <w:spacing w:after="70" w:line="270" w:lineRule="auto"/>
         <w:ind w:left="220"/>
       </w:pPr>
       <w:r>
@@ -3465,12 +3481,12 @@
         <w:t xml:space="preserve">Đã làm được: </w:t>
       </w:r>
       <w:r>
-        <w:t xml:space="preserve">Backend /api/staff/handovers tạo + liệt kê + tự tính chênh lệch.</w:t>
-      </w:r>
-    </w:p>
-    <w:p>
-      <w:pPr>
-        <w:spacing w:after="70" w:line="270"/>
+        <w:t>Backend /api/staff/handovers tạo + liệt kê + tự tính chênh lệch.</w:t>
+      </w:r>
+    </w:p>
+    <w:p>
+      <w:pPr>
+        <w:spacing w:after="70" w:line="270" w:lineRule="auto"/>
         <w:ind w:left="220"/>
       </w:pPr>
       <w:r>
@@ -3482,7 +3498,7 @@
         <w:t xml:space="preserve">Nên bổ sung / hoàn thiện: </w:t>
       </w:r>
       <w:r>
-        <w:t xml:space="preserve">CHƯA có màn admin UI riêng (chỉ API); cần giao diện nhập bàn giao + duyệt + báo cáo chênh lệch.</w:t>
+        <w:t>CHƯA có màn admin UI riêng (chỉ API); cần giao diện nhập bàn giao + duyệt + báo cáo chênh lệch.</w:t>
       </w:r>
     </w:p>
     <w:p>
@@ -3490,7 +3506,7 @@
         <w:pStyle w:val="Heading2"/>
       </w:pPr>
       <w:r>
-        <w:t xml:space="preserve">B.5. Marketing, giá &amp; khách hàng</w:t>
+        <w:t>B.5. Marketing, giá &amp; khách hàng</w:t>
       </w:r>
     </w:p>
     <w:p>
@@ -3498,12 +3514,12 @@
         <w:pStyle w:val="Heading3"/>
       </w:pPr>
       <w:r>
-        <w:t xml:space="preserve">B.5.1. Khuyến mãi &amp; Phát voucher (admin)</w:t>
-      </w:r>
-    </w:p>
-    <w:p>
-      <w:pPr>
-        <w:spacing w:after="70" w:line="270"/>
+        <w:t>B.5.1. Khuyến mãi &amp; Phát voucher (admin)</w:t>
+      </w:r>
+    </w:p>
+    <w:p>
+      <w:pPr>
+        <w:spacing w:after="70" w:line="270" w:lineRule="auto"/>
         <w:ind w:left="220"/>
       </w:pPr>
       <w:r>
@@ -3515,12 +3531,12 @@
         <w:t xml:space="preserve">Mục đích: </w:t>
       </w:r>
       <w:r>
-        <w:t xml:space="preserve">Tạo và vận hành chương trình khuyến mãi.</w:t>
-      </w:r>
-    </w:p>
-    <w:p>
-      <w:pPr>
-        <w:spacing w:after="70" w:line="270"/>
+        <w:t>Tạo và vận hành chương trình khuyến mãi.</w:t>
+      </w:r>
+    </w:p>
+    <w:p>
+      <w:pPr>
+        <w:spacing w:after="70" w:line="270" w:lineRule="auto"/>
         <w:ind w:left="220"/>
       </w:pPr>
       <w:r>
@@ -3532,12 +3548,12 @@
         <w:t xml:space="preserve">Tác dụng: </w:t>
       </w:r>
       <w:r>
-        <w:t xml:space="preserve">CRUD promotion, phát voucher cho khách, quản lý tin khuyến mãi.</w:t>
-      </w:r>
-    </w:p>
-    <w:p>
-      <w:pPr>
-        <w:spacing w:after="70" w:line="270"/>
+        <w:t>CRUD promotion, phát voucher cho khách, quản lý tin khuyến mãi.</w:t>
+      </w:r>
+    </w:p>
+    <w:p>
+      <w:pPr>
+        <w:spacing w:after="70" w:line="270" w:lineRule="auto"/>
         <w:ind w:left="220"/>
       </w:pPr>
       <w:r>
@@ -3549,12 +3565,12 @@
         <w:t xml:space="preserve">Vai trò &amp; ý nghĩa: </w:t>
       </w:r>
       <w:r>
-        <w:t xml:space="preserve">Công cụ marketing chủ động của hệ thống.</w:t>
-      </w:r>
-    </w:p>
-    <w:p>
-      <w:pPr>
-        <w:spacing w:after="70" w:line="270"/>
+        <w:t>Công cụ marketing chủ động của hệ thống.</w:t>
+      </w:r>
+    </w:p>
+    <w:p>
+      <w:pPr>
+        <w:spacing w:after="70" w:line="270" w:lineRule="auto"/>
         <w:ind w:left="220"/>
       </w:pPr>
       <w:r>
@@ -3566,12 +3582,12 @@
         <w:t xml:space="preserve">Đã làm được: </w:t>
       </w:r>
       <w:r>
-        <w:t xml:space="preserve">Tab Voucher nối API thật (CRUD + phát voucher theo khách); cờ allowPointRedemption; quản lý tin khuyến mãi.</w:t>
-      </w:r>
-    </w:p>
-    <w:p>
-      <w:pPr>
-        <w:spacing w:after="70" w:line="270"/>
+        <w:t>Tab Voucher nối API thật (CRUD + phát voucher theo khách); cờ allowPointRedemption; quản lý tin khuyến mãi.</w:t>
+      </w:r>
+    </w:p>
+    <w:p>
+      <w:pPr>
+        <w:spacing w:after="70" w:line="270" w:lineRule="auto"/>
         <w:ind w:left="220"/>
       </w:pPr>
       <w:r>
@@ -3583,7 +3599,7 @@
         <w:t xml:space="preserve">Nên bổ sung / hoàn thiện: </w:t>
       </w:r>
       <w:r>
-        <w:t xml:space="preserve">Thống kê hiệu quả chiến dịch (lượt dùng, doanh thu); lên lịch tự bật/tắt; phân khúc khách nhận voucher.</w:t>
+        <w:t>Thống kê hiệu quả chiến dịch (lượt dùng, doanh thu); lên lịch tự bật/tắt; phân khúc khách nhận voucher.</w:t>
       </w:r>
     </w:p>
     <w:p>
@@ -3591,12 +3607,12 @@
         <w:pStyle w:val="Heading3"/>
       </w:pPr>
       <w:r>
-        <w:t xml:space="preserve">B.5.2. Định giá (Pricing Engine)</w:t>
-      </w:r>
-    </w:p>
-    <w:p>
-      <w:pPr>
-        <w:spacing w:after="70" w:line="270"/>
+        <w:t>B.5.2. Định giá (Pricing Engine)</w:t>
+      </w:r>
+    </w:p>
+    <w:p>
+      <w:pPr>
+        <w:spacing w:after="70" w:line="270" w:lineRule="auto"/>
         <w:ind w:left="220"/>
       </w:pPr>
       <w:r>
@@ -3608,12 +3624,12 @@
         <w:t xml:space="preserve">Mục đích: </w:t>
       </w:r>
       <w:r>
-        <w:t xml:space="preserve">Cấu hình toàn bộ chính sách giá vé.</w:t>
-      </w:r>
-    </w:p>
-    <w:p>
-      <w:pPr>
-        <w:spacing w:after="70" w:line="270"/>
+        <w:t>Cấu hình toàn bộ chính sách giá vé.</w:t>
+      </w:r>
+    </w:p>
+    <w:p>
+      <w:pPr>
+        <w:spacing w:after="70" w:line="270" w:lineRule="auto"/>
         <w:ind w:left="220"/>
       </w:pPr>
       <w:r>
@@ -3625,12 +3641,12 @@
         <w:t xml:space="preserve">Tác dụng: </w:t>
       </w:r>
       <w:r>
-        <w:t xml:space="preserve">Giá động theo ngày × giờ × đối tượng × ghế × định dạng; giá cố định đặc biệt.</w:t>
-      </w:r>
-    </w:p>
-    <w:p>
-      <w:pPr>
-        <w:spacing w:after="70" w:line="270"/>
+        <w:t>Giá động theo ngày × giờ × đối tượng × ghế × định dạng; giá cố định đặc biệt.</w:t>
+      </w:r>
+    </w:p>
+    <w:p>
+      <w:pPr>
+        <w:spacing w:after="70" w:line="270" w:lineRule="auto"/>
         <w:ind w:left="220"/>
       </w:pPr>
       <w:r>
@@ -3642,12 +3658,12 @@
         <w:t xml:space="preserve">Vai trò &amp; ý nghĩa: </w:t>
       </w:r>
       <w:r>
-        <w:t xml:space="preserve">Nguồn giá DUY NHẤT — đảm bảo nhất quán &amp; chống giả mạo giá.</w:t>
-      </w:r>
-    </w:p>
-    <w:p>
-      <w:pPr>
-        <w:spacing w:after="70" w:line="270"/>
+        <w:t>Nguồn giá DUY NHẤT — đảm bảo nhất quán &amp; chống giả mạo giá.</w:t>
+      </w:r>
+    </w:p>
+    <w:p>
+      <w:pPr>
+        <w:spacing w:after="70" w:line="270" w:lineRule="auto"/>
         <w:ind w:left="220"/>
       </w:pPr>
       <w:r>
@@ -3659,12 +3675,12 @@
         <w:t xml:space="preserve">Đã làm được: </w:t>
       </w:r>
       <w:r>
-        <w:t xml:space="preserve">5 tab (giá nền, loại ghế, định dạng, ngày lễ, tính thử); PricingService deterministic; áp cho cả online &amp; POS.</w:t>
-      </w:r>
-    </w:p>
-    <w:p>
-      <w:pPr>
-        <w:spacing w:after="70" w:line="270"/>
+        <w:t>5 tab (giá nền, loại ghế, định dạng, ngày lễ, tính thử); PricingService deterministic; áp cho cả online &amp; POS.</w:t>
+      </w:r>
+    </w:p>
+    <w:p>
+      <w:pPr>
+        <w:spacing w:after="70" w:line="270" w:lineRule="auto"/>
         <w:ind w:left="220"/>
       </w:pPr>
       <w:r>
@@ -3676,7 +3692,7 @@
         <w:t xml:space="preserve">Nên bổ sung / hoàn thiện: </w:t>
       </w:r>
       <w:r>
-        <w:t xml:space="preserve">Lịch sử thay đổi giá; xem trước tác động khi đổi luật; giá khuyến mãi theo suất; sao chép bảng giá giữa rạp.</w:t>
+        <w:t>Lịch sử thay đổi giá; xem trước tác động khi đổi luật; giá khuyến mãi theo suất; sao chép bảng giá giữa rạp.</w:t>
       </w:r>
     </w:p>
     <w:p>
@@ -3684,12 +3700,12 @@
         <w:pStyle w:val="Heading3"/>
       </w:pPr>
       <w:r>
-        <w:t xml:space="preserve">B.5.3. Quản lý khách hàng &amp; Quản lý đặt vé</w:t>
-      </w:r>
-    </w:p>
-    <w:p>
-      <w:pPr>
-        <w:spacing w:after="70" w:line="270"/>
+        <w:t>B.5.3. Quản lý khách hàng &amp; Quản lý đặt vé</w:t>
+      </w:r>
+    </w:p>
+    <w:p>
+      <w:pPr>
+        <w:spacing w:after="70" w:line="270" w:lineRule="auto"/>
         <w:ind w:left="220"/>
       </w:pPr>
       <w:r>
@@ -3701,12 +3717,12 @@
         <w:t xml:space="preserve">Mục đích: </w:t>
       </w:r>
       <w:r>
-        <w:t xml:space="preserve">Tra cứu khách và toàn bộ đơn đặt vé.</w:t>
-      </w:r>
-    </w:p>
-    <w:p>
-      <w:pPr>
-        <w:spacing w:after="70" w:line="270"/>
+        <w:t>Tra cứu khách và toàn bộ đơn đặt vé.</w:t>
+      </w:r>
+    </w:p>
+    <w:p>
+      <w:pPr>
+        <w:spacing w:after="70" w:line="270" w:lineRule="auto"/>
         <w:ind w:left="220"/>
       </w:pPr>
       <w:r>
@@ -3718,12 +3734,12 @@
         <w:t xml:space="preserve">Tác dụng: </w:t>
       </w:r>
       <w:r>
-        <w:t xml:space="preserve">Xem hạng/điểm khách; lọc đơn theo kênh/đối tượng; theo dõi check-in.</w:t>
-      </w:r>
-    </w:p>
-    <w:p>
-      <w:pPr>
-        <w:spacing w:after="70" w:line="270"/>
+        <w:t>Xem hạng/điểm khách; lọc đơn theo kênh/đối tượng; theo dõi check-in.</w:t>
+      </w:r>
+    </w:p>
+    <w:p>
+      <w:pPr>
+        <w:spacing w:after="70" w:line="270" w:lineRule="auto"/>
         <w:ind w:left="220"/>
       </w:pPr>
       <w:r>
@@ -3735,12 +3751,12 @@
         <w:t xml:space="preserve">Vai trò &amp; ý nghĩa: </w:t>
       </w:r>
       <w:r>
-        <w:t xml:space="preserve">Công cụ chăm sóc và giám sát giao dịch.</w:t>
-      </w:r>
-    </w:p>
-    <w:p>
-      <w:pPr>
-        <w:spacing w:after="70" w:line="270"/>
+        <w:t>Công cụ chăm sóc và giám sát giao dịch.</w:t>
+      </w:r>
+    </w:p>
+    <w:p>
+      <w:pPr>
+        <w:spacing w:after="70" w:line="270" w:lineRule="auto"/>
         <w:ind w:left="220"/>
       </w:pPr>
       <w:r>
@@ -3752,12 +3768,12 @@
         <w:t xml:space="preserve">Đã làm được: </w:t>
       </w:r>
       <w:r>
-        <w:t xml:space="preserve">AdminCustomers (JOIN FETCH, hạng/điểm, tìm kiếm); AdminBookings (loại đối tượng vé + tiến độ check-in).</w:t>
-      </w:r>
-    </w:p>
-    <w:p>
-      <w:pPr>
-        <w:spacing w:after="70" w:line="270"/>
+        <w:t>AdminCustomers (JOIN FETCH, hạng/điểm, tìm kiếm); AdminBookings (loại đối tượng vé + tiến độ check-in).</w:t>
+      </w:r>
+    </w:p>
+    <w:p>
+      <w:pPr>
+        <w:spacing w:after="70" w:line="270" w:lineRule="auto"/>
         <w:ind w:left="220"/>
       </w:pPr>
       <w:r>
@@ -3769,7 +3785,7 @@
         <w:t xml:space="preserve">Nên bổ sung / hoàn thiện: </w:t>
       </w:r>
       <w:r>
-        <w:t xml:space="preserve">Chi tiết khách 360° (lịch sử đơn/điểm/voucher); xuất danh sách; huỷ/hoàn đơn từ admin; lọc nâng cao.</w:t>
+        <w:t>Chi tiết khách 360° (lịch sử đơn/điểm/voucher); xuất danh sách; huỷ/hoàn đơn từ admin; lọc nâng cao.</w:t>
       </w:r>
     </w:p>
     <w:p>
@@ -3777,7 +3793,8 @@
         <w:pStyle w:val="Heading2"/>
       </w:pPr>
       <w:r>
-        <w:t xml:space="preserve">B.6. Hỗ trợ &amp; quản trị hệ thống</w:t>
+        <w:lastRenderedPageBreak/>
+        <w:t>B.6. Hỗ trợ &amp; quản trị hệ thống</w:t>
       </w:r>
     </w:p>
     <w:p>
@@ -3785,12 +3802,12 @@
         <w:pStyle w:val="Heading3"/>
       </w:pPr>
       <w:r>
-        <w:t xml:space="preserve">B.6.1. CSKH (Support Tickets)</w:t>
-      </w:r>
-    </w:p>
-    <w:p>
-      <w:pPr>
-        <w:spacing w:after="70" w:line="270"/>
+        <w:t>B.6.1. CSKH (Support Tickets)</w:t>
+      </w:r>
+    </w:p>
+    <w:p>
+      <w:pPr>
+        <w:spacing w:after="70" w:line="270" w:lineRule="auto"/>
         <w:ind w:left="220"/>
       </w:pPr>
       <w:r>
@@ -3802,12 +3819,12 @@
         <w:t xml:space="preserve">Mục đích: </w:t>
       </w:r>
       <w:r>
-        <w:t xml:space="preserve">Tiếp nhận và xử lý yêu cầu hỗ trợ của khách.</w:t>
-      </w:r>
-    </w:p>
-    <w:p>
-      <w:pPr>
-        <w:spacing w:after="70" w:line="270"/>
+        <w:t>Tiếp nhận và xử lý yêu cầu hỗ trợ của khách.</w:t>
+      </w:r>
+    </w:p>
+    <w:p>
+      <w:pPr>
+        <w:spacing w:after="70" w:line="270" w:lineRule="auto"/>
         <w:ind w:left="220"/>
       </w:pPr>
       <w:r>
@@ -3819,12 +3836,12 @@
         <w:t xml:space="preserve">Tác dụng: </w:t>
       </w:r>
       <w:r>
-        <w:t xml:space="preserve">Quản lý ticket, đổi trạng thái xử lý.</w:t>
-      </w:r>
-    </w:p>
-    <w:p>
-      <w:pPr>
-        <w:spacing w:after="70" w:line="270"/>
+        <w:t>Quản lý ticket, đổi trạng thái xử lý.</w:t>
+      </w:r>
+    </w:p>
+    <w:p>
+      <w:pPr>
+        <w:spacing w:after="70" w:line="270" w:lineRule="auto"/>
         <w:ind w:left="220"/>
       </w:pPr>
       <w:r>
@@ -3836,12 +3853,12 @@
         <w:t xml:space="preserve">Vai trò &amp; ý nghĩa: </w:t>
       </w:r>
       <w:r>
-        <w:t xml:space="preserve">Kênh chăm sóc khách hàng tập trung.</w:t>
-      </w:r>
-    </w:p>
-    <w:p>
-      <w:pPr>
-        <w:spacing w:after="70" w:line="270"/>
+        <w:t>Kênh chăm sóc khách hàng tập trung.</w:t>
+      </w:r>
+    </w:p>
+    <w:p>
+      <w:pPr>
+        <w:spacing w:after="70" w:line="270" w:lineRule="auto"/>
         <w:ind w:left="220"/>
       </w:pPr>
       <w:r>
@@ -3853,12 +3870,12 @@
         <w:t xml:space="preserve">Đã làm được: </w:t>
       </w:r>
       <w:r>
-        <w:t xml:space="preserve">Nhận ticket từ form Liên hệ; admin liệt kê + đổi trạng thái + xoá.</w:t>
-      </w:r>
-    </w:p>
-    <w:p>
-      <w:pPr>
-        <w:spacing w:after="70" w:line="270"/>
+        <w:t>Nhận ticket từ form Liên hệ; admin liệt kê + đổi trạng thái + xoá.</w:t>
+      </w:r>
+    </w:p>
+    <w:p>
+      <w:pPr>
+        <w:spacing w:after="70" w:line="270" w:lineRule="auto"/>
         <w:ind w:left="220"/>
       </w:pPr>
       <w:r>
@@ -3870,7 +3887,7 @@
         <w:t xml:space="preserve">Nên bổ sung / hoàn thiện: </w:t>
       </w:r>
       <w:r>
-        <w:t xml:space="preserve">Trả lời/trao đổi trong ticket; gán người xử lý; SLA/ưu tiên; thông báo lại cho khách.</w:t>
+        <w:t>Trả lời/trao đổi trong ticket; gán người xử lý; SLA/ưu tiên; thông báo lại cho khách.</w:t>
       </w:r>
     </w:p>
     <w:p>
@@ -3878,12 +3895,12 @@
         <w:pStyle w:val="Heading3"/>
       </w:pPr>
       <w:r>
-        <w:t xml:space="preserve">B.6.2. Phân quyền (ma trận)</w:t>
-      </w:r>
-    </w:p>
-    <w:p>
-      <w:pPr>
-        <w:spacing w:after="70" w:line="270"/>
+        <w:t>B.6.2. Phân quyền (ma trận)</w:t>
+      </w:r>
+    </w:p>
+    <w:p>
+      <w:pPr>
+        <w:spacing w:after="70" w:line="270" w:lineRule="auto"/>
         <w:ind w:left="220"/>
       </w:pPr>
       <w:r>
@@ -3895,12 +3912,12 @@
         <w:t xml:space="preserve">Mục đích: </w:t>
       </w:r>
       <w:r>
-        <w:t xml:space="preserve">Cấu hình quyền chi tiết theo vai trò.</w:t>
-      </w:r>
-    </w:p>
-    <w:p>
-      <w:pPr>
-        <w:spacing w:after="70" w:line="270"/>
+        <w:t>Cấu hình quyền chi tiết theo vai trò.</w:t>
+      </w:r>
+    </w:p>
+    <w:p>
+      <w:pPr>
+        <w:spacing w:after="70" w:line="270" w:lineRule="auto"/>
         <w:ind w:left="220"/>
       </w:pPr>
       <w:r>
@@ -3912,12 +3929,12 @@
         <w:t xml:space="preserve">Tác dụng: </w:t>
       </w:r>
       <w:r>
-        <w:t xml:space="preserve">Bật/tắt quyền view/add/edit/delete theo từng feature.</w:t>
-      </w:r>
-    </w:p>
-    <w:p>
-      <w:pPr>
-        <w:spacing w:after="70" w:line="270"/>
+        <w:t>Bật/tắt quyền view/add/edit/delete theo từng feature.</w:t>
+      </w:r>
+    </w:p>
+    <w:p>
+      <w:pPr>
+        <w:spacing w:after="70" w:line="270" w:lineRule="auto"/>
         <w:ind w:left="220"/>
       </w:pPr>
       <w:r>
@@ -3929,12 +3946,12 @@
         <w:t xml:space="preserve">Vai trò &amp; ý nghĩa: </w:t>
       </w:r>
       <w:r>
-        <w:t xml:space="preserve">Bộ điều khiển an ninh nội bộ.</w:t>
-      </w:r>
-    </w:p>
-    <w:p>
-      <w:pPr>
-        <w:spacing w:after="70" w:line="270"/>
+        <w:t>Bộ điều khiển an ninh nội bộ.</w:t>
+      </w:r>
+    </w:p>
+    <w:p>
+      <w:pPr>
+        <w:spacing w:after="70" w:line="270" w:lineRule="auto"/>
         <w:ind w:left="220"/>
       </w:pPr>
       <w:r>
@@ -3946,12 +3963,12 @@
         <w:t xml:space="preserve">Đã làm được: </w:t>
       </w:r>
       <w:r>
-        <w:t xml:space="preserve">@perm.can + ma trận JSON ở Role; UI AdminPermissions load/lưu thật; seed mặc định ADMIN/STAFF.</w:t>
-      </w:r>
-    </w:p>
-    <w:p>
-      <w:pPr>
-        <w:spacing w:after="70" w:line="270"/>
+        <w:t>@perm.can + ma trận JSON ở Role; UI AdminPermissions load/lưu thật; seed mặc định ADMIN/STAFF.</w:t>
+      </w:r>
+    </w:p>
+    <w:p>
+      <w:pPr>
+        <w:spacing w:after="70" w:line="270" w:lineRule="auto"/>
         <w:ind w:left="220"/>
       </w:pPr>
       <w:r>
@@ -3963,7 +3980,7 @@
         <w:t xml:space="preserve">Nên bổ sung / hoàn thiện: </w:t>
       </w:r>
       <w:r>
-        <w:t xml:space="preserve">Phân quyền theo cơ sở (scope rạp); quyền theo từng nhân viên; nhật ký thay đổi quyền.</w:t>
+        <w:t>Phân quyền theo cơ sở (scope rạp); quyền theo từng nhân viên; nhật ký thay đổi quyền.</w:t>
       </w:r>
     </w:p>
     <w:p>
@@ -3971,12 +3988,12 @@
         <w:pStyle w:val="Heading3"/>
       </w:pPr>
       <w:r>
-        <w:t xml:space="preserve">B.6.3. Nhật ký hệ thống (Audit Log)</w:t>
-      </w:r>
-    </w:p>
-    <w:p>
-      <w:pPr>
-        <w:spacing w:after="70" w:line="270"/>
+        <w:t>B.6.3. Nhật ký hệ thống (Audit Log)</w:t>
+      </w:r>
+    </w:p>
+    <w:p>
+      <w:pPr>
+        <w:spacing w:after="70" w:line="270" w:lineRule="auto"/>
         <w:ind w:left="220"/>
       </w:pPr>
       <w:r>
@@ -3988,12 +4005,12 @@
         <w:t xml:space="preserve">Mục đích: </w:t>
       </w:r>
       <w:r>
-        <w:t xml:space="preserve">Ghi lại thao tác quan trọng để truy vết.</w:t>
-      </w:r>
-    </w:p>
-    <w:p>
-      <w:pPr>
-        <w:spacing w:after="70" w:line="270"/>
+        <w:t>Ghi lại thao tác quan trọng để truy vết.</w:t>
+      </w:r>
+    </w:p>
+    <w:p>
+      <w:pPr>
+        <w:spacing w:after="70" w:line="270" w:lineRule="auto"/>
         <w:ind w:left="220"/>
       </w:pPr>
       <w:r>
@@ -4005,12 +4022,12 @@
         <w:t xml:space="preserve">Tác dụng: </w:t>
       </w:r>
       <w:r>
-        <w:t xml:space="preserve">Biết ai làm gì, khi nào; phục vụ điều tra sự cố.</w:t>
-      </w:r>
-    </w:p>
-    <w:p>
-      <w:pPr>
-        <w:spacing w:after="70" w:line="270"/>
+        <w:t>Biết ai làm gì, khi nào; phục vụ điều tra sự cố.</w:t>
+      </w:r>
+    </w:p>
+    <w:p>
+      <w:pPr>
+        <w:spacing w:after="70" w:line="270" w:lineRule="auto"/>
         <w:ind w:left="220"/>
       </w:pPr>
       <w:r>
@@ -4022,12 +4039,12 @@
         <w:t xml:space="preserve">Vai trò &amp; ý nghĩa: </w:t>
       </w:r>
       <w:r>
-        <w:t xml:space="preserve">Minh bạch &amp; an ninh vận hành.</w:t>
-      </w:r>
-    </w:p>
-    <w:p>
-      <w:pPr>
-        <w:spacing w:after="70" w:line="270"/>
+        <w:t>Minh bạch &amp; an ninh vận hành.</w:t>
+      </w:r>
+    </w:p>
+    <w:p>
+      <w:pPr>
+        <w:spacing w:after="70" w:line="270" w:lineRule="auto"/>
         <w:ind w:left="220"/>
       </w:pPr>
       <w:r>
@@ -4039,12 +4056,12 @@
         <w:t xml:space="preserve">Đã làm được: </w:t>
       </w:r>
       <w:r>
-        <w:t xml:space="preserve">AuditLogInterceptor ghi mọi thao tác ghi của ADMIN/STAFF + LOGIN; repo JOIN FETCH tránh N+1.</w:t>
-      </w:r>
-    </w:p>
-    <w:p>
-      <w:pPr>
-        <w:spacing w:after="70" w:line="270"/>
+        <w:t>AuditLogInterceptor ghi mọi thao tác ghi của ADMIN/STAFF + LOGIN; repo JOIN FETCH tránh N+1.</w:t>
+      </w:r>
+    </w:p>
+    <w:p>
+      <w:pPr>
+        <w:spacing w:after="70" w:line="270" w:lineRule="auto"/>
         <w:ind w:left="220"/>
       </w:pPr>
       <w:r>
@@ -4056,7 +4073,7 @@
         <w:t xml:space="preserve">Nên bổ sung / hoàn thiện: </w:t>
       </w:r>
       <w:r>
-        <w:t xml:space="preserve">Bộ lọc nâng cao (theo người/feature/thời gian); xuất log; lưu giá trị trước/sau khi sửa (diff).</w:t>
+        <w:t>Bộ lọc nâng cao (theo người/feature/thời gian); xuất log; lưu giá trị trước/sau khi sửa (diff).</w:t>
       </w:r>
     </w:p>
     <w:p>
@@ -4064,12 +4081,12 @@
         <w:pStyle w:val="Heading3"/>
       </w:pPr>
       <w:r>
-        <w:t xml:space="preserve">B.6.4. Cài đặt hệ thống &amp; Hồ sơ admin</w:t>
-      </w:r>
-    </w:p>
-    <w:p>
-      <w:pPr>
-        <w:spacing w:after="70" w:line="270"/>
+        <w:t>B.6.4. Cài đặt hệ thống &amp; Hồ sơ admin</w:t>
+      </w:r>
+    </w:p>
+    <w:p>
+      <w:pPr>
+        <w:spacing w:after="70" w:line="270" w:lineRule="auto"/>
         <w:ind w:left="220"/>
       </w:pPr>
       <w:r>
@@ -4081,12 +4098,12 @@
         <w:t xml:space="preserve">Mục đích: </w:t>
       </w:r>
       <w:r>
-        <w:t xml:space="preserve">Tuỳ chỉnh tham số vận hành và hồ sơ quản trị.</w:t>
-      </w:r>
-    </w:p>
-    <w:p>
-      <w:pPr>
-        <w:spacing w:after="70" w:line="270"/>
+        <w:t>Tuỳ chỉnh tham số vận hành và hồ sơ quản trị.</w:t>
+      </w:r>
+    </w:p>
+    <w:p>
+      <w:pPr>
+        <w:spacing w:after="70" w:line="270" w:lineRule="auto"/>
         <w:ind w:left="220"/>
       </w:pPr>
       <w:r>
@@ -4098,12 +4115,12 @@
         <w:t xml:space="preserve">Tác dụng: </w:t>
       </w:r>
       <w:r>
-        <w:t xml:space="preserve">Chỉnh điểm thưởng, thời gian giữ ghế, giới hạn vé, thời gian mở bán…</w:t>
-      </w:r>
-    </w:p>
-    <w:p>
-      <w:pPr>
-        <w:spacing w:after="70" w:line="270"/>
+        <w:t>Chỉnh điểm thưởng, thời gian giữ ghế, giới hạn vé, thời gian mở bán…</w:t>
+      </w:r>
+    </w:p>
+    <w:p>
+      <w:pPr>
+        <w:spacing w:after="70" w:line="270" w:lineRule="auto"/>
         <w:ind w:left="220"/>
       </w:pPr>
       <w:r>
@@ -4115,12 +4132,12 @@
         <w:t xml:space="preserve">Vai trò &amp; ý nghĩa: </w:t>
       </w:r>
       <w:r>
-        <w:t xml:space="preserve">Bảng điều khiển cấu hình toàn cục.</w:t>
-      </w:r>
-    </w:p>
-    <w:p>
-      <w:pPr>
-        <w:spacing w:after="70" w:line="270"/>
+        <w:t>Bảng điều khiển cấu hình toàn cục.</w:t>
+      </w:r>
+    </w:p>
+    <w:p>
+      <w:pPr>
+        <w:spacing w:after="70" w:line="270" w:lineRule="auto"/>
         <w:ind w:left="220"/>
       </w:pPr>
       <w:r>
@@ -4132,12 +4149,12 @@
         <w:t xml:space="preserve">Đã làm được: </w:t>
       </w:r>
       <w:r>
-        <w:t xml:space="preserve">SystemSetting key-value (LOYALTY_POINT_RATE, SEAT_HOLD_MINUTES, MAX_TICKETS_PER_BOOKING, BOOKING_LATE_MINUTES…); AdminProfile.</w:t>
-      </w:r>
-    </w:p>
-    <w:p>
-      <w:pPr>
-        <w:spacing w:after="70" w:line="270"/>
+        <w:t>SystemSetting key-value (LOYALTY_POINT_RATE, SEAT_HOLD_MINUTES, MAX_TICKETS_PER_BOOKING, BOOKING_LATE_MINUTES…); AdminProfile.</w:t>
+      </w:r>
+    </w:p>
+    <w:p>
+      <w:pPr>
+        <w:spacing w:after="70" w:line="270" w:lineRule="auto"/>
         <w:ind w:left="220"/>
       </w:pPr>
       <w:r>
@@ -4149,7 +4166,7 @@
         <w:t xml:space="preserve">Nên bổ sung / hoàn thiện: </w:t>
       </w:r>
       <w:r>
-        <w:t xml:space="preserve">Nhóm cài đặt theo chủ đề + mô tả; kiểm tra hợp lệ giá trị; cấu hình email/cổng thanh toán qua UI.</w:t>
+        <w:t>Nhóm cài đặt theo chủ đề + mô tả; kiểm tra hợp lệ giá trị; cấu hình email/cổng thanh toán qua UI.</w:t>
       </w:r>
     </w:p>
     <w:p>
@@ -4157,12 +4174,12 @@
         <w:pStyle w:val="Heading3"/>
       </w:pPr>
       <w:r>
-        <w:t xml:space="preserve">B.6.5. Quản lý FAQ (admin)</w:t>
-      </w:r>
-    </w:p>
-    <w:p>
-      <w:pPr>
-        <w:spacing w:after="70" w:line="270"/>
+        <w:t>B.6.5. Quản lý FAQ (admin)</w:t>
+      </w:r>
+    </w:p>
+    <w:p>
+      <w:pPr>
+        <w:spacing w:after="70" w:line="270" w:lineRule="auto"/>
         <w:ind w:left="220"/>
       </w:pPr>
       <w:r>
@@ -4174,12 +4191,12 @@
         <w:t xml:space="preserve">Mục đích: </w:t>
       </w:r>
       <w:r>
-        <w:t xml:space="preserve">Biên tập câu hỏi thường gặp cho trang khách.</w:t>
-      </w:r>
-    </w:p>
-    <w:p>
-      <w:pPr>
-        <w:spacing w:after="70" w:line="270"/>
+        <w:t>Biên tập câu hỏi thường gặp cho trang khách.</w:t>
+      </w:r>
+    </w:p>
+    <w:p>
+      <w:pPr>
+        <w:spacing w:after="70" w:line="270" w:lineRule="auto"/>
         <w:ind w:left="220"/>
       </w:pPr>
       <w:r>
@@ -4191,12 +4208,12 @@
         <w:t xml:space="preserve">Tác dụng: </w:t>
       </w:r>
       <w:r>
-        <w:t xml:space="preserve">Thêm/sửa/xoá FAQ theo danh mục, bật/tắt hiển thị.</w:t>
-      </w:r>
-    </w:p>
-    <w:p>
-      <w:pPr>
-        <w:spacing w:after="70" w:line="270"/>
+        <w:t>Thêm/sửa/xoá FAQ theo danh mục, bật/tắt hiển thị.</w:t>
+      </w:r>
+    </w:p>
+    <w:p>
+      <w:pPr>
+        <w:spacing w:after="70" w:line="270" w:lineRule="auto"/>
         <w:ind w:left="220"/>
       </w:pPr>
       <w:r>
@@ -4208,12 +4225,12 @@
         <w:t xml:space="preserve">Vai trò &amp; ý nghĩa: </w:t>
       </w:r>
       <w:r>
-        <w:t xml:space="preserve">Giảm tải hỗ trợ; nội dung tự phục vụ.</w:t>
-      </w:r>
-    </w:p>
-    <w:p>
-      <w:pPr>
-        <w:spacing w:after="70" w:line="270"/>
+        <w:t>Giảm tải hỗ trợ; nội dung tự phục vụ.</w:t>
+      </w:r>
+    </w:p>
+    <w:p>
+      <w:pPr>
+        <w:spacing w:after="70" w:line="270" w:lineRule="auto"/>
         <w:ind w:left="220"/>
       </w:pPr>
       <w:r>
@@ -4222,15 +4239,16 @@
           <w:bCs/>
           <w:color w:val="1E7A34"/>
         </w:rPr>
+        <w:lastRenderedPageBreak/>
         <w:t xml:space="preserve">Đã làm được: </w:t>
       </w:r>
       <w:r>
-        <w:t xml:space="preserve">FaqManager CRUD + lọc danh mục + toggle hiển thị + thứ tự; seed 9 FAQ mặc định.</w:t>
-      </w:r>
-    </w:p>
-    <w:p>
-      <w:pPr>
-        <w:spacing w:after="70" w:line="270"/>
+        <w:t>FaqManager CRUD + lọc danh mục + toggle hiển thị + thứ tự; seed 9 FAQ mặc định.</w:t>
+      </w:r>
+    </w:p>
+    <w:p>
+      <w:pPr>
+        <w:spacing w:after="70" w:line="270" w:lineRule="auto"/>
         <w:ind w:left="220"/>
       </w:pPr>
       <w:r>
@@ -4242,7 +4260,7 @@
         <w:t xml:space="preserve">Nên bổ sung / hoàn thiện: </w:t>
       </w:r>
       <w:r>
-        <w:t xml:space="preserve">Sắp xếp kéo-thả; thống kê FAQ được xem nhiều; gợi ý FAQ theo từ khoá tìm kiếm của khách.</w:t>
+        <w:t>Sắp xếp kéo-thả; thống kê FAQ được xem nhiều; gợi ý FAQ theo từ khoá tìm kiếm của khách.</w:t>
       </w:r>
     </w:p>
     <w:p>
@@ -4255,7 +4273,8 @@
         <w:pStyle w:val="Heading1"/>
       </w:pPr>
       <w:r>
-        <w:t xml:space="preserve">C. Chức năng nền tảng (xuyên suốt hệ thống)</w:t>
+        <w:lastRenderedPageBreak/>
+        <w:t>C. Chức năng nền tảng (xuyên suốt hệ thống)</w:t>
       </w:r>
     </w:p>
     <w:p>
@@ -4263,12 +4282,12 @@
         <w:pStyle w:val="Heading3"/>
       </w:pPr>
       <w:r>
-        <w:t xml:space="preserve">C.1. Xác thực JWT &amp; Interceptor FE</w:t>
-      </w:r>
-    </w:p>
-    <w:p>
-      <w:pPr>
-        <w:spacing w:after="70" w:line="270"/>
+        <w:t>C.1. Xác thực JWT &amp; Interceptor FE</w:t>
+      </w:r>
+    </w:p>
+    <w:p>
+      <w:pPr>
+        <w:spacing w:after="70" w:line="270" w:lineRule="auto"/>
         <w:ind w:left="220"/>
       </w:pPr>
       <w:r>
@@ -4280,12 +4299,12 @@
         <w:t xml:space="preserve">Mục đích: </w:t>
       </w:r>
       <w:r>
-        <w:t xml:space="preserve">Bảo mật stateless cho toàn bộ API.</w:t>
-      </w:r>
-    </w:p>
-    <w:p>
-      <w:pPr>
-        <w:spacing w:after="70" w:line="270"/>
+        <w:t>Bảo mật stateless cho toàn bộ API.</w:t>
+      </w:r>
+    </w:p>
+    <w:p>
+      <w:pPr>
+        <w:spacing w:after="70" w:line="270" w:lineRule="auto"/>
         <w:ind w:left="220"/>
       </w:pPr>
       <w:r>
@@ -4297,12 +4316,12 @@
         <w:t xml:space="preserve">Tác dụng: </w:t>
       </w:r>
       <w:r>
-        <w:t xml:space="preserve">Mỗi request mang token; FE tự gắn token + tự đăng xuất khi 401.</w:t>
-      </w:r>
-    </w:p>
-    <w:p>
-      <w:pPr>
-        <w:spacing w:after="70" w:line="270"/>
+        <w:t>Mỗi request mang token; FE tự gắn token + tự đăng xuất khi 401.</w:t>
+      </w:r>
+    </w:p>
+    <w:p>
+      <w:pPr>
+        <w:spacing w:after="70" w:line="270" w:lineRule="auto"/>
         <w:ind w:left="220"/>
       </w:pPr>
       <w:r>
@@ -4314,12 +4333,12 @@
         <w:t xml:space="preserve">Vai trò &amp; ý nghĩa: </w:t>
       </w:r>
       <w:r>
-        <w:t xml:space="preserve">Khung an ninh nền của hệ thống.</w:t>
-      </w:r>
-    </w:p>
-    <w:p>
-      <w:pPr>
-        <w:spacing w:after="70" w:line="270"/>
+        <w:t>Khung an ninh nền của hệ thống.</w:t>
+      </w:r>
+    </w:p>
+    <w:p>
+      <w:pPr>
+        <w:spacing w:after="70" w:line="270" w:lineRule="auto"/>
         <w:ind w:left="220"/>
       </w:pPr>
       <w:r>
@@ -4331,12 +4350,12 @@
         <w:t xml:space="preserve">Đã làm được: </w:t>
       </w:r>
       <w:r>
-        <w:t xml:space="preserve">JJWT HMAC, BCrypt, axios interceptor; SecurityConfig phân vùng permitAll/bảo vệ.</w:t>
-      </w:r>
-    </w:p>
-    <w:p>
-      <w:pPr>
-        <w:spacing w:after="70" w:line="270"/>
+        <w:t>JJWT HMAC, BCrypt, axios interceptor; SecurityConfig phân vùng permitAll/bảo vệ.</w:t>
+      </w:r>
+    </w:p>
+    <w:p>
+      <w:pPr>
+        <w:spacing w:after="70" w:line="270" w:lineRule="auto"/>
         <w:ind w:left="220"/>
       </w:pPr>
       <w:r>
@@ -4348,7 +4367,7 @@
         <w:t xml:space="preserve">Nên bổ sung / hoàn thiện: </w:t>
       </w:r>
       <w:r>
-        <w:t xml:space="preserve">Refresh token, thu hồi token, giới hạn theo IP/thiết bị.</w:t>
+        <w:t>Refresh token, thu hồi token, giới hạn theo IP/thiết bị.</w:t>
       </w:r>
     </w:p>
     <w:p>
@@ -4356,12 +4375,12 @@
         <w:pStyle w:val="Heading3"/>
       </w:pPr>
       <w:r>
-        <w:t xml:space="preserve">C.2. Hệ thống Toast &amp; Friendly Error</w:t>
-      </w:r>
-    </w:p>
-    <w:p>
-      <w:pPr>
-        <w:spacing w:after="70" w:line="270"/>
+        <w:t>C.2. Hệ thống Toast &amp; Friendly Error</w:t>
+      </w:r>
+    </w:p>
+    <w:p>
+      <w:pPr>
+        <w:spacing w:after="70" w:line="270" w:lineRule="auto"/>
         <w:ind w:left="220"/>
       </w:pPr>
       <w:r>
@@ -4373,12 +4392,12 @@
         <w:t xml:space="preserve">Mục đích: </w:t>
       </w:r>
       <w:r>
-        <w:t xml:space="preserve">Phản hồi người dùng thống nhất, thân thiện.</w:t>
-      </w:r>
-    </w:p>
-    <w:p>
-      <w:pPr>
-        <w:spacing w:after="70" w:line="270"/>
+        <w:t>Phản hồi người dùng thống nhất, thân thiện.</w:t>
+      </w:r>
+    </w:p>
+    <w:p>
+      <w:pPr>
+        <w:spacing w:after="70" w:line="270" w:lineRule="auto"/>
         <w:ind w:left="220"/>
       </w:pPr>
       <w:r>
@@ -4390,12 +4409,12 @@
         <w:t xml:space="preserve">Tác dụng: </w:t>
       </w:r>
       <w:r>
-        <w:t xml:space="preserve">Thay alert thô bằng toast; chuyển lỗi kỹ thuật thành thông điệp dễ hiểu.</w:t>
-      </w:r>
-    </w:p>
-    <w:p>
-      <w:pPr>
-        <w:spacing w:after="70" w:line="270"/>
+        <w:t>Thay alert thô bằng toast; chuyển lỗi kỹ thuật thành thông điệp dễ hiểu.</w:t>
+      </w:r>
+    </w:p>
+    <w:p>
+      <w:pPr>
+        <w:spacing w:after="70" w:line="270" w:lineRule="auto"/>
         <w:ind w:left="220"/>
       </w:pPr>
       <w:r>
@@ -4407,12 +4426,12 @@
         <w:t xml:space="preserve">Vai trò &amp; ý nghĩa: </w:t>
       </w:r>
       <w:r>
-        <w:t xml:space="preserve">Chuẩn trải nghiệm '4 trạng thái' của RULES.</w:t>
-      </w:r>
-    </w:p>
-    <w:p>
-      <w:pPr>
-        <w:spacing w:after="70" w:line="270"/>
+        <w:t>Chuẩn trải nghiệm '4 trạng thái' của RULES.</w:t>
+      </w:r>
+    </w:p>
+    <w:p>
+      <w:pPr>
+        <w:spacing w:after="70" w:line="270" w:lineRule="auto"/>
         <w:ind w:left="220"/>
       </w:pPr>
       <w:r>
@@ -4424,12 +4443,12 @@
         <w:t xml:space="preserve">Đã làm được: </w:t>
       </w:r>
       <w:r>
-        <w:t xml:space="preserve">stores/toast.js + AppToast.vue + utils/friendlyError.js.</w:t>
-      </w:r>
-    </w:p>
-    <w:p>
-      <w:pPr>
-        <w:spacing w:after="70" w:line="270"/>
+        <w:t>stores/toast.js + AppToast.vue + utils/friendlyError.js.</w:t>
+      </w:r>
+    </w:p>
+    <w:p>
+      <w:pPr>
+        <w:spacing w:after="70" w:line="270" w:lineRule="auto"/>
         <w:ind w:left="220"/>
       </w:pPr>
       <w:r>
@@ -4441,7 +4460,7 @@
         <w:t xml:space="preserve">Nên bổ sung / hoàn thiện: </w:t>
       </w:r>
       <w:r>
-        <w:t xml:space="preserve">Rollout ra toàn bộ view còn lại (hiện mới áp một phần); phân loại lỗi chi tiết hơn.</w:t>
+        <w:t>Rollout ra toàn bộ view còn lại (hiện mới áp một phần); phân loại lỗi chi tiết hơn.</w:t>
       </w:r>
     </w:p>
     <w:p>
@@ -4449,12 +4468,12 @@
         <w:pStyle w:val="Heading3"/>
       </w:pPr>
       <w:r>
-        <w:t xml:space="preserve">C.3. Hệ thống Confirm dialog</w:t>
-      </w:r>
-    </w:p>
-    <w:p>
-      <w:pPr>
-        <w:spacing w:after="70" w:line="270"/>
+        <w:t>C.3. Hệ thống Confirm dialog</w:t>
+      </w:r>
+    </w:p>
+    <w:p>
+      <w:pPr>
+        <w:spacing w:after="70" w:line="270" w:lineRule="auto"/>
         <w:ind w:left="220"/>
       </w:pPr>
       <w:r>
@@ -4466,12 +4485,12 @@
         <w:t xml:space="preserve">Mục đích: </w:t>
       </w:r>
       <w:r>
-        <w:t xml:space="preserve">Xác nhận thao tác nguy hiểm đúng style web.</w:t>
-      </w:r>
-    </w:p>
-    <w:p>
-      <w:pPr>
-        <w:spacing w:after="70" w:line="270"/>
+        <w:t>Xác nhận thao tác nguy hiểm đúng style web.</w:t>
+      </w:r>
+    </w:p>
+    <w:p>
+      <w:pPr>
+        <w:spacing w:after="70" w:line="270" w:lineRule="auto"/>
         <w:ind w:left="220"/>
       </w:pPr>
       <w:r>
@@ -4483,12 +4502,12 @@
         <w:t xml:space="preserve">Tác dụng: </w:t>
       </w:r>
       <w:r>
-        <w:t xml:space="preserve">Thay window.confirm() bằng hộp thoại đẹp, promise-based.</w:t>
-      </w:r>
-    </w:p>
-    <w:p>
-      <w:pPr>
-        <w:spacing w:after="70" w:line="270"/>
+        <w:t>Thay window.confirm() bằng hộp thoại đẹp, promise-based.</w:t>
+      </w:r>
+    </w:p>
+    <w:p>
+      <w:pPr>
+        <w:spacing w:after="70" w:line="270" w:lineRule="auto"/>
         <w:ind w:left="220"/>
       </w:pPr>
       <w:r>
@@ -4500,12 +4519,12 @@
         <w:t xml:space="preserve">Vai trò &amp; ý nghĩa: </w:t>
       </w:r>
       <w:r>
-        <w:t xml:space="preserve">Chuẩn hoá UX xác nhận xoá/huỷ toàn admin.</w:t>
-      </w:r>
-    </w:p>
-    <w:p>
-      <w:pPr>
-        <w:spacing w:after="70" w:line="270"/>
+        <w:t>Chuẩn hoá UX xác nhận xoá/huỷ toàn admin.</w:t>
+      </w:r>
+    </w:p>
+    <w:p>
+      <w:pPr>
+        <w:spacing w:after="70" w:line="270" w:lineRule="auto"/>
         <w:ind w:left="220"/>
       </w:pPr>
       <w:r>
@@ -4517,12 +4536,12 @@
         <w:t xml:space="preserve">Đã làm được: </w:t>
       </w:r>
       <w:r>
-        <w:t xml:space="preserve">stores/confirm.js + ConfirmModal.vue (Esc/Enter/nền), mount ở AdminLayout; đã áp cho toàn bộ confirm trong admin.</w:t>
-      </w:r>
-    </w:p>
-    <w:p>
-      <w:pPr>
-        <w:spacing w:after="70" w:line="270"/>
+        <w:t>stores/confirm.js + ConfirmModal.vue (Esc/Enter/nền), mount ở AdminLayout; đã áp cho toàn bộ confirm trong admin.</w:t>
+      </w:r>
+    </w:p>
+    <w:p>
+      <w:pPr>
+        <w:spacing w:after="70" w:line="270" w:lineRule="auto"/>
         <w:ind w:left="220"/>
       </w:pPr>
       <w:r>
@@ -4534,7 +4553,7 @@
         <w:t xml:space="preserve">Nên bổ sung / hoàn thiện: </w:t>
       </w:r>
       <w:r>
-        <w:t xml:space="preserve">Áp dụng cho cả các thao tác xác nhận phía khách (nếu có); tuỳ biến nhiều nút.</w:t>
+        <w:t>Áp dụng cho cả các thao tác xác nhận phía khách (nếu có); tuỳ biến nhiều nút.</w:t>
       </w:r>
     </w:p>
     <w:p>
@@ -4542,12 +4561,12 @@
         <w:pStyle w:val="Heading3"/>
       </w:pPr>
       <w:r>
-        <w:t xml:space="preserve">C.4. Tự giải phóng ghế giữ quá hạn</w:t>
-      </w:r>
-    </w:p>
-    <w:p>
-      <w:pPr>
-        <w:spacing w:after="70" w:line="270"/>
+        <w:t>C.4. Tự giải phóng ghế giữ quá hạn</w:t>
+      </w:r>
+    </w:p>
+    <w:p>
+      <w:pPr>
+        <w:spacing w:after="70" w:line="270" w:lineRule="auto"/>
         <w:ind w:left="220"/>
       </w:pPr>
       <w:r>
@@ -4559,12 +4578,12 @@
         <w:t xml:space="preserve">Mục đích: </w:t>
       </w:r>
       <w:r>
-        <w:t xml:space="preserve">Tránh ghế bị 'kẹt' khi khách bỏ giữa chừng.</w:t>
-      </w:r>
-    </w:p>
-    <w:p>
-      <w:pPr>
-        <w:spacing w:after="70" w:line="270"/>
+        <w:t>Tránh ghế bị 'kẹt' khi khách bỏ giữa chừng.</w:t>
+      </w:r>
+    </w:p>
+    <w:p>
+      <w:pPr>
+        <w:spacing w:after="70" w:line="270" w:lineRule="auto"/>
         <w:ind w:left="220"/>
       </w:pPr>
       <w:r>
@@ -4576,12 +4595,12 @@
         <w:t xml:space="preserve">Tác dụng: </w:t>
       </w:r>
       <w:r>
-        <w:t xml:space="preserve">Scheduler tự trả ghế HOLD quá hạn về trống, đơn → EXPIRED.</w:t>
-      </w:r>
-    </w:p>
-    <w:p>
-      <w:pPr>
-        <w:spacing w:after="70" w:line="270"/>
+        <w:t>Scheduler tự trả ghế HOLD quá hạn về trống, đơn → EXPIRED.</w:t>
+      </w:r>
+    </w:p>
+    <w:p>
+      <w:pPr>
+        <w:spacing w:after="70" w:line="270" w:lineRule="auto"/>
         <w:ind w:left="220"/>
       </w:pPr>
       <w:r>
@@ -4593,12 +4612,12 @@
         <w:t xml:space="preserve">Vai trò &amp; ý nghĩa: </w:t>
       </w:r>
       <w:r>
-        <w:t xml:space="preserve">Bảo toàn nguồn ghế bán được.</w:t>
-      </w:r>
-    </w:p>
-    <w:p>
-      <w:pPr>
-        <w:spacing w:after="70" w:line="270"/>
+        <w:t>Bảo toàn nguồn ghế bán được.</w:t>
+      </w:r>
+    </w:p>
+    <w:p>
+      <w:pPr>
+        <w:spacing w:after="70" w:line="270" w:lineRule="auto"/>
         <w:ind w:left="220"/>
       </w:pPr>
       <w:r>
@@ -4610,12 +4629,12 @@
         <w:t xml:space="preserve">Đã làm được: </w:t>
       </w:r>
       <w:r>
-        <w:t xml:space="preserve">SeatHoldCleanupScheduler chạy định kỳ theo SEAT_HOLD_MINUTES.</w:t>
-      </w:r>
-    </w:p>
-    <w:p>
-      <w:pPr>
-        <w:spacing w:after="70" w:line="270"/>
+        <w:t>SeatHoldCleanupScheduler chạy định kỳ theo SEAT_HOLD_MINUTES.</w:t>
+      </w:r>
+    </w:p>
+    <w:p>
+      <w:pPr>
+        <w:spacing w:after="70" w:line="270" w:lineRule="auto"/>
         <w:ind w:left="220"/>
       </w:pPr>
       <w:r>
@@ -4627,7 +4646,7 @@
         <w:t xml:space="preserve">Nên bổ sung / hoàn thiện: </w:t>
       </w:r>
       <w:r>
-        <w:t xml:space="preserve">Thông báo cho khách khi ghế bị thu hồi; đồng bộ realtime với UI đang đặt.</w:t>
+        <w:t>Thông báo cho khách khi ghế bị thu hồi; đồng bộ realtime với UI đang đặt.</w:t>
       </w:r>
     </w:p>
     <w:p>
@@ -4635,12 +4654,12 @@
         <w:pStyle w:val="Heading3"/>
       </w:pPr>
       <w:r>
-        <w:t xml:space="preserve">C.5. Upload ảnh (Cloudinary)</w:t>
-      </w:r>
-    </w:p>
-    <w:p>
-      <w:pPr>
-        <w:spacing w:after="70" w:line="270"/>
+        <w:t>C.5. Upload ảnh (Cloudinary)</w:t>
+      </w:r>
+    </w:p>
+    <w:p>
+      <w:pPr>
+        <w:spacing w:after="70" w:line="270" w:lineRule="auto"/>
         <w:ind w:left="220"/>
       </w:pPr>
       <w:r>
@@ -4652,12 +4671,12 @@
         <w:t xml:space="preserve">Mục đích: </w:t>
       </w:r>
       <w:r>
-        <w:t xml:space="preserve">Lưu trữ ảnh tập trung trên CDN.</w:t>
-      </w:r>
-    </w:p>
-    <w:p>
-      <w:pPr>
-        <w:spacing w:after="70" w:line="270"/>
+        <w:t>Lưu trữ ảnh tập trung trên CDN.</w:t>
+      </w:r>
+    </w:p>
+    <w:p>
+      <w:pPr>
+        <w:spacing w:after="70" w:line="270" w:lineRule="auto"/>
         <w:ind w:left="220"/>
       </w:pPr>
       <w:r>
@@ -4669,12 +4688,12 @@
         <w:t xml:space="preserve">Tác dụng: </w:t>
       </w:r>
       <w:r>
-        <w:t xml:space="preserve">Upload poster/banner/F&amp;B/avatar nhanh, phục vụ qua CDN.</w:t>
-      </w:r>
-    </w:p>
-    <w:p>
-      <w:pPr>
-        <w:spacing w:after="70" w:line="270"/>
+        <w:t>Upload poster/banner/F&amp;B/avatar nhanh, phục vụ qua CDN.</w:t>
+      </w:r>
+    </w:p>
+    <w:p>
+      <w:pPr>
+        <w:spacing w:after="70" w:line="270" w:lineRule="auto"/>
         <w:ind w:left="220"/>
       </w:pPr>
       <w:r>
@@ -4686,12 +4705,12 @@
         <w:t xml:space="preserve">Vai trò &amp; ý nghĩa: </w:t>
       </w:r>
       <w:r>
-        <w:t xml:space="preserve">Hạ tầng media dùng chung.</w:t>
-      </w:r>
-    </w:p>
-    <w:p>
-      <w:pPr>
-        <w:spacing w:after="70" w:line="270"/>
+        <w:t>Hạ tầng media dùng chung.</w:t>
+      </w:r>
+    </w:p>
+    <w:p>
+      <w:pPr>
+        <w:spacing w:after="70" w:line="270" w:lineRule="auto"/>
         <w:ind w:left="220"/>
       </w:pPr>
       <w:r>
@@ -4703,12 +4722,12 @@
         <w:t xml:space="preserve">Đã làm được: </w:t>
       </w:r>
       <w:r>
-        <w:t xml:space="preserve">/api/upload + CloudinaryService; dùng ở phim, banner, F&amp;B.</w:t>
-      </w:r>
-    </w:p>
-    <w:p>
-      <w:pPr>
-        <w:spacing w:after="70" w:line="270"/>
+        <w:t>/api/upload + CloudinaryService; dùng ở phim, banner, F&amp;B.</w:t>
+      </w:r>
+    </w:p>
+    <w:p>
+      <w:pPr>
+        <w:spacing w:after="70" w:line="270" w:lineRule="auto"/>
         <w:ind w:left="220"/>
       </w:pPr>
       <w:r>
@@ -4717,10 +4736,11 @@
           <w:bCs/>
           <w:color w:val="B45309"/>
         </w:rPr>
+        <w:lastRenderedPageBreak/>
         <w:t xml:space="preserve">Nên bổ sung / hoàn thiện: </w:t>
       </w:r>
       <w:r>
-        <w:t xml:space="preserve">Cắt/nén ảnh phía client; xoá ảnh cũ khi thay; giới hạn dung lượng/định dạng.</w:t>
+        <w:t>Cắt/nén ảnh phía client; xoá ảnh cũ khi thay; giới hạn dung lượng/định dạng.</w:t>
       </w:r>
     </w:p>
     <w:p>
@@ -4733,7 +4753,8 @@
         <w:pStyle w:val="Heading1"/>
       </w:pPr>
       <w:r>
-        <w:t xml:space="preserve">D. Tổng kết &amp; Ưu tiên hoàn thiện</w:t>
+        <w:lastRenderedPageBreak/>
+        <w:t>D. Tổng kết &amp; Ưu tiên hoàn thiện</w:t>
       </w:r>
     </w:p>
     <w:p>
@@ -4741,7 +4762,7 @@
         <w:pStyle w:val="Heading2"/>
       </w:pPr>
       <w:r>
-        <w:t xml:space="preserve">D.1. Điểm mạnh tổng thể</w:t>
+        <w:t>D.1. Điểm mạnh tổng thể</w:t>
       </w:r>
     </w:p>
     <w:p>
@@ -4751,10 +4772,10 @@
           <w:ilvl w:val="0"/>
           <w:numId w:val="2"/>
         </w:numPr>
-        <w:spacing w:after="60" w:line="270"/>
-      </w:pPr>
-      <w:r>
-        <w:t xml:space="preserve">Luồng đặt vé end-to-end hoàn chỉnh (chọn vé → ghế → combo → voucher → VNPAY → vé QR → tích điểm).</w:t>
+        <w:spacing w:after="60" w:line="270" w:lineRule="auto"/>
+      </w:pPr>
+      <w:r>
+        <w:t>Luồng đặt vé end-to-end hoàn chỉnh (chọn vé → ghế → combo → voucher → VNPAY → vé QR → tích điểm).</w:t>
       </w:r>
     </w:p>
     <w:p>
@@ -4764,10 +4785,10 @@
           <w:ilvl w:val="0"/>
           <w:numId w:val="2"/>
         </w:numPr>
-        <w:spacing w:after="60" w:line="270"/>
-      </w:pPr>
-      <w:r>
-        <w:t xml:space="preserve">Pricing Engine cấu hình được, là nguồn giá duy nhất, áp cho cả online lẫn POS.</w:t>
+        <w:spacing w:after="60" w:line="270" w:lineRule="auto"/>
+      </w:pPr>
+      <w:r>
+        <w:t>Pricing Engine cấu hình được, là nguồn giá duy nhất, áp cho cả online lẫn POS.</w:t>
       </w:r>
     </w:p>
     <w:p>
@@ -4777,10 +4798,10 @@
           <w:ilvl w:val="0"/>
           <w:numId w:val="2"/>
         </w:numPr>
-        <w:spacing w:after="60" w:line="270"/>
-      </w:pPr>
-      <w:r>
-        <w:t xml:space="preserve">Quản trị vận hành rộng: phim, suất, rạp/ghế, POS, check-in, kho+BOM, nhân sự, khuyến mãi, dashboard.</w:t>
+        <w:spacing w:after="60" w:line="270" w:lineRule="auto"/>
+      </w:pPr>
+      <w:r>
+        <w:t>Quản trị vận hành rộng: phim, suất, rạp/ghế, POS, check-in, kho+BOM, nhân sự, khuyến mãi, dashboard.</w:t>
       </w:r>
     </w:p>
     <w:p>
@@ -4790,10 +4811,10 @@
           <w:ilvl w:val="0"/>
           <w:numId w:val="2"/>
         </w:numPr>
-        <w:spacing w:after="60" w:line="270"/>
-      </w:pPr>
-      <w:r>
-        <w:t xml:space="preserve">Bảo mật bài bản: JWT + BCrypt, phân quyền ma trận @perm.can, audit log tự động.</w:t>
+        <w:spacing w:after="60" w:line="270" w:lineRule="auto"/>
+      </w:pPr>
+      <w:r>
+        <w:t>Bảo mật bài bản: JWT + BCrypt, phân quyền ma trận @perm.can, audit log tự động.</w:t>
       </w:r>
     </w:p>
     <w:p>
@@ -4803,10 +4824,10 @@
           <w:ilvl w:val="0"/>
           <w:numId w:val="2"/>
         </w:numPr>
-        <w:spacing w:after="60" w:line="270"/>
-      </w:pPr>
-      <w:r>
-        <w:t xml:space="preserve">Kiến trúc đúng chuẩn: phân lớp, tránh N+1, DTO, giao dịch; UI dần chuẩn hoá Toast/Confirm/4 trạng thái.</w:t>
+        <w:spacing w:after="60" w:line="270" w:lineRule="auto"/>
+      </w:pPr>
+      <w:r>
+        <w:t>Kiến trúc đúng chuẩn: phân lớp, tránh N+1, DTO, giao dịch; UI dần chuẩn hoá Toast/Confirm/4 trạng thái.</w:t>
       </w:r>
     </w:p>
     <w:p>
@@ -4814,7 +4835,7 @@
         <w:pStyle w:val="Heading2"/>
       </w:pPr>
       <w:r>
-        <w:t xml:space="preserve">D.2. Hạng mục ưu tiên hoàn thiện</w:t>
+        <w:t>D.2. Hạng mục ưu tiên hoàn thiện</w:t>
       </w:r>
     </w:p>
     <w:p>
@@ -4824,10 +4845,10 @@
           <w:ilvl w:val="0"/>
           <w:numId w:val="2"/>
         </w:numPr>
-        <w:spacing w:after="60" w:line="270"/>
-      </w:pPr>
-      <w:r>
-        <w:t xml:space="preserve">Bổ sung màn admin UI cho Định mức (BOM) &amp; Bàn giao ca (API đã sẵn).</w:t>
+        <w:spacing w:after="60" w:line="270" w:lineRule="auto"/>
+      </w:pPr>
+      <w:r>
+        <w:t>Bổ sung màn admin UI cho Định mức (BOM) &amp; Bàn giao ca (API đã sẵn).</w:t>
       </w:r>
     </w:p>
     <w:p>
@@ -4837,10 +4858,10 @@
           <w:ilvl w:val="0"/>
           <w:numId w:val="2"/>
         </w:numPr>
-        <w:spacing w:after="60" w:line="270"/>
-      </w:pPr>
-      <w:r>
-        <w:t xml:space="preserve">Chuẩn hoá ApiResponse&lt;T&gt; + xử lý exception tập trung (@ControllerAdvice) thay vì trả Map/entity rời rạc.</w:t>
+        <w:spacing w:after="60" w:line="270" w:lineRule="auto"/>
+      </w:pPr>
+      <w:r>
+        <w:t>Chuẩn hoá ApiResponse&lt;T&gt; + xử lý exception tập trung (@ControllerAdvice) thay vì trả Map/entity rời rạc.</w:t>
       </w:r>
     </w:p>
     <w:p>
@@ -4850,10 +4871,10 @@
           <w:ilvl w:val="0"/>
           <w:numId w:val="2"/>
         </w:numPr>
-        <w:spacing w:after="60" w:line="270"/>
-      </w:pPr>
-      <w:r>
-        <w:t xml:space="preserve">Hoàn tất rollout Toast/FriendlyError ra toàn bộ view.</w:t>
+        <w:spacing w:after="60" w:line="270" w:lineRule="auto"/>
+      </w:pPr>
+      <w:r>
+        <w:t>Hoàn tất rollout Toast/FriendlyError ra toàn bộ view.</w:t>
       </w:r>
     </w:p>
     <w:p>
@@ -4863,10 +4884,10 @@
           <w:ilvl w:val="0"/>
           <w:numId w:val="2"/>
         </w:numPr>
-        <w:spacing w:after="60" w:line="270"/>
-      </w:pPr>
-      <w:r>
-        <w:t xml:space="preserve">Mở rộng thanh toán (Momo/ZaloPay) và đăng nhập Google (OAuth).</w:t>
+        <w:spacing w:after="60" w:line="270" w:lineRule="auto"/>
+      </w:pPr>
+      <w:r>
+        <w:t>Mở rộng thanh toán (Momo/ZaloPay) và đăng nhập Google (OAuth).</w:t>
       </w:r>
     </w:p>
     <w:p>
@@ -4876,10 +4897,10 @@
           <w:ilvl w:val="0"/>
           <w:numId w:val="2"/>
         </w:numPr>
-        <w:spacing w:after="60" w:line="270"/>
-      </w:pPr>
-      <w:r>
-        <w:t xml:space="preserve">Realtime ghế khi đặt vé (WebSocket) + đếm ngược giữ ghế trên UI.</w:t>
+        <w:spacing w:after="60" w:line="270" w:lineRule="auto"/>
+      </w:pPr>
+      <w:r>
+        <w:t>Realtime ghế khi đặt vé (WebSocket) + đếm ngược giữ ghế trên UI.</w:t>
       </w:r>
     </w:p>
     <w:p>
@@ -4889,10 +4910,10 @@
           <w:ilvl w:val="0"/>
           <w:numId w:val="2"/>
         </w:numPr>
-        <w:spacing w:after="60" w:line="270"/>
-      </w:pPr>
-      <w:r>
-        <w:t xml:space="preserve">Đặt lại mật khẩu nhân viên, phân quyền theo cơ sở, báo cáo nâng cao ở Dashboard.</w:t>
+        <w:spacing w:after="60" w:line="270" w:lineRule="auto"/>
+      </w:pPr>
+      <w:r>
+        <w:t>Đặt lại mật khẩu nhân viên, phân quyền theo cơ sở, báo cáo nâng cao ở Dashboard.</w:t>
       </w:r>
     </w:p>
     <w:p>
@@ -4900,7 +4921,7 @@
         <w:pStyle w:val="Heading2"/>
       </w:pPr>
       <w:r>
-        <w:t xml:space="preserve">D.3. Nợ kỹ thuật &amp; rủi ro</w:t>
+        <w:t>D.3. Nợ kỹ thuật &amp; rủi ro</w:t>
       </w:r>
     </w:p>
     <w:p>
@@ -4910,10 +4931,10 @@
           <w:ilvl w:val="0"/>
           <w:numId w:val="2"/>
         </w:numPr>
-        <w:spacing w:after="60" w:line="270"/>
-      </w:pPr>
-      <w:r>
-        <w:t xml:space="preserve">Secret VNPAY từng lộ trong lịch sử git → cần rotate tmnCode/hashSecret.</w:t>
+        <w:spacing w:after="60" w:line="270" w:lineRule="auto"/>
+      </w:pPr>
+      <w:r>
+        <w:t>Secret VNPAY từng lộ trong lịch sử git → cần rotate tmnCode/hashSecret.</w:t>
       </w:r>
     </w:p>
     <w:p>
@@ -4923,10 +4944,10 @@
           <w:ilvl w:val="0"/>
           <w:numId w:val="2"/>
         </w:numPr>
-        <w:spacing w:after="60" w:line="270"/>
-      </w:pPr>
-      <w:r>
-        <w:t xml:space="preserve">3 cảnh báo Dependabot trên GitHub (2 high, 1 moderate).</w:t>
+        <w:spacing w:after="60" w:line="270" w:lineRule="auto"/>
+      </w:pPr>
+      <w:r>
+        <w:t>3 cảnh báo Dependabot trên GitHub (2 high, 1 moderate).</w:t>
       </w:r>
     </w:p>
     <w:p>
@@ -4936,41 +4957,28 @@
           <w:ilvl w:val="0"/>
           <w:numId w:val="2"/>
         </w:numPr>
-        <w:spacing w:after="60" w:line="270"/>
-      </w:pPr>
-      <w:r>
-        <w:t xml:space="preserve">Dọn file mẫu còn sót (StyleGuideView.vue, HelloWorld.vue).</w:t>
+        <w:spacing w:after="60" w:line="270" w:lineRule="auto"/>
+      </w:pPr>
+      <w:r>
+        <w:t>Dọn file mẫu còn sót (StyleGuideView.vue, HelloWorld.vue).</w:t>
       </w:r>
     </w:p>
     <w:sectPr>
       <w:headerReference w:type="default" r:id="rId7"/>
       <w:footerReference w:type="default" r:id="rId8"/>
-      <w:pgSz w:w="12240" w:h="15840" w:orient="portrait"/>
+      <w:pgSz w:w="12240" w:h="15840"/>
       <w:pgMar w:top="1440" w:right="1440" w:bottom="1440" w:left="1440" w:header="708" w:footer="708" w:gutter="0"/>
-      <w:pgNumType/>
+      <w:cols w:space="720"/>
       <w:docGrid w:linePitch="360"/>
     </w:sectPr>
   </w:body>
 </w:document>
 </file>
 
-<file path=word/comments.xml><?xml version="1.0" encoding="utf-8"?>
-<w:comments xmlns:cx="http://schemas.microsoft.com/office/drawing/2014/chartex" xmlns:cx1="http://schemas.microsoft.com/office/drawing/2015/9/8/chartex" xmlns:cx2="http://schemas.microsoft.com/office/drawing/2015/10/21/chartex" xmlns:cx3="http://schemas.microsoft.com/office/drawing/2016/5/9/chartex" xmlns:cx4="http://schemas.microsoft.com/office/drawing/2016/5/10/chartex" xmlns:cx5="http://schemas.microsoft.com/office/drawing/2016/5/11/chartex" xmlns:cx6="http://schemas.microsoft.com/office/drawing/2016/5/12/chartex" xmlns:cx7="http://schemas.microsoft.com/office/drawing/2016/5/13/chartex" xmlns:cx8="http://schemas.microsoft.com/office/drawing/2016/5/14/chartex" xmlns:mc="http://schemas.openxmlformats.org/markup-compatibility/2006" xmlns:aink="http://schemas.microsoft.com/office/drawing/2016/ink" xmlns:am3d="http://schemas.microsoft.com/office/drawing/2017/model3d" xmlns:o="urn:schemas-microsoft-com:office:office" xmlns:r="http://schemas.openxmlformats.org/officeDocument/2006/relationships" xmlns:m="http://schemas.openxmlformats.org/officeDocument/2006/math" xmlns:v="urn:schemas-microsoft-com:vml" xmlns:wp14="http://schemas.microsoft.com/office/word/2010/wordprocessingDrawing" xmlns:wp="http://schemas.openxmlformats.org/drawingml/2006/wordprocessingDrawing" xmlns:w10="urn:schemas-microsoft-com:office:word" xmlns:w="http://schemas.openxmlformats.org/wordprocessingml/2006/main" xmlns:w14="http://schemas.microsoft.com/office/word/2010/wordml" xmlns:w15="http://schemas.microsoft.com/office/word/2012/wordml" xmlns:w16cex="http://schemas.microsoft.com/office/word/2018/wordml/cex" xmlns:w16cid="http://schemas.microsoft.com/office/word/2016/wordml/cid" xmlns:w16="http://schemas.microsoft.com/office/word/2018/wordml" xmlns:w16sdtdh="http://schemas.microsoft.com/office/word/2020/wordml/sdtdatahash" xmlns:w16se="http://schemas.microsoft.com/office/word/2015/wordml/symex" xmlns:wpg="http://schemas.microsoft.com/office/word/2010/wordprocessingGroup" xmlns:wpi="http://schemas.microsoft.com/office/word/2010/wordprocessingInk" xmlns:wne="http://schemas.microsoft.com/office/word/2006/wordml" xmlns:wps="http://schemas.microsoft.com/office/word/2010/wordprocessingShape"/>
-</file>
-
 <file path=word/endnotes.xml><?xml version="1.0" encoding="utf-8"?>
-<w:endnotes xmlns:wpc="http://schemas.microsoft.com/office/word/2010/wordprocessingCanvas" xmlns:mc="http://schemas.openxmlformats.org/markup-compatibility/2006" xmlns:o="urn:schemas-microsoft-com:office:office" xmlns:r="http://schemas.openxmlformats.org/officeDocument/2006/relationships" xmlns:m="http://schemas.openxmlformats.org/officeDocument/2006/math" xmlns:v="urn:schemas-microsoft-com:vml" xmlns:wp14="http://schemas.microsoft.com/office/word/2010/wordprocessingDrawing" xmlns:wp="http://schemas.openxmlformats.org/drawingml/2006/wordprocessingDrawing" xmlns:w10="urn:schemas-microsoft-com:office:word" xmlns:w="http://schemas.openxmlformats.org/wordprocessingml/2006/main" xmlns:w14="http://schemas.microsoft.com/office/word/2010/wordml" xmlns:w15="http://schemas.microsoft.com/office/word/2012/wordml" xmlns:wpg="http://schemas.microsoft.com/office/word/2010/wordprocessingGroup" xmlns:wpi="http://schemas.microsoft.com/office/word/2010/wordprocessingInk" xmlns:wne="http://schemas.microsoft.com/office/word/2006/wordml" xmlns:wps="http://schemas.microsoft.com/office/word/2010/wordprocessingShape" mc:Ignorable="w14 w15 wp14">
+<w:endnotes xmlns:wpc="http://schemas.microsoft.com/office/word/2010/wordprocessingCanvas" xmlns:cx="http://schemas.microsoft.com/office/drawing/2014/chartex" xmlns:cx1="http://schemas.microsoft.com/office/drawing/2015/9/8/chartex" xmlns:cx2="http://schemas.microsoft.com/office/drawing/2015/10/21/chartex" xmlns:cx3="http://schemas.microsoft.com/office/drawing/2016/5/9/chartex" xmlns:cx4="http://schemas.microsoft.com/office/drawing/2016/5/10/chartex" xmlns:cx5="http://schemas.microsoft.com/office/drawing/2016/5/11/chartex" xmlns:cx6="http://schemas.microsoft.com/office/drawing/2016/5/12/chartex" xmlns:cx7="http://schemas.microsoft.com/office/drawing/2016/5/13/chartex" xmlns:cx8="http://schemas.microsoft.com/office/drawing/2016/5/14/chartex" xmlns:mc="http://schemas.openxmlformats.org/markup-compatibility/2006" xmlns:aink="http://schemas.microsoft.com/office/drawing/2016/ink" xmlns:am3d="http://schemas.microsoft.com/office/drawing/2017/model3d" xmlns:o="urn:schemas-microsoft-com:office:office" xmlns:oel="http://schemas.microsoft.com/office/2019/extlst" xmlns:r="http://schemas.openxmlformats.org/officeDocument/2006/relationships" xmlns:m="http://schemas.openxmlformats.org/officeDocument/2006/math" xmlns:v="urn:schemas-microsoft-com:vml" xmlns:wp14="http://schemas.microsoft.com/office/word/2010/wordprocessingDrawing" xmlns:wp="http://schemas.openxmlformats.org/drawingml/2006/wordprocessingDrawing" xmlns:w10="urn:schemas-microsoft-com:office:word" xmlns:w="http://schemas.openxmlformats.org/wordprocessingml/2006/main" xmlns:w14="http://schemas.microsoft.com/office/word/2010/wordml" xmlns:w15="http://schemas.microsoft.com/office/word/2012/wordml" xmlns:w16cex="http://schemas.microsoft.com/office/word/2018/wordml/cex" xmlns:w16cid="http://schemas.microsoft.com/office/word/2016/wordml/cid" xmlns:w16="http://schemas.microsoft.com/office/word/2018/wordml" xmlns:w16du="http://schemas.microsoft.com/office/word/2023/wordml/word16du" xmlns:w16sdtdh="http://schemas.microsoft.com/office/word/2020/wordml/sdtdatahash" xmlns:w16sdtfl="http://schemas.microsoft.com/office/word/2024/wordml/sdtformatlock" xmlns:w16se="http://schemas.microsoft.com/office/word/2015/wordml/symex" xmlns:wpg="http://schemas.microsoft.com/office/word/2010/wordprocessingGroup" xmlns:wpi="http://schemas.microsoft.com/office/word/2010/wordprocessingInk" xmlns:wne="http://schemas.microsoft.com/office/word/2006/wordml" xmlns:wps="http://schemas.microsoft.com/office/word/2010/wordprocessingShape" mc:Ignorable="w14 w15 w16se w16cid w16 w16cex w16sdtdh w16sdtfl w16du wp14">
   <w:endnote w:type="separator" w:id="-1">
     <w:p>
-      <w:pPr>
-        <w:spacing w:after="0" w:line="240" w:lineRule="auto"/>
-      </w:pPr>
-      <w:r>
-        <w:rPr>
-          <w:rStyle w:val="EndnoteReference"/>
-        </w:rPr>
-        <w:endnoteRef/>
-      </w:r>
       <w:r>
         <w:separator/>
       </w:r>
@@ -4978,15 +4986,6 @@
   </w:endnote>
   <w:endnote w:type="continuationSeparator" w:id="0">
     <w:p>
-      <w:pPr>
-        <w:spacing w:after="0" w:line="240" w:lineRule="auto"/>
-      </w:pPr>
-      <w:r>
-        <w:rPr>
-          <w:rStyle w:val="EndnoteReference"/>
-        </w:rPr>
-        <w:endnoteRef/>
-      </w:r>
       <w:r>
         <w:continuationSeparator/>
       </w:r>
@@ -4996,7 +4995,7 @@
 </file>
 
 <file path=word/footer1.xml><?xml version="1.0" encoding="utf-8"?>
-<w:ftr xmlns:wpc="http://schemas.microsoft.com/office/word/2010/wordprocessingCanvas" xmlns:mc="http://schemas.openxmlformats.org/markup-compatibility/2006" xmlns:o="urn:schemas-microsoft-com:office:office" xmlns:r="http://schemas.openxmlformats.org/officeDocument/2006/relationships" xmlns:m="http://schemas.openxmlformats.org/officeDocument/2006/math" xmlns:v="urn:schemas-microsoft-com:vml" xmlns:wp14="http://schemas.microsoft.com/office/word/2010/wordprocessingDrawing" xmlns:wp="http://schemas.openxmlformats.org/drawingml/2006/wordprocessingDrawing" xmlns:w10="urn:schemas-microsoft-com:office:word" xmlns:w="http://schemas.openxmlformats.org/wordprocessingml/2006/main" xmlns:w14="http://schemas.microsoft.com/office/word/2010/wordml" xmlns:w15="http://schemas.microsoft.com/office/word/2012/wordml" xmlns:wpg="http://schemas.microsoft.com/office/word/2010/wordprocessingGroup" xmlns:wpi="http://schemas.microsoft.com/office/word/2010/wordprocessingInk" xmlns:wne="http://schemas.microsoft.com/office/word/2006/wordml" xmlns:wps="http://schemas.microsoft.com/office/word/2010/wordprocessingShape">
+<w:ftr xmlns:wpc="http://schemas.microsoft.com/office/word/2010/wordprocessingCanvas" xmlns:cx="http://schemas.microsoft.com/office/drawing/2014/chartex" xmlns:cx1="http://schemas.microsoft.com/office/drawing/2015/9/8/chartex" xmlns:cx2="http://schemas.microsoft.com/office/drawing/2015/10/21/chartex" xmlns:cx3="http://schemas.microsoft.com/office/drawing/2016/5/9/chartex" xmlns:cx4="http://schemas.microsoft.com/office/drawing/2016/5/10/chartex" xmlns:cx5="http://schemas.microsoft.com/office/drawing/2016/5/11/chartex" xmlns:cx6="http://schemas.microsoft.com/office/drawing/2016/5/12/chartex" xmlns:cx7="http://schemas.microsoft.com/office/drawing/2016/5/13/chartex" xmlns:cx8="http://schemas.microsoft.com/office/drawing/2016/5/14/chartex" xmlns:mc="http://schemas.openxmlformats.org/markup-compatibility/2006" xmlns:aink="http://schemas.microsoft.com/office/drawing/2016/ink" xmlns:am3d="http://schemas.microsoft.com/office/drawing/2017/model3d" xmlns:o="urn:schemas-microsoft-com:office:office" xmlns:oel="http://schemas.microsoft.com/office/2019/extlst" xmlns:r="http://schemas.openxmlformats.org/officeDocument/2006/relationships" xmlns:m="http://schemas.openxmlformats.org/officeDocument/2006/math" xmlns:v="urn:schemas-microsoft-com:vml" xmlns:wp14="http://schemas.microsoft.com/office/word/2010/wordprocessingDrawing" xmlns:wp="http://schemas.openxmlformats.org/drawingml/2006/wordprocessingDrawing" xmlns:w10="urn:schemas-microsoft-com:office:word" xmlns:w="http://schemas.openxmlformats.org/wordprocessingml/2006/main" xmlns:w14="http://schemas.microsoft.com/office/word/2010/wordml" xmlns:w15="http://schemas.microsoft.com/office/word/2012/wordml" xmlns:w16cex="http://schemas.microsoft.com/office/word/2018/wordml/cex" xmlns:w16cid="http://schemas.microsoft.com/office/word/2016/wordml/cid" xmlns:w16="http://schemas.microsoft.com/office/word/2018/wordml" xmlns:w16du="http://schemas.microsoft.com/office/word/2023/wordml/word16du" xmlns:w16sdtdh="http://schemas.microsoft.com/office/word/2020/wordml/sdtdatahash" xmlns:w16sdtfl="http://schemas.microsoft.com/office/word/2024/wordml/sdtformatlock" xmlns:w16se="http://schemas.microsoft.com/office/word/2015/wordml/symex" xmlns:wpg="http://schemas.microsoft.com/office/word/2010/wordprocessingGroup" xmlns:wpi="http://schemas.microsoft.com/office/word/2010/wordprocessingInk" xmlns:wne="http://schemas.microsoft.com/office/word/2006/wordml" xmlns:wps="http://schemas.microsoft.com/office/word/2010/wordprocessingShape" mc:Ignorable="w14 w15 w16se w16cid w16 w16cex w16sdtdh w16sdtfl w16du wp14">
   <w:p>
     <w:pPr>
       <w:jc w:val="center"/>
@@ -5016,8 +5015,38 @@
         <w:szCs w:val="16"/>
       </w:rPr>
       <w:fldChar w:fldCharType="begin"/>
-      <w:instrText xml:space="preserve">PAGE</w:instrText>
+    </w:r>
+    <w:r>
+      <w:rPr>
+        <w:color w:val="808080"/>
+        <w:sz w:val="16"/>
+        <w:szCs w:val="16"/>
+      </w:rPr>
+      <w:instrText>PAGE</w:instrText>
+    </w:r>
+    <w:r>
+      <w:rPr>
+        <w:color w:val="808080"/>
+        <w:sz w:val="16"/>
+        <w:szCs w:val="16"/>
+      </w:rPr>
       <w:fldChar w:fldCharType="separate"/>
+    </w:r>
+    <w:r>
+      <w:rPr>
+        <w:noProof/>
+        <w:color w:val="808080"/>
+        <w:sz w:val="16"/>
+        <w:szCs w:val="16"/>
+      </w:rPr>
+      <w:t>1</w:t>
+    </w:r>
+    <w:r>
+      <w:rPr>
+        <w:color w:val="808080"/>
+        <w:sz w:val="16"/>
+        <w:szCs w:val="16"/>
+      </w:rPr>
       <w:fldChar w:fldCharType="end"/>
     </w:r>
     <w:r>
@@ -5035,8 +5064,38 @@
         <w:szCs w:val="16"/>
       </w:rPr>
       <w:fldChar w:fldCharType="begin"/>
-      <w:instrText xml:space="preserve">NUMPAGES</w:instrText>
+    </w:r>
+    <w:r>
+      <w:rPr>
+        <w:color w:val="808080"/>
+        <w:sz w:val="16"/>
+        <w:szCs w:val="16"/>
+      </w:rPr>
+      <w:instrText>NUMPAGES</w:instrText>
+    </w:r>
+    <w:r>
+      <w:rPr>
+        <w:color w:val="808080"/>
+        <w:sz w:val="16"/>
+        <w:szCs w:val="16"/>
+      </w:rPr>
       <w:fldChar w:fldCharType="separate"/>
+    </w:r>
+    <w:r>
+      <w:rPr>
+        <w:noProof/>
+        <w:color w:val="808080"/>
+        <w:sz w:val="16"/>
+        <w:szCs w:val="16"/>
+      </w:rPr>
+      <w:t>2</w:t>
+    </w:r>
+    <w:r>
+      <w:rPr>
+        <w:color w:val="808080"/>
+        <w:sz w:val="16"/>
+        <w:szCs w:val="16"/>
+      </w:rPr>
       <w:fldChar w:fldCharType="end"/>
     </w:r>
   </w:p>
@@ -5044,18 +5103,9 @@
 </file>
 
 <file path=word/footnotes.xml><?xml version="1.0" encoding="utf-8"?>
-<w:footnotes xmlns:wpc="http://schemas.microsoft.com/office/word/2010/wordprocessingCanvas" xmlns:mc="http://schemas.openxmlformats.org/markup-compatibility/2006" xmlns:o="urn:schemas-microsoft-com:office:office" xmlns:r="http://schemas.openxmlformats.org/officeDocument/2006/relationships" xmlns:m="http://schemas.openxmlformats.org/officeDocument/2006/math" xmlns:v="urn:schemas-microsoft-com:vml" xmlns:wp14="http://schemas.microsoft.com/office/word/2010/wordprocessingDrawing" xmlns:wp="http://schemas.openxmlformats.org/drawingml/2006/wordprocessingDrawing" xmlns:w10="urn:schemas-microsoft-com:office:word" xmlns:w="http://schemas.openxmlformats.org/wordprocessingml/2006/main" xmlns:w14="http://schemas.microsoft.com/office/word/2010/wordml" xmlns:w15="http://schemas.microsoft.com/office/word/2012/wordml" xmlns:wpg="http://schemas.microsoft.com/office/word/2010/wordprocessingGroup" xmlns:wpi="http://schemas.microsoft.com/office/word/2010/wordprocessingInk" xmlns:wne="http://schemas.microsoft.com/office/word/2006/wordml" xmlns:wps="http://schemas.microsoft.com/office/word/2010/wordprocessingShape" mc:Ignorable="w14 w15 wp14">
+<w:footnotes xmlns:wpc="http://schemas.microsoft.com/office/word/2010/wordprocessingCanvas" xmlns:cx="http://schemas.microsoft.com/office/drawing/2014/chartex" xmlns:cx1="http://schemas.microsoft.com/office/drawing/2015/9/8/chartex" xmlns:cx2="http://schemas.microsoft.com/office/drawing/2015/10/21/chartex" xmlns:cx3="http://schemas.microsoft.com/office/drawing/2016/5/9/chartex" xmlns:cx4="http://schemas.microsoft.com/office/drawing/2016/5/10/chartex" xmlns:cx5="http://schemas.microsoft.com/office/drawing/2016/5/11/chartex" xmlns:cx6="http://schemas.microsoft.com/office/drawing/2016/5/12/chartex" xmlns:cx7="http://schemas.microsoft.com/office/drawing/2016/5/13/chartex" xmlns:cx8="http://schemas.microsoft.com/office/drawing/2016/5/14/chartex" xmlns:mc="http://schemas.openxmlformats.org/markup-compatibility/2006" xmlns:aink="http://schemas.microsoft.com/office/drawing/2016/ink" xmlns:am3d="http://schemas.microsoft.com/office/drawing/2017/model3d" xmlns:o="urn:schemas-microsoft-com:office:office" xmlns:oel="http://schemas.microsoft.com/office/2019/extlst" xmlns:r="http://schemas.openxmlformats.org/officeDocument/2006/relationships" xmlns:m="http://schemas.openxmlformats.org/officeDocument/2006/math" xmlns:v="urn:schemas-microsoft-com:vml" xmlns:wp14="http://schemas.microsoft.com/office/word/2010/wordprocessingDrawing" xmlns:wp="http://schemas.openxmlformats.org/drawingml/2006/wordprocessingDrawing" xmlns:w10="urn:schemas-microsoft-com:office:word" xmlns:w="http://schemas.openxmlformats.org/wordprocessingml/2006/main" xmlns:w14="http://schemas.microsoft.com/office/word/2010/wordml" xmlns:w15="http://schemas.microsoft.com/office/word/2012/wordml" xmlns:w16cex="http://schemas.microsoft.com/office/word/2018/wordml/cex" xmlns:w16cid="http://schemas.microsoft.com/office/word/2016/wordml/cid" xmlns:w16="http://schemas.microsoft.com/office/word/2018/wordml" xmlns:w16du="http://schemas.microsoft.com/office/word/2023/wordml/word16du" xmlns:w16sdtdh="http://schemas.microsoft.com/office/word/2020/wordml/sdtdatahash" xmlns:w16sdtfl="http://schemas.microsoft.com/office/word/2024/wordml/sdtformatlock" xmlns:w16se="http://schemas.microsoft.com/office/word/2015/wordml/symex" xmlns:wpg="http://schemas.microsoft.com/office/word/2010/wordprocessingGroup" xmlns:wpi="http://schemas.microsoft.com/office/word/2010/wordprocessingInk" xmlns:wne="http://schemas.microsoft.com/office/word/2006/wordml" xmlns:wps="http://schemas.microsoft.com/office/word/2010/wordprocessingShape" mc:Ignorable="w14 w15 w16se w16cid w16 w16cex w16sdtdh w16sdtfl w16du wp14">
   <w:footnote w:type="separator" w:id="-1">
     <w:p>
-      <w:pPr>
-        <w:spacing w:after="0" w:line="240" w:lineRule="auto"/>
-      </w:pPr>
-      <w:r>
-        <w:rPr>
-          <w:rStyle w:val="FootnoteReference"/>
-        </w:rPr>
-        <w:footnoteRef/>
-      </w:r>
       <w:r>
         <w:separator/>
       </w:r>
@@ -5063,15 +5113,6 @@
   </w:footnote>
   <w:footnote w:type="continuationSeparator" w:id="0">
     <w:p>
-      <w:pPr>
-        <w:spacing w:after="0" w:line="240" w:lineRule="auto"/>
-      </w:pPr>
-      <w:r>
-        <w:rPr>
-          <w:rStyle w:val="FootnoteReference"/>
-        </w:rPr>
-        <w:footnoteRef/>
-      </w:r>
       <w:r>
         <w:continuationSeparator/>
       </w:r>
@@ -5081,11 +5122,11 @@
 </file>
 
 <file path=word/header1.xml><?xml version="1.0" encoding="utf-8"?>
-<w:hdr xmlns:wpc="http://schemas.microsoft.com/office/word/2010/wordprocessingCanvas" xmlns:mc="http://schemas.openxmlformats.org/markup-compatibility/2006" xmlns:o="urn:schemas-microsoft-com:office:office" xmlns:r="http://schemas.openxmlformats.org/officeDocument/2006/relationships" xmlns:m="http://schemas.openxmlformats.org/officeDocument/2006/math" xmlns:v="urn:schemas-microsoft-com:vml" xmlns:wp14="http://schemas.microsoft.com/office/word/2010/wordprocessingDrawing" xmlns:wp="http://schemas.openxmlformats.org/drawingml/2006/wordprocessingDrawing" xmlns:w10="urn:schemas-microsoft-com:office:word" xmlns:w="http://schemas.openxmlformats.org/wordprocessingml/2006/main" xmlns:w14="http://schemas.microsoft.com/office/word/2010/wordml" xmlns:w15="http://schemas.microsoft.com/office/word/2012/wordml" xmlns:wpg="http://schemas.microsoft.com/office/word/2010/wordprocessingGroup" xmlns:wpi="http://schemas.microsoft.com/office/word/2010/wordprocessingInk" xmlns:wne="http://schemas.microsoft.com/office/word/2006/wordml" xmlns:wps="http://schemas.microsoft.com/office/word/2010/wordprocessingShape" xmlns:cx="http://schemas.microsoft.com/office/drawing/2014/chartex" xmlns:cx1="http://schemas.microsoft.com/office/drawing/2015/9/8/chartex" xmlns:cx2="http://schemas.microsoft.com/office/drawing/2015/10/21/chartex" xmlns:cx3="http://schemas.microsoft.com/office/drawing/2016/5/9/chartex" xmlns:cx4="http://schemas.microsoft.com/office/drawing/2016/5/10/chartex" xmlns:cx5="http://schemas.microsoft.com/office/drawing/2016/5/11/chartex" xmlns:cx6="http://schemas.microsoft.com/office/drawing/2016/5/12/chartex" xmlns:cx7="http://schemas.microsoft.com/office/drawing/2016/5/13/chartex" xmlns:cx8="http://schemas.microsoft.com/office/drawing/2016/5/14/chartex" xmlns:w16cid="http://schemas.microsoft.com/office/word/2016/wordml/cid" xmlns:w16se="http://schemas.microsoft.com/office/word/2015/wordml/symex">
+<w:hdr xmlns:wpc="http://schemas.microsoft.com/office/word/2010/wordprocessingCanvas" xmlns:cx="http://schemas.microsoft.com/office/drawing/2014/chartex" xmlns:cx1="http://schemas.microsoft.com/office/drawing/2015/9/8/chartex" xmlns:cx2="http://schemas.microsoft.com/office/drawing/2015/10/21/chartex" xmlns:cx3="http://schemas.microsoft.com/office/drawing/2016/5/9/chartex" xmlns:cx4="http://schemas.microsoft.com/office/drawing/2016/5/10/chartex" xmlns:cx5="http://schemas.microsoft.com/office/drawing/2016/5/11/chartex" xmlns:cx6="http://schemas.microsoft.com/office/drawing/2016/5/12/chartex" xmlns:cx7="http://schemas.microsoft.com/office/drawing/2016/5/13/chartex" xmlns:cx8="http://schemas.microsoft.com/office/drawing/2016/5/14/chartex" xmlns:mc="http://schemas.openxmlformats.org/markup-compatibility/2006" xmlns:aink="http://schemas.microsoft.com/office/drawing/2016/ink" xmlns:am3d="http://schemas.microsoft.com/office/drawing/2017/model3d" xmlns:o="urn:schemas-microsoft-com:office:office" xmlns:oel="http://schemas.microsoft.com/office/2019/extlst" xmlns:r="http://schemas.openxmlformats.org/officeDocument/2006/relationships" xmlns:m="http://schemas.openxmlformats.org/officeDocument/2006/math" xmlns:v="urn:schemas-microsoft-com:vml" xmlns:wp14="http://schemas.microsoft.com/office/word/2010/wordprocessingDrawing" xmlns:wp="http://schemas.openxmlformats.org/drawingml/2006/wordprocessingDrawing" xmlns:w10="urn:schemas-microsoft-com:office:word" xmlns:w="http://schemas.openxmlformats.org/wordprocessingml/2006/main" xmlns:w14="http://schemas.microsoft.com/office/word/2010/wordml" xmlns:w15="http://schemas.microsoft.com/office/word/2012/wordml" xmlns:w16cex="http://schemas.microsoft.com/office/word/2018/wordml/cex" xmlns:w16cid="http://schemas.microsoft.com/office/word/2016/wordml/cid" xmlns:w16="http://schemas.microsoft.com/office/word/2018/wordml" xmlns:w16du="http://schemas.microsoft.com/office/word/2023/wordml/word16du" xmlns:w16sdtdh="http://schemas.microsoft.com/office/word/2020/wordml/sdtdatahash" xmlns:w16sdtfl="http://schemas.microsoft.com/office/word/2024/wordml/sdtformatlock" xmlns:w16se="http://schemas.microsoft.com/office/word/2015/wordml/symex" xmlns:wpg="http://schemas.microsoft.com/office/word/2010/wordprocessingGroup" xmlns:wpi="http://schemas.microsoft.com/office/word/2010/wordprocessingInk" xmlns:wne="http://schemas.microsoft.com/office/word/2006/wordml" xmlns:wps="http://schemas.microsoft.com/office/word/2010/wordprocessingShape" mc:Ignorable="w14 w15 w16se w16cid w16 w16cex w16sdtdh w16sdtfl w16du wp14">
   <w:p>
     <w:pPr>
       <w:pBdr>
-        <w:bottom w:val="single" w:color="C0C0C0" w:sz="4" w:space="4"/>
+        <w:bottom w:val="single" w:sz="4" w:space="4" w:color="C0C0C0"/>
       </w:pBdr>
       <w:jc w:val="right"/>
     </w:pPr>
@@ -5095,17 +5136,73 @@
         <w:sz w:val="16"/>
         <w:szCs w:val="16"/>
       </w:rPr>
-      <w:t xml:space="preserve">DevCine — Phân tích chi tiết từng chức năng</w:t>
+      <w:t>DevCine — Phân tích chi tiết từng chức năng</w:t>
     </w:r>
   </w:p>
 </w:hdr>
 </file>
 
 <file path=word/numbering.xml><?xml version="1.0" encoding="utf-8"?>
-<w:numbering xmlns:wpc="http://schemas.microsoft.com/office/word/2010/wordprocessingCanvas" xmlns:mc="http://schemas.openxmlformats.org/markup-compatibility/2006" xmlns:o="urn:schemas-microsoft-com:office:office" xmlns:r="http://schemas.openxmlformats.org/officeDocument/2006/relationships" xmlns:m="http://schemas.openxmlformats.org/officeDocument/2006/math" xmlns:v="urn:schemas-microsoft-com:vml" xmlns:wp14="http://schemas.microsoft.com/office/word/2010/wordprocessingDrawing" xmlns:wp="http://schemas.openxmlformats.org/drawingml/2006/wordprocessingDrawing" xmlns:w10="urn:schemas-microsoft-com:office:word" xmlns:w="http://schemas.openxmlformats.org/wordprocessingml/2006/main" xmlns:w14="http://schemas.microsoft.com/office/word/2010/wordml" xmlns:w15="http://schemas.microsoft.com/office/word/2012/wordml" xmlns:wpg="http://schemas.microsoft.com/office/word/2010/wordprocessingGroup" xmlns:wpi="http://schemas.microsoft.com/office/word/2010/wordprocessingInk" xmlns:wne="http://schemas.microsoft.com/office/word/2006/wordml" xmlns:wps="http://schemas.microsoft.com/office/word/2010/wordprocessingShape" mc:Ignorable="w14 w15 wp14">
+<w:numbering xmlns:wpc="http://schemas.microsoft.com/office/word/2010/wordprocessingCanvas" xmlns:cx="http://schemas.microsoft.com/office/drawing/2014/chartex" xmlns:cx1="http://schemas.microsoft.com/office/drawing/2015/9/8/chartex" xmlns:cx2="http://schemas.microsoft.com/office/drawing/2015/10/21/chartex" xmlns:cx3="http://schemas.microsoft.com/office/drawing/2016/5/9/chartex" xmlns:cx4="http://schemas.microsoft.com/office/drawing/2016/5/10/chartex" xmlns:cx5="http://schemas.microsoft.com/office/drawing/2016/5/11/chartex" xmlns:cx6="http://schemas.microsoft.com/office/drawing/2016/5/12/chartex" xmlns:cx7="http://schemas.microsoft.com/office/drawing/2016/5/13/chartex" xmlns:cx8="http://schemas.microsoft.com/office/drawing/2016/5/14/chartex" xmlns:mc="http://schemas.openxmlformats.org/markup-compatibility/2006" xmlns:aink="http://schemas.microsoft.com/office/drawing/2016/ink" xmlns:am3d="http://schemas.microsoft.com/office/drawing/2017/model3d" xmlns:o="urn:schemas-microsoft-com:office:office" xmlns:oel="http://schemas.microsoft.com/office/2019/extlst" xmlns:r="http://schemas.openxmlformats.org/officeDocument/2006/relationships" xmlns:m="http://schemas.openxmlformats.org/officeDocument/2006/math" xmlns:v="urn:schemas-microsoft-com:vml" xmlns:wp14="http://schemas.microsoft.com/office/word/2010/wordprocessingDrawing" xmlns:wp="http://schemas.openxmlformats.org/drawingml/2006/wordprocessingDrawing" xmlns:w10="urn:schemas-microsoft-com:office:word" xmlns:w="http://schemas.openxmlformats.org/wordprocessingml/2006/main" xmlns:w14="http://schemas.microsoft.com/office/word/2010/wordml" xmlns:w15="http://schemas.microsoft.com/office/word/2012/wordml" xmlns:w16cex="http://schemas.microsoft.com/office/word/2018/wordml/cex" xmlns:w16cid="http://schemas.microsoft.com/office/word/2016/wordml/cid" xmlns:w16="http://schemas.microsoft.com/office/word/2018/wordml" xmlns:w16du="http://schemas.microsoft.com/office/word/2023/wordml/word16du" xmlns:w16sdtdh="http://schemas.microsoft.com/office/word/2020/wordml/sdtdatahash" xmlns:w16sdtfl="http://schemas.microsoft.com/office/word/2024/wordml/sdtformatlock" xmlns:w16se="http://schemas.microsoft.com/office/word/2015/wordml/symex" xmlns:wpg="http://schemas.microsoft.com/office/word/2010/wordprocessingGroup" xmlns:wpi="http://schemas.microsoft.com/office/word/2010/wordprocessingInk" xmlns:wne="http://schemas.microsoft.com/office/word/2006/wordml" xmlns:wps="http://schemas.microsoft.com/office/word/2010/wordprocessingShape" mc:Ignorable="w14 w15 w16se w16cid w16 w16cex w16sdtdh w16sdtfl w16du wp14">
+  <w:abstractNum w:abstractNumId="0" w15:restartNumberingAfterBreak="0">
+    <w:nsid w:val="36144B8B"/>
+    <w:multiLevelType w:val="hybridMultilevel"/>
+    <w:tmpl w:val="D1567B40"/>
+    <w:lvl w:ilvl="0" w:tplc="C14AAE7E">
+      <w:start w:val="1"/>
+      <w:numFmt w:val="bullet"/>
+      <w:lvlText w:val="•"/>
+      <w:lvlJc w:val="left"/>
+      <w:pPr>
+        <w:ind w:left="560" w:hanging="280"/>
+      </w:pPr>
+    </w:lvl>
+    <w:lvl w:ilvl="1" w:tplc="CB9C9B4E">
+      <w:numFmt w:val="decimal"/>
+      <w:lvlText w:val=""/>
+      <w:lvlJc w:val="left"/>
+    </w:lvl>
+    <w:lvl w:ilvl="2" w:tplc="9F4EF5FE">
+      <w:numFmt w:val="decimal"/>
+      <w:lvlText w:val=""/>
+      <w:lvlJc w:val="left"/>
+    </w:lvl>
+    <w:lvl w:ilvl="3" w:tplc="A1C0E64A">
+      <w:numFmt w:val="decimal"/>
+      <w:lvlText w:val=""/>
+      <w:lvlJc w:val="left"/>
+    </w:lvl>
+    <w:lvl w:ilvl="4" w:tplc="67F0F450">
+      <w:numFmt w:val="decimal"/>
+      <w:lvlText w:val=""/>
+      <w:lvlJc w:val="left"/>
+    </w:lvl>
+    <w:lvl w:ilvl="5" w:tplc="37E2572E">
+      <w:numFmt w:val="decimal"/>
+      <w:lvlText w:val=""/>
+      <w:lvlJc w:val="left"/>
+    </w:lvl>
+    <w:lvl w:ilvl="6" w:tplc="F2F8A1D2">
+      <w:numFmt w:val="decimal"/>
+      <w:lvlText w:val=""/>
+      <w:lvlJc w:val="left"/>
+    </w:lvl>
+    <w:lvl w:ilvl="7" w:tplc="5F327EF0">
+      <w:numFmt w:val="decimal"/>
+      <w:lvlText w:val=""/>
+      <w:lvlJc w:val="left"/>
+    </w:lvl>
+    <w:lvl w:ilvl="8" w:tplc="271E097E">
+      <w:numFmt w:val="decimal"/>
+      <w:lvlText w:val=""/>
+      <w:lvlJc w:val="left"/>
+    </w:lvl>
+  </w:abstractNum>
   <w:abstractNum w:abstractNumId="1" w15:restartNumberingAfterBreak="0">
+    <w:nsid w:val="428663E4"/>
     <w:multiLevelType w:val="hybridMultilevel"/>
-    <w:lvl w:ilvl="0" w15:tentative="1">
+    <w:tmpl w:val="B4D2743E"/>
+    <w:lvl w:ilvl="0" w:tplc="DCD0915C">
       <w:start w:val="1"/>
       <w:numFmt w:val="bullet"/>
       <w:lvlText w:val="●"/>
@@ -5114,7 +5211,7 @@
         <w:ind w:left="720" w:hanging="360"/>
       </w:pPr>
     </w:lvl>
-    <w:lvl w:ilvl="1" w15:tentative="1">
+    <w:lvl w:ilvl="1" w:tplc="1E3081D0">
       <w:start w:val="1"/>
       <w:numFmt w:val="bullet"/>
       <w:lvlText w:val="○"/>
@@ -5123,7 +5220,7 @@
         <w:ind w:left="1440" w:hanging="360"/>
       </w:pPr>
     </w:lvl>
-    <w:lvl w:ilvl="2" w15:tentative="1">
+    <w:lvl w:ilvl="2" w:tplc="AC70F81E">
       <w:start w:val="1"/>
       <w:numFmt w:val="bullet"/>
       <w:lvlText w:val="■"/>
@@ -5132,7 +5229,7 @@
         <w:ind w:left="2160" w:hanging="360"/>
       </w:pPr>
     </w:lvl>
-    <w:lvl w:ilvl="3" w15:tentative="1">
+    <w:lvl w:ilvl="3" w:tplc="201C17BA">
       <w:start w:val="1"/>
       <w:numFmt w:val="bullet"/>
       <w:lvlText w:val="●"/>
@@ -5141,7 +5238,7 @@
         <w:ind w:left="2880" w:hanging="360"/>
       </w:pPr>
     </w:lvl>
-    <w:lvl w:ilvl="4" w15:tentative="1">
+    <w:lvl w:ilvl="4" w:tplc="7A7093DE">
       <w:start w:val="1"/>
       <w:numFmt w:val="bullet"/>
       <w:lvlText w:val="○"/>
@@ -5150,7 +5247,7 @@
         <w:ind w:left="3600" w:hanging="360"/>
       </w:pPr>
     </w:lvl>
-    <w:lvl w:ilvl="5" w15:tentative="1">
+    <w:lvl w:ilvl="5" w:tplc="1A1E3644">
       <w:start w:val="1"/>
       <w:numFmt w:val="bullet"/>
       <w:lvlText w:val="■"/>
@@ -5159,7 +5256,7 @@
         <w:ind w:left="4320" w:hanging="360"/>
       </w:pPr>
     </w:lvl>
-    <w:lvl w:ilvl="6" w15:tentative="1">
+    <w:lvl w:ilvl="6" w:tplc="58484FB8">
       <w:start w:val="1"/>
       <w:numFmt w:val="bullet"/>
       <w:lvlText w:val="●"/>
@@ -5168,7 +5265,7 @@
         <w:ind w:left="5040" w:hanging="360"/>
       </w:pPr>
     </w:lvl>
-    <w:lvl w:ilvl="7" w15:tentative="1">
+    <w:lvl w:ilvl="7" w:tplc="C974F1C0">
       <w:start w:val="1"/>
       <w:numFmt w:val="bullet"/>
       <w:lvlText w:val="●"/>
@@ -5177,7 +5274,7 @@
         <w:ind w:left="5760" w:hanging="360"/>
       </w:pPr>
     </w:lvl>
-    <w:lvl w:ilvl="8" w15:tentative="1">
+    <w:lvl w:ilvl="8" w:tplc="FAF06EEA">
       <w:start w:val="1"/>
       <w:numFmt w:val="bullet"/>
       <w:lvlText w:val="●"/>
@@ -5187,26 +5284,14 @@
       </w:pPr>
     </w:lvl>
   </w:abstractNum>
-  <w:abstractNum w:abstractNumId="2" w15:restartNumberingAfterBreak="0">
-    <w:multiLevelType w:val="hybridMultilevel"/>
-    <w:lvl w:ilvl="0" w15:tentative="1">
-      <w:start w:val="1"/>
-      <w:numFmt w:val="bullet"/>
-      <w:lvlText w:val="•"/>
-      <w:lvlJc w:val="left"/>
-      <w:pPr>
-        <w:ind w:left="560" w:hanging="280"/>
-      </w:pPr>
-    </w:lvl>
-  </w:abstractNum>
-  <w:num w:numId="1">
+  <w:num w:numId="1" w16cid:durableId="1205944039">
     <w:abstractNumId w:val="1"/>
     <w:lvlOverride w:ilvl="0">
       <w:startOverride w:val="1"/>
     </w:lvlOverride>
   </w:num>
-  <w:num w:numId="2">
-    <w:abstractNumId w:val="2"/>
+  <w:num w:numId="2" w16cid:durableId="1311133802">
+    <w:abstractNumId w:val="0"/>
     <w:lvlOverride w:ilvl="0">
       <w:startOverride w:val="1"/>
     </w:lvlOverride>
@@ -5215,65 +5300,460 @@
 </file>
 
 <file path=word/styles.xml><?xml version="1.0" encoding="utf-8"?>
-<w:styles xmlns:mc="http://schemas.openxmlformats.org/markup-compatibility/2006" xmlns:r="http://schemas.openxmlformats.org/officeDocument/2006/relationships" xmlns:w="http://schemas.openxmlformats.org/wordprocessingml/2006/main" xmlns:w14="http://schemas.microsoft.com/office/word/2010/wordml" xmlns:w15="http://schemas.microsoft.com/office/word/2012/wordml" mc:Ignorable="w14 w15">
+<w:styles xmlns:mc="http://schemas.openxmlformats.org/markup-compatibility/2006" xmlns:r="http://schemas.openxmlformats.org/officeDocument/2006/relationships" xmlns:w="http://schemas.openxmlformats.org/wordprocessingml/2006/main" xmlns:w14="http://schemas.microsoft.com/office/word/2010/wordml" xmlns:w15="http://schemas.microsoft.com/office/word/2012/wordml" xmlns:w16cex="http://schemas.microsoft.com/office/word/2018/wordml/cex" xmlns:w16cid="http://schemas.microsoft.com/office/word/2016/wordml/cid" xmlns:w16="http://schemas.microsoft.com/office/word/2018/wordml" xmlns:w16du="http://schemas.microsoft.com/office/word/2023/wordml/word16du" xmlns:w16sdtdh="http://schemas.microsoft.com/office/word/2020/wordml/sdtdatahash" xmlns:w16sdtfl="http://schemas.microsoft.com/office/word/2024/wordml/sdtformatlock" xmlns:w16se="http://schemas.microsoft.com/office/word/2015/wordml/symex" mc:Ignorable="w14 w15 w16se w16cid w16 w16cex w16sdtdh w16sdtfl w16du">
   <w:docDefaults>
     <w:rPrDefault>
       <w:rPr>
-        <w:rFonts w:ascii="Arial" w:cs="Arial" w:eastAsia="Arial" w:hAnsi="Arial"/>
+        <w:rFonts w:ascii="Arial" w:eastAsia="Arial" w:hAnsi="Arial" w:cs="Arial"/>
         <w:sz w:val="22"/>
         <w:szCs w:val="22"/>
+        <w:lang w:val="en-US" w:eastAsia="en-US" w:bidi="ar-SA"/>
       </w:rPr>
     </w:rPrDefault>
     <w:pPrDefault/>
   </w:docDefaults>
-  <w:style w:type="paragraph" w:styleId="Title">
-    <w:name w:val="Title"/>
-    <w:basedOn w:val="Normal"/>
-    <w:next w:val="Normal"/>
+  <w:latentStyles w:defLockedState="0" w:defUIPriority="99" w:defSemiHidden="0" w:defUnhideWhenUsed="0" w:defQFormat="0" w:count="376">
+    <w:lsdException w:name="Normal" w:uiPriority="0" w:qFormat="1"/>
+    <w:lsdException w:name="heading 1" w:uiPriority="9" w:qFormat="1"/>
+    <w:lsdException w:name="heading 2" w:semiHidden="1" w:uiPriority="9" w:unhideWhenUsed="1" w:qFormat="1"/>
+    <w:lsdException w:name="heading 3" w:semiHidden="1" w:uiPriority="9" w:unhideWhenUsed="1" w:qFormat="1"/>
+    <w:lsdException w:name="heading 4" w:semiHidden="1" w:uiPriority="9" w:unhideWhenUsed="1" w:qFormat="1"/>
+    <w:lsdException w:name="heading 5" w:semiHidden="1" w:uiPriority="9" w:unhideWhenUsed="1" w:qFormat="1"/>
+    <w:lsdException w:name="heading 6" w:semiHidden="1" w:uiPriority="9" w:unhideWhenUsed="1" w:qFormat="1"/>
+    <w:lsdException w:name="heading 7" w:semiHidden="1" w:uiPriority="9" w:unhideWhenUsed="1" w:qFormat="1"/>
+    <w:lsdException w:name="heading 8" w:semiHidden="1" w:uiPriority="9" w:unhideWhenUsed="1" w:qFormat="1"/>
+    <w:lsdException w:name="heading 9" w:semiHidden="1" w:uiPriority="9" w:unhideWhenUsed="1" w:qFormat="1"/>
+    <w:lsdException w:name="index 1" w:semiHidden="1" w:unhideWhenUsed="1"/>
+    <w:lsdException w:name="index 2" w:semiHidden="1" w:unhideWhenUsed="1"/>
+    <w:lsdException w:name="index 3" w:semiHidden="1" w:unhideWhenUsed="1"/>
+    <w:lsdException w:name="index 4" w:semiHidden="1" w:unhideWhenUsed="1"/>
+    <w:lsdException w:name="index 5" w:semiHidden="1" w:unhideWhenUsed="1"/>
+    <w:lsdException w:name="index 6" w:semiHidden="1" w:unhideWhenUsed="1"/>
+    <w:lsdException w:name="index 7" w:semiHidden="1" w:unhideWhenUsed="1"/>
+    <w:lsdException w:name="index 8" w:semiHidden="1" w:unhideWhenUsed="1"/>
+    <w:lsdException w:name="index 9" w:semiHidden="1" w:unhideWhenUsed="1"/>
+    <w:lsdException w:name="toc 1" w:semiHidden="1" w:uiPriority="39" w:unhideWhenUsed="1"/>
+    <w:lsdException w:name="toc 2" w:semiHidden="1" w:uiPriority="39" w:unhideWhenUsed="1"/>
+    <w:lsdException w:name="toc 3" w:semiHidden="1" w:uiPriority="39" w:unhideWhenUsed="1"/>
+    <w:lsdException w:name="toc 4" w:semiHidden="1" w:uiPriority="39" w:unhideWhenUsed="1"/>
+    <w:lsdException w:name="toc 5" w:semiHidden="1" w:uiPriority="39" w:unhideWhenUsed="1"/>
+    <w:lsdException w:name="toc 6" w:semiHidden="1" w:uiPriority="39" w:unhideWhenUsed="1"/>
+    <w:lsdException w:name="toc 7" w:semiHidden="1" w:uiPriority="39" w:unhideWhenUsed="1"/>
+    <w:lsdException w:name="toc 8" w:semiHidden="1" w:uiPriority="39" w:unhideWhenUsed="1"/>
+    <w:lsdException w:name="toc 9" w:semiHidden="1" w:uiPriority="39" w:unhideWhenUsed="1"/>
+    <w:lsdException w:name="Normal Indent" w:semiHidden="1" w:unhideWhenUsed="1"/>
+    <w:lsdException w:name="footnote text" w:semiHidden="1" w:unhideWhenUsed="1"/>
+    <w:lsdException w:name="annotation text" w:semiHidden="1" w:unhideWhenUsed="1"/>
+    <w:lsdException w:name="header" w:semiHidden="1" w:unhideWhenUsed="1"/>
+    <w:lsdException w:name="footer" w:semiHidden="1" w:unhideWhenUsed="1"/>
+    <w:lsdException w:name="index heading" w:semiHidden="1" w:unhideWhenUsed="1"/>
+    <w:lsdException w:name="caption" w:semiHidden="1" w:uiPriority="35" w:unhideWhenUsed="1" w:qFormat="1"/>
+    <w:lsdException w:name="table of figures" w:semiHidden="1" w:unhideWhenUsed="1"/>
+    <w:lsdException w:name="envelope address" w:semiHidden="1" w:unhideWhenUsed="1"/>
+    <w:lsdException w:name="envelope return" w:semiHidden="1" w:unhideWhenUsed="1"/>
+    <w:lsdException w:name="footnote reference" w:semiHidden="1" w:unhideWhenUsed="1"/>
+    <w:lsdException w:name="annotation reference" w:semiHidden="1" w:unhideWhenUsed="1"/>
+    <w:lsdException w:name="line number" w:semiHidden="1" w:unhideWhenUsed="1"/>
+    <w:lsdException w:name="page number" w:semiHidden="1" w:unhideWhenUsed="1"/>
+    <w:lsdException w:name="endnote reference" w:semiHidden="1" w:unhideWhenUsed="1"/>
+    <w:lsdException w:name="endnote text" w:semiHidden="1" w:unhideWhenUsed="1"/>
+    <w:lsdException w:name="table of authorities" w:semiHidden="1" w:unhideWhenUsed="1"/>
+    <w:lsdException w:name="macro" w:semiHidden="1" w:unhideWhenUsed="1"/>
+    <w:lsdException w:name="toa heading" w:semiHidden="1" w:unhideWhenUsed="1"/>
+    <w:lsdException w:name="List" w:semiHidden="1" w:unhideWhenUsed="1"/>
+    <w:lsdException w:name="List Bullet" w:semiHidden="1" w:unhideWhenUsed="1"/>
+    <w:lsdException w:name="List Number" w:semiHidden="1" w:unhideWhenUsed="1"/>
+    <w:lsdException w:name="List 2" w:semiHidden="1" w:unhideWhenUsed="1"/>
+    <w:lsdException w:name="List 3" w:semiHidden="1" w:unhideWhenUsed="1"/>
+    <w:lsdException w:name="List 4" w:semiHidden="1" w:unhideWhenUsed="1"/>
+    <w:lsdException w:name="List 5" w:semiHidden="1" w:unhideWhenUsed="1"/>
+    <w:lsdException w:name="List Bullet 2" w:semiHidden="1" w:unhideWhenUsed="1"/>
+    <w:lsdException w:name="List Bullet 3" w:semiHidden="1" w:unhideWhenUsed="1"/>
+    <w:lsdException w:name="List Bullet 4" w:semiHidden="1" w:unhideWhenUsed="1"/>
+    <w:lsdException w:name="List Bullet 5" w:semiHidden="1" w:unhideWhenUsed="1"/>
+    <w:lsdException w:name="List Number 2" w:semiHidden="1" w:unhideWhenUsed="1"/>
+    <w:lsdException w:name="List Number 3" w:semiHidden="1" w:unhideWhenUsed="1"/>
+    <w:lsdException w:name="List Number 4" w:semiHidden="1" w:unhideWhenUsed="1"/>
+    <w:lsdException w:name="List Number 5" w:semiHidden="1" w:unhideWhenUsed="1"/>
+    <w:lsdException w:name="Title" w:uiPriority="10" w:qFormat="1"/>
+    <w:lsdException w:name="Closing" w:semiHidden="1" w:unhideWhenUsed="1"/>
+    <w:lsdException w:name="Signature" w:semiHidden="1" w:unhideWhenUsed="1"/>
+    <w:lsdException w:name="Default Paragraph Font" w:semiHidden="1" w:uiPriority="1" w:unhideWhenUsed="1"/>
+    <w:lsdException w:name="Body Text" w:semiHidden="1" w:unhideWhenUsed="1"/>
+    <w:lsdException w:name="Body Text Indent" w:semiHidden="1" w:unhideWhenUsed="1"/>
+    <w:lsdException w:name="List Continue" w:semiHidden="1" w:unhideWhenUsed="1"/>
+    <w:lsdException w:name="List Continue 2" w:semiHidden="1" w:unhideWhenUsed="1"/>
+    <w:lsdException w:name="List Continue 3" w:semiHidden="1" w:unhideWhenUsed="1"/>
+    <w:lsdException w:name="List Continue 4" w:semiHidden="1" w:unhideWhenUsed="1"/>
+    <w:lsdException w:name="List Continue 5" w:semiHidden="1" w:unhideWhenUsed="1"/>
+    <w:lsdException w:name="Message Header" w:semiHidden="1" w:unhideWhenUsed="1"/>
+    <w:lsdException w:name="Subtitle" w:uiPriority="11" w:qFormat="1"/>
+    <w:lsdException w:name="Salutation" w:semiHidden="1" w:unhideWhenUsed="1"/>
+    <w:lsdException w:name="Date" w:semiHidden="1" w:unhideWhenUsed="1"/>
+    <w:lsdException w:name="Body Text First Indent" w:semiHidden="1" w:unhideWhenUsed="1"/>
+    <w:lsdException w:name="Body Text First Indent 2" w:semiHidden="1" w:unhideWhenUsed="1"/>
+    <w:lsdException w:name="Note Heading" w:semiHidden="1" w:unhideWhenUsed="1"/>
+    <w:lsdException w:name="Body Text 2" w:semiHidden="1" w:unhideWhenUsed="1"/>
+    <w:lsdException w:name="Body Text 3" w:semiHidden="1" w:unhideWhenUsed="1"/>
+    <w:lsdException w:name="Body Text Indent 2" w:semiHidden="1" w:unhideWhenUsed="1"/>
+    <w:lsdException w:name="Body Text Indent 3" w:semiHidden="1" w:unhideWhenUsed="1"/>
+    <w:lsdException w:name="Block Text" w:semiHidden="1" w:unhideWhenUsed="1"/>
+    <w:lsdException w:name="Hyperlink" w:semiHidden="1" w:unhideWhenUsed="1"/>
+    <w:lsdException w:name="FollowedHyperlink" w:semiHidden="1" w:unhideWhenUsed="1"/>
+    <w:lsdException w:name="Strong" w:uiPriority="22" w:qFormat="1"/>
+    <w:lsdException w:name="Emphasis" w:uiPriority="20" w:qFormat="1"/>
+    <w:lsdException w:name="Document Map" w:semiHidden="1" w:unhideWhenUsed="1"/>
+    <w:lsdException w:name="Plain Text" w:semiHidden="1" w:unhideWhenUsed="1"/>
+    <w:lsdException w:name="E-mail Signature" w:semiHidden="1" w:unhideWhenUsed="1"/>
+    <w:lsdException w:name="HTML Top of Form" w:semiHidden="1" w:unhideWhenUsed="1"/>
+    <w:lsdException w:name="HTML Bottom of Form" w:semiHidden="1" w:unhideWhenUsed="1"/>
+    <w:lsdException w:name="Normal (Web)" w:semiHidden="1" w:unhideWhenUsed="1"/>
+    <w:lsdException w:name="HTML Acronym" w:semiHidden="1" w:unhideWhenUsed="1"/>
+    <w:lsdException w:name="HTML Address" w:semiHidden="1" w:unhideWhenUsed="1"/>
+    <w:lsdException w:name="HTML Cite" w:semiHidden="1" w:unhideWhenUsed="1"/>
+    <w:lsdException w:name="HTML Code" w:semiHidden="1" w:unhideWhenUsed="1"/>
+    <w:lsdException w:name="HTML Definition" w:semiHidden="1" w:unhideWhenUsed="1"/>
+    <w:lsdException w:name="HTML Keyboard" w:semiHidden="1" w:unhideWhenUsed="1"/>
+    <w:lsdException w:name="HTML Preformatted" w:semiHidden="1" w:unhideWhenUsed="1"/>
+    <w:lsdException w:name="HTML Sample" w:semiHidden="1" w:unhideWhenUsed="1"/>
+    <w:lsdException w:name="HTML Typewriter" w:semiHidden="1" w:unhideWhenUsed="1"/>
+    <w:lsdException w:name="HTML Variable" w:semiHidden="1" w:unhideWhenUsed="1"/>
+    <w:lsdException w:name="Normal Table" w:semiHidden="1" w:unhideWhenUsed="1"/>
+    <w:lsdException w:name="annotation subject" w:semiHidden="1" w:unhideWhenUsed="1"/>
+    <w:lsdException w:name="No List" w:semiHidden="1" w:unhideWhenUsed="1"/>
+    <w:lsdException w:name="Outline List 1" w:semiHidden="1" w:unhideWhenUsed="1"/>
+    <w:lsdException w:name="Outline List 2" w:semiHidden="1" w:unhideWhenUsed="1"/>
+    <w:lsdException w:name="Outline List 3" w:semiHidden="1" w:unhideWhenUsed="1"/>
+    <w:lsdException w:name="Table Simple 1" w:semiHidden="1" w:unhideWhenUsed="1"/>
+    <w:lsdException w:name="Table Simple 2" w:semiHidden="1" w:unhideWhenUsed="1"/>
+    <w:lsdException w:name="Table Simple 3" w:semiHidden="1" w:unhideWhenUsed="1"/>
+    <w:lsdException w:name="Table Classic 1" w:semiHidden="1" w:unhideWhenUsed="1"/>
+    <w:lsdException w:name="Table Classic 2" w:semiHidden="1" w:unhideWhenUsed="1"/>
+    <w:lsdException w:name="Table Classic 3" w:semiHidden="1" w:unhideWhenUsed="1"/>
+    <w:lsdException w:name="Table Classic 4" w:semiHidden="1" w:unhideWhenUsed="1"/>
+    <w:lsdException w:name="Table Colorful 1" w:semiHidden="1" w:unhideWhenUsed="1"/>
+    <w:lsdException w:name="Table Colorful 2" w:semiHidden="1" w:unhideWhenUsed="1"/>
+    <w:lsdException w:name="Table Colorful 3" w:semiHidden="1" w:unhideWhenUsed="1"/>
+    <w:lsdException w:name="Table Columns 1" w:semiHidden="1" w:unhideWhenUsed="1"/>
+    <w:lsdException w:name="Table Columns 2" w:semiHidden="1" w:unhideWhenUsed="1"/>
+    <w:lsdException w:name="Table Columns 3" w:semiHidden="1" w:unhideWhenUsed="1"/>
+    <w:lsdException w:name="Table Columns 4" w:semiHidden="1" w:unhideWhenUsed="1"/>
+    <w:lsdException w:name="Table Columns 5" w:semiHidden="1" w:unhideWhenUsed="1"/>
+    <w:lsdException w:name="Table Grid 1" w:semiHidden="1" w:unhideWhenUsed="1"/>
+    <w:lsdException w:name="Table Grid 2" w:semiHidden="1" w:unhideWhenUsed="1"/>
+    <w:lsdException w:name="Table Grid 3" w:semiHidden="1" w:unhideWhenUsed="1"/>
+    <w:lsdException w:name="Table Grid 4" w:semiHidden="1" w:unhideWhenUsed="1"/>
+    <w:lsdException w:name="Table Grid 5" w:semiHidden="1" w:unhideWhenUsed="1"/>
+    <w:lsdException w:name="Table Grid 6" w:semiHidden="1" w:unhideWhenUsed="1"/>
+    <w:lsdException w:name="Table Grid 7" w:semiHidden="1" w:unhideWhenUsed="1"/>
+    <w:lsdException w:name="Table Grid 8" w:semiHidden="1" w:unhideWhenUsed="1"/>
+    <w:lsdException w:name="Table List 1" w:semiHidden="1" w:unhideWhenUsed="1"/>
+    <w:lsdException w:name="Table List 2" w:semiHidden="1" w:unhideWhenUsed="1"/>
+    <w:lsdException w:name="Table List 3" w:semiHidden="1" w:unhideWhenUsed="1"/>
+    <w:lsdException w:name="Table List 4" w:semiHidden="1" w:unhideWhenUsed="1"/>
+    <w:lsdException w:name="Table List 5" w:semiHidden="1" w:unhideWhenUsed="1"/>
+    <w:lsdException w:name="Table List 6" w:semiHidden="1" w:unhideWhenUsed="1"/>
+    <w:lsdException w:name="Table List 7" w:semiHidden="1" w:unhideWhenUsed="1"/>
+    <w:lsdException w:name="Table List 8" w:semiHidden="1" w:unhideWhenUsed="1"/>
+    <w:lsdException w:name="Table 3D effects 1" w:semiHidden="1" w:unhideWhenUsed="1"/>
+    <w:lsdException w:name="Table 3D effects 2" w:semiHidden="1" w:unhideWhenUsed="1"/>
+    <w:lsdException w:name="Table 3D effects 3" w:semiHidden="1" w:unhideWhenUsed="1"/>
+    <w:lsdException w:name="Table Contemporary" w:semiHidden="1" w:unhideWhenUsed="1"/>
+    <w:lsdException w:name="Table Elegant" w:semiHidden="1" w:unhideWhenUsed="1"/>
+    <w:lsdException w:name="Table Professional" w:semiHidden="1" w:unhideWhenUsed="1"/>
+    <w:lsdException w:name="Table Subtle 1" w:semiHidden="1" w:unhideWhenUsed="1"/>
+    <w:lsdException w:name="Table Subtle 2" w:semiHidden="1" w:unhideWhenUsed="1"/>
+    <w:lsdException w:name="Table Web 1" w:semiHidden="1" w:unhideWhenUsed="1"/>
+    <w:lsdException w:name="Table Web 2" w:semiHidden="1" w:unhideWhenUsed="1"/>
+    <w:lsdException w:name="Table Web 3" w:semiHidden="1" w:unhideWhenUsed="1"/>
+    <w:lsdException w:name="Balloon Text" w:semiHidden="1" w:unhideWhenUsed="1"/>
+    <w:lsdException w:name="Table Grid" w:uiPriority="39"/>
+    <w:lsdException w:name="Table Theme" w:semiHidden="1" w:unhideWhenUsed="1"/>
+    <w:lsdException w:name="Placeholder Text" w:semiHidden="1"/>
+    <w:lsdException w:name="No Spacing" w:uiPriority="1" w:qFormat="1"/>
+    <w:lsdException w:name="Light Shading" w:uiPriority="60"/>
+    <w:lsdException w:name="Light List" w:uiPriority="61"/>
+    <w:lsdException w:name="Light Grid" w:uiPriority="62"/>
+    <w:lsdException w:name="Medium Shading 1" w:uiPriority="63"/>
+    <w:lsdException w:name="Medium Shading 2" w:uiPriority="64"/>
+    <w:lsdException w:name="Medium List 1" w:uiPriority="65"/>
+    <w:lsdException w:name="Medium List 2" w:uiPriority="66"/>
+    <w:lsdException w:name="Medium Grid 1" w:uiPriority="67"/>
+    <w:lsdException w:name="Medium Grid 2" w:uiPriority="68"/>
+    <w:lsdException w:name="Medium Grid 3" w:uiPriority="69"/>
+    <w:lsdException w:name="Dark List" w:uiPriority="70"/>
+    <w:lsdException w:name="Colorful Shading" w:uiPriority="71"/>
+    <w:lsdException w:name="Colorful List" w:uiPriority="72"/>
+    <w:lsdException w:name="Colorful Grid" w:uiPriority="73"/>
+    <w:lsdException w:name="Light Shading Accent 1" w:uiPriority="60"/>
+    <w:lsdException w:name="Light List Accent 1" w:uiPriority="61"/>
+    <w:lsdException w:name="Light Grid Accent 1" w:uiPriority="62"/>
+    <w:lsdException w:name="Medium Shading 1 Accent 1" w:uiPriority="63"/>
+    <w:lsdException w:name="Medium Shading 2 Accent 1" w:uiPriority="64"/>
+    <w:lsdException w:name="Medium List 1 Accent 1" w:uiPriority="65"/>
+    <w:lsdException w:name="Revision" w:semiHidden="1"/>
+    <w:lsdException w:name="List Paragraph" w:uiPriority="34" w:qFormat="1"/>
+    <w:lsdException w:name="Quote" w:uiPriority="29" w:qFormat="1"/>
+    <w:lsdException w:name="Intense Quote" w:uiPriority="30" w:qFormat="1"/>
+    <w:lsdException w:name="Medium List 2 Accent 1" w:uiPriority="66"/>
+    <w:lsdException w:name="Medium Grid 1 Accent 1" w:uiPriority="67"/>
+    <w:lsdException w:name="Medium Grid 2 Accent 1" w:uiPriority="68"/>
+    <w:lsdException w:name="Medium Grid 3 Accent 1" w:uiPriority="69"/>
+    <w:lsdException w:name="Dark List Accent 1" w:uiPriority="70"/>
+    <w:lsdException w:name="Colorful Shading Accent 1" w:uiPriority="71"/>
+    <w:lsdException w:name="Colorful List Accent 1" w:uiPriority="72"/>
+    <w:lsdException w:name="Colorful Grid Accent 1" w:uiPriority="73"/>
+    <w:lsdException w:name="Light Shading Accent 2" w:uiPriority="60"/>
+    <w:lsdException w:name="Light List Accent 2" w:uiPriority="61"/>
+    <w:lsdException w:name="Light Grid Accent 2" w:uiPriority="62"/>
+    <w:lsdException w:name="Medium Shading 1 Accent 2" w:uiPriority="63"/>
+    <w:lsdException w:name="Medium Shading 2 Accent 2" w:uiPriority="64"/>
+    <w:lsdException w:name="Medium List 1 Accent 2" w:uiPriority="65"/>
+    <w:lsdException w:name="Medium List 2 Accent 2" w:uiPriority="66"/>
+    <w:lsdException w:name="Medium Grid 1 Accent 2" w:uiPriority="67"/>
+    <w:lsdException w:name="Medium Grid 2 Accent 2" w:uiPriority="68"/>
+    <w:lsdException w:name="Medium Grid 3 Accent 2" w:uiPriority="69"/>
+    <w:lsdException w:name="Dark List Accent 2" w:uiPriority="70"/>
+    <w:lsdException w:name="Colorful Shading Accent 2" w:uiPriority="71"/>
+    <w:lsdException w:name="Colorful List Accent 2" w:uiPriority="72"/>
+    <w:lsdException w:name="Colorful Grid Accent 2" w:uiPriority="73"/>
+    <w:lsdException w:name="Light Shading Accent 3" w:uiPriority="60"/>
+    <w:lsdException w:name="Light List Accent 3" w:uiPriority="61"/>
+    <w:lsdException w:name="Light Grid Accent 3" w:uiPriority="62"/>
+    <w:lsdException w:name="Medium Shading 1 Accent 3" w:uiPriority="63"/>
+    <w:lsdException w:name="Medium Shading 2 Accent 3" w:uiPriority="64"/>
+    <w:lsdException w:name="Medium List 1 Accent 3" w:uiPriority="65"/>
+    <w:lsdException w:name="Medium List 2 Accent 3" w:uiPriority="66"/>
+    <w:lsdException w:name="Medium Grid 1 Accent 3" w:uiPriority="67"/>
+    <w:lsdException w:name="Medium Grid 2 Accent 3" w:uiPriority="68"/>
+    <w:lsdException w:name="Medium Grid 3 Accent 3" w:uiPriority="69"/>
+    <w:lsdException w:name="Dark List Accent 3" w:uiPriority="70"/>
+    <w:lsdException w:name="Colorful Shading Accent 3" w:uiPriority="71"/>
+    <w:lsdException w:name="Colorful List Accent 3" w:uiPriority="72"/>
+    <w:lsdException w:name="Colorful Grid Accent 3" w:uiPriority="73"/>
+    <w:lsdException w:name="Light Shading Accent 4" w:uiPriority="60"/>
+    <w:lsdException w:name="Light List Accent 4" w:uiPriority="61"/>
+    <w:lsdException w:name="Light Grid Accent 4" w:uiPriority="62"/>
+    <w:lsdException w:name="Medium Shading 1 Accent 4" w:uiPriority="63"/>
+    <w:lsdException w:name="Medium Shading 2 Accent 4" w:uiPriority="64"/>
+    <w:lsdException w:name="Medium List 1 Accent 4" w:uiPriority="65"/>
+    <w:lsdException w:name="Medium List 2 Accent 4" w:uiPriority="66"/>
+    <w:lsdException w:name="Medium Grid 1 Accent 4" w:uiPriority="67"/>
+    <w:lsdException w:name="Medium Grid 2 Accent 4" w:uiPriority="68"/>
+    <w:lsdException w:name="Medium Grid 3 Accent 4" w:uiPriority="69"/>
+    <w:lsdException w:name="Dark List Accent 4" w:uiPriority="70"/>
+    <w:lsdException w:name="Colorful Shading Accent 4" w:uiPriority="71"/>
+    <w:lsdException w:name="Colorful List Accent 4" w:uiPriority="72"/>
+    <w:lsdException w:name="Colorful Grid Accent 4" w:uiPriority="73"/>
+    <w:lsdException w:name="Light Shading Accent 5" w:uiPriority="60"/>
+    <w:lsdException w:name="Light List Accent 5" w:uiPriority="61"/>
+    <w:lsdException w:name="Light Grid Accent 5" w:uiPriority="62"/>
+    <w:lsdException w:name="Medium Shading 1 Accent 5" w:uiPriority="63"/>
+    <w:lsdException w:name="Medium Shading 2 Accent 5" w:uiPriority="64"/>
+    <w:lsdException w:name="Medium List 1 Accent 5" w:uiPriority="65"/>
+    <w:lsdException w:name="Medium List 2 Accent 5" w:uiPriority="66"/>
+    <w:lsdException w:name="Medium Grid 1 Accent 5" w:uiPriority="67"/>
+    <w:lsdException w:name="Medium Grid 2 Accent 5" w:uiPriority="68"/>
+    <w:lsdException w:name="Medium Grid 3 Accent 5" w:uiPriority="69"/>
+    <w:lsdException w:name="Dark List Accent 5" w:uiPriority="70"/>
+    <w:lsdException w:name="Colorful Shading Accent 5" w:uiPriority="71"/>
+    <w:lsdException w:name="Colorful List Accent 5" w:uiPriority="72"/>
+    <w:lsdException w:name="Colorful Grid Accent 5" w:uiPriority="73"/>
+    <w:lsdException w:name="Light Shading Accent 6" w:uiPriority="60"/>
+    <w:lsdException w:name="Light List Accent 6" w:uiPriority="61"/>
+    <w:lsdException w:name="Light Grid Accent 6" w:uiPriority="62"/>
+    <w:lsdException w:name="Medium Shading 1 Accent 6" w:uiPriority="63"/>
+    <w:lsdException w:name="Medium Shading 2 Accent 6" w:uiPriority="64"/>
+    <w:lsdException w:name="Medium List 1 Accent 6" w:uiPriority="65"/>
+    <w:lsdException w:name="Medium List 2 Accent 6" w:uiPriority="66"/>
+    <w:lsdException w:name="Medium Grid 1 Accent 6" w:uiPriority="67"/>
+    <w:lsdException w:name="Medium Grid 2 Accent 6" w:uiPriority="68"/>
+    <w:lsdException w:name="Medium Grid 3 Accent 6" w:uiPriority="69"/>
+    <w:lsdException w:name="Dark List Accent 6" w:uiPriority="70"/>
+    <w:lsdException w:name="Colorful Shading Accent 6" w:uiPriority="71"/>
+    <w:lsdException w:name="Colorful List Accent 6" w:uiPriority="72"/>
+    <w:lsdException w:name="Colorful Grid Accent 6" w:uiPriority="73"/>
+    <w:lsdException w:name="Subtle Emphasis" w:uiPriority="19" w:qFormat="1"/>
+    <w:lsdException w:name="Intense Emphasis" w:uiPriority="21" w:qFormat="1"/>
+    <w:lsdException w:name="Subtle Reference" w:uiPriority="31" w:qFormat="1"/>
+    <w:lsdException w:name="Intense Reference" w:uiPriority="32" w:qFormat="1"/>
+    <w:lsdException w:name="Book Title" w:uiPriority="33" w:qFormat="1"/>
+    <w:lsdException w:name="Bibliography" w:semiHidden="1" w:uiPriority="37" w:unhideWhenUsed="1"/>
+    <w:lsdException w:name="TOC Heading" w:semiHidden="1" w:uiPriority="39" w:unhideWhenUsed="1" w:qFormat="1"/>
+    <w:lsdException w:name="Plain Table 1" w:uiPriority="41"/>
+    <w:lsdException w:name="Plain Table 2" w:uiPriority="42"/>
+    <w:lsdException w:name="Plain Table 3" w:uiPriority="43"/>
+    <w:lsdException w:name="Plain Table 4" w:uiPriority="44"/>
+    <w:lsdException w:name="Plain Table 5" w:uiPriority="45"/>
+    <w:lsdException w:name="Grid Table Light" w:uiPriority="40"/>
+    <w:lsdException w:name="Grid Table 1 Light" w:uiPriority="46"/>
+    <w:lsdException w:name="Grid Table 2" w:uiPriority="47"/>
+    <w:lsdException w:name="Grid Table 3" w:uiPriority="48"/>
+    <w:lsdException w:name="Grid Table 4" w:uiPriority="49"/>
+    <w:lsdException w:name="Grid Table 5 Dark" w:uiPriority="50"/>
+    <w:lsdException w:name="Grid Table 6 Colorful" w:uiPriority="51"/>
+    <w:lsdException w:name="Grid Table 7 Colorful" w:uiPriority="52"/>
+    <w:lsdException w:name="Grid Table 1 Light Accent 1" w:uiPriority="46"/>
+    <w:lsdException w:name="Grid Table 2 Accent 1" w:uiPriority="47"/>
+    <w:lsdException w:name="Grid Table 3 Accent 1" w:uiPriority="48"/>
+    <w:lsdException w:name="Grid Table 4 Accent 1" w:uiPriority="49"/>
+    <w:lsdException w:name="Grid Table 5 Dark Accent 1" w:uiPriority="50"/>
+    <w:lsdException w:name="Grid Table 6 Colorful Accent 1" w:uiPriority="51"/>
+    <w:lsdException w:name="Grid Table 7 Colorful Accent 1" w:uiPriority="52"/>
+    <w:lsdException w:name="Grid Table 1 Light Accent 2" w:uiPriority="46"/>
+    <w:lsdException w:name="Grid Table 2 Accent 2" w:uiPriority="47"/>
+    <w:lsdException w:name="Grid Table 3 Accent 2" w:uiPriority="48"/>
+    <w:lsdException w:name="Grid Table 4 Accent 2" w:uiPriority="49"/>
+    <w:lsdException w:name="Grid Table 5 Dark Accent 2" w:uiPriority="50"/>
+    <w:lsdException w:name="Grid Table 6 Colorful Accent 2" w:uiPriority="51"/>
+    <w:lsdException w:name="Grid Table 7 Colorful Accent 2" w:uiPriority="52"/>
+    <w:lsdException w:name="Grid Table 1 Light Accent 3" w:uiPriority="46"/>
+    <w:lsdException w:name="Grid Table 2 Accent 3" w:uiPriority="47"/>
+    <w:lsdException w:name="Grid Table 3 Accent 3" w:uiPriority="48"/>
+    <w:lsdException w:name="Grid Table 4 Accent 3" w:uiPriority="49"/>
+    <w:lsdException w:name="Grid Table 5 Dark Accent 3" w:uiPriority="50"/>
+    <w:lsdException w:name="Grid Table 6 Colorful Accent 3" w:uiPriority="51"/>
+    <w:lsdException w:name="Grid Table 7 Colorful Accent 3" w:uiPriority="52"/>
+    <w:lsdException w:name="Grid Table 1 Light Accent 4" w:uiPriority="46"/>
+    <w:lsdException w:name="Grid Table 2 Accent 4" w:uiPriority="47"/>
+    <w:lsdException w:name="Grid Table 3 Accent 4" w:uiPriority="48"/>
+    <w:lsdException w:name="Grid Table 4 Accent 4" w:uiPriority="49"/>
+    <w:lsdException w:name="Grid Table 5 Dark Accent 4" w:uiPriority="50"/>
+    <w:lsdException w:name="Grid Table 6 Colorful Accent 4" w:uiPriority="51"/>
+    <w:lsdException w:name="Grid Table 7 Colorful Accent 4" w:uiPriority="52"/>
+    <w:lsdException w:name="Grid Table 1 Light Accent 5" w:uiPriority="46"/>
+    <w:lsdException w:name="Grid Table 2 Accent 5" w:uiPriority="47"/>
+    <w:lsdException w:name="Grid Table 3 Accent 5" w:uiPriority="48"/>
+    <w:lsdException w:name="Grid Table 4 Accent 5" w:uiPriority="49"/>
+    <w:lsdException w:name="Grid Table 5 Dark Accent 5" w:uiPriority="50"/>
+    <w:lsdException w:name="Grid Table 6 Colorful Accent 5" w:uiPriority="51"/>
+    <w:lsdException w:name="Grid Table 7 Colorful Accent 5" w:uiPriority="52"/>
+    <w:lsdException w:name="Grid Table 1 Light Accent 6" w:uiPriority="46"/>
+    <w:lsdException w:name="Grid Table 2 Accent 6" w:uiPriority="47"/>
+    <w:lsdException w:name="Grid Table 3 Accent 6" w:uiPriority="48"/>
+    <w:lsdException w:name="Grid Table 4 Accent 6" w:uiPriority="49"/>
+    <w:lsdException w:name="Grid Table 5 Dark Accent 6" w:uiPriority="50"/>
+    <w:lsdException w:name="Grid Table 6 Colorful Accent 6" w:uiPriority="51"/>
+    <w:lsdException w:name="Grid Table 7 Colorful Accent 6" w:uiPriority="52"/>
+    <w:lsdException w:name="List Table 1 Light" w:uiPriority="46"/>
+    <w:lsdException w:name="List Table 2" w:uiPriority="47"/>
+    <w:lsdException w:name="List Table 3" w:uiPriority="48"/>
+    <w:lsdException w:name="List Table 4" w:uiPriority="49"/>
+    <w:lsdException w:name="List Table 5 Dark" w:uiPriority="50"/>
+    <w:lsdException w:name="List Table 6 Colorful" w:uiPriority="51"/>
+    <w:lsdException w:name="List Table 7 Colorful" w:uiPriority="52"/>
+    <w:lsdException w:name="List Table 1 Light Accent 1" w:uiPriority="46"/>
+    <w:lsdException w:name="List Table 2 Accent 1" w:uiPriority="47"/>
+    <w:lsdException w:name="List Table 3 Accent 1" w:uiPriority="48"/>
+    <w:lsdException w:name="List Table 4 Accent 1" w:uiPriority="49"/>
+    <w:lsdException w:name="List Table 5 Dark Accent 1" w:uiPriority="50"/>
+    <w:lsdException w:name="List Table 6 Colorful Accent 1" w:uiPriority="51"/>
+    <w:lsdException w:name="List Table 7 Colorful Accent 1" w:uiPriority="52"/>
+    <w:lsdException w:name="List Table 1 Light Accent 2" w:uiPriority="46"/>
+    <w:lsdException w:name="List Table 2 Accent 2" w:uiPriority="47"/>
+    <w:lsdException w:name="List Table 3 Accent 2" w:uiPriority="48"/>
+    <w:lsdException w:name="List Table 4 Accent 2" w:uiPriority="49"/>
+    <w:lsdException w:name="List Table 5 Dark Accent 2" w:uiPriority="50"/>
+    <w:lsdException w:name="List Table 6 Colorful Accent 2" w:uiPriority="51"/>
+    <w:lsdException w:name="List Table 7 Colorful Accent 2" w:uiPriority="52"/>
+    <w:lsdException w:name="List Table 1 Light Accent 3" w:uiPriority="46"/>
+    <w:lsdException w:name="List Table 2 Accent 3" w:uiPriority="47"/>
+    <w:lsdException w:name="List Table 3 Accent 3" w:uiPriority="48"/>
+    <w:lsdException w:name="List Table 4 Accent 3" w:uiPriority="49"/>
+    <w:lsdException w:name="List Table 5 Dark Accent 3" w:uiPriority="50"/>
+    <w:lsdException w:name="List Table 6 Colorful Accent 3" w:uiPriority="51"/>
+    <w:lsdException w:name="List Table 7 Colorful Accent 3" w:uiPriority="52"/>
+    <w:lsdException w:name="List Table 1 Light Accent 4" w:uiPriority="46"/>
+    <w:lsdException w:name="List Table 2 Accent 4" w:uiPriority="47"/>
+    <w:lsdException w:name="List Table 3 Accent 4" w:uiPriority="48"/>
+    <w:lsdException w:name="List Table 4 Accent 4" w:uiPriority="49"/>
+    <w:lsdException w:name="List Table 5 Dark Accent 4" w:uiPriority="50"/>
+    <w:lsdException w:name="List Table 6 Colorful Accent 4" w:uiPriority="51"/>
+    <w:lsdException w:name="List Table 7 Colorful Accent 4" w:uiPriority="52"/>
+    <w:lsdException w:name="List Table 1 Light Accent 5" w:uiPriority="46"/>
+    <w:lsdException w:name="List Table 2 Accent 5" w:uiPriority="47"/>
+    <w:lsdException w:name="List Table 3 Accent 5" w:uiPriority="48"/>
+    <w:lsdException w:name="List Table 4 Accent 5" w:uiPriority="49"/>
+    <w:lsdException w:name="List Table 5 Dark Accent 5" w:uiPriority="50"/>
+    <w:lsdException w:name="List Table 6 Colorful Accent 5" w:uiPriority="51"/>
+    <w:lsdException w:name="List Table 7 Colorful Accent 5" w:uiPriority="52"/>
+    <w:lsdException w:name="List Table 1 Light Accent 6" w:uiPriority="46"/>
+    <w:lsdException w:name="List Table 2 Accent 6" w:uiPriority="47"/>
+    <w:lsdException w:name="List Table 3 Accent 6" w:uiPriority="48"/>
+    <w:lsdException w:name="List Table 4 Accent 6" w:uiPriority="49"/>
+    <w:lsdException w:name="List Table 5 Dark Accent 6" w:uiPriority="50"/>
+    <w:lsdException w:name="List Table 6 Colorful Accent 6" w:uiPriority="51"/>
+    <w:lsdException w:name="List Table 7 Colorful Accent 6" w:uiPriority="52"/>
+    <w:lsdException w:name="Mention" w:semiHidden="1" w:unhideWhenUsed="1"/>
+    <w:lsdException w:name="Smart Hyperlink" w:semiHidden="1" w:unhideWhenUsed="1"/>
+    <w:lsdException w:name="Hashtag" w:semiHidden="1" w:unhideWhenUsed="1"/>
+    <w:lsdException w:name="Unresolved Mention" w:semiHidden="1" w:unhideWhenUsed="1"/>
+    <w:lsdException w:name="Smart Link" w:semiHidden="1" w:unhideWhenUsed="1"/>
+  </w:latentStyles>
+  <w:style w:type="paragraph" w:default="1" w:styleId="Normal">
+    <w:name w:val="Normal"/>
     <w:qFormat/>
-    <w:rPr>
-      <w:sz w:val="56"/>
-      <w:szCs w:val="56"/>
-    </w:rPr>
   </w:style>
   <w:style w:type="paragraph" w:styleId="Heading1">
-    <w:name w:val="Heading 1"/>
-    <w:basedOn w:val="Normal"/>
-    <w:next w:val="Normal"/>
+    <w:name w:val="heading 1"/>
+    <w:uiPriority w:val="9"/>
     <w:qFormat/>
+    <w:pPr>
+      <w:pBdr>
+        <w:bottom w:val="single" w:sz="6" w:space="6" w:color="1F4E79"/>
+      </w:pBdr>
+      <w:spacing w:before="300" w:after="180"/>
+      <w:outlineLvl w:val="0"/>
+    </w:pPr>
     <w:rPr>
-      <w:color w:val="2E74B5"/>
+      <w:b/>
+      <w:bCs/>
+      <w:color w:val="1F4E79"/>
       <w:sz w:val="32"/>
       <w:szCs w:val="32"/>
     </w:rPr>
   </w:style>
   <w:style w:type="paragraph" w:styleId="Heading2">
-    <w:name w:val="Heading 2"/>
-    <w:basedOn w:val="Normal"/>
-    <w:next w:val="Normal"/>
+    <w:name w:val="heading 2"/>
+    <w:uiPriority w:val="9"/>
+    <w:unhideWhenUsed/>
     <w:qFormat/>
+    <w:pPr>
+      <w:spacing w:before="200" w:after="110"/>
+      <w:outlineLvl w:val="1"/>
+    </w:pPr>
     <w:rPr>
-      <w:color w:val="2E74B5"/>
+      <w:b/>
+      <w:bCs/>
+      <w:color w:val="2E5496"/>
       <w:sz w:val="26"/>
       <w:szCs w:val="26"/>
     </w:rPr>
   </w:style>
   <w:style w:type="paragraph" w:styleId="Heading3">
-    <w:name w:val="Heading 3"/>
-    <w:basedOn w:val="Normal"/>
-    <w:next w:val="Normal"/>
+    <w:name w:val="heading 3"/>
+    <w:uiPriority w:val="9"/>
+    <w:unhideWhenUsed/>
     <w:qFormat/>
+    <w:pPr>
+      <w:spacing w:before="150" w:after="70"/>
+      <w:outlineLvl w:val="2"/>
+    </w:pPr>
     <w:rPr>
-      <w:color w:val="1F4D78"/>
-      <w:sz w:val="24"/>
-      <w:szCs w:val="24"/>
+      <w:b/>
+      <w:bCs/>
+      <w:color w:val="1A1A1A"/>
     </w:rPr>
   </w:style>
   <w:style w:type="paragraph" w:styleId="Heading4">
-    <w:name w:val="Heading 4"/>
-    <w:basedOn w:val="Normal"/>
-    <w:next w:val="Normal"/>
+    <w:name w:val="heading 4"/>
+    <w:uiPriority w:val="9"/>
+    <w:semiHidden/>
+    <w:unhideWhenUsed/>
     <w:qFormat/>
+    <w:pPr>
+      <w:outlineLvl w:val="3"/>
+    </w:pPr>
     <w:rPr>
       <w:i/>
       <w:iCs/>
@@ -5281,27 +5761,69 @@
     </w:rPr>
   </w:style>
   <w:style w:type="paragraph" w:styleId="Heading5">
-    <w:name w:val="Heading 5"/>
-    <w:basedOn w:val="Normal"/>
-    <w:next w:val="Normal"/>
+    <w:name w:val="heading 5"/>
+    <w:uiPriority w:val="9"/>
+    <w:semiHidden/>
+    <w:unhideWhenUsed/>
     <w:qFormat/>
+    <w:pPr>
+      <w:outlineLvl w:val="4"/>
+    </w:pPr>
     <w:rPr>
       <w:color w:val="2E74B5"/>
     </w:rPr>
   </w:style>
   <w:style w:type="paragraph" w:styleId="Heading6">
-    <w:name w:val="Heading 6"/>
-    <w:basedOn w:val="Normal"/>
-    <w:next w:val="Normal"/>
+    <w:name w:val="heading 6"/>
+    <w:uiPriority w:val="9"/>
+    <w:semiHidden/>
+    <w:unhideWhenUsed/>
     <w:qFormat/>
+    <w:pPr>
+      <w:outlineLvl w:val="5"/>
+    </w:pPr>
     <w:rPr>
       <w:color w:val="1F4D78"/>
     </w:rPr>
   </w:style>
-  <w:style w:type="paragraph" w:styleId="Strong">
-    <w:name w:val="Strong"/>
-    <w:basedOn w:val="Normal"/>
-    <w:next w:val="Normal"/>
+  <w:style w:type="character" w:default="1" w:styleId="DefaultParagraphFont">
+    <w:name w:val="Default Paragraph Font"/>
+    <w:uiPriority w:val="1"/>
+    <w:semiHidden/>
+    <w:unhideWhenUsed/>
+  </w:style>
+  <w:style w:type="table" w:default="1" w:styleId="TableNormal">
+    <w:name w:val="Normal Table"/>
+    <w:uiPriority w:val="99"/>
+    <w:semiHidden/>
+    <w:unhideWhenUsed/>
+    <w:tblPr>
+      <w:tblInd w:w="0" w:type="dxa"/>
+      <w:tblCellMar>
+        <w:top w:w="0" w:type="dxa"/>
+        <w:left w:w="108" w:type="dxa"/>
+        <w:bottom w:w="0" w:type="dxa"/>
+        <w:right w:w="108" w:type="dxa"/>
+      </w:tblCellMar>
+    </w:tblPr>
+  </w:style>
+  <w:style w:type="numbering" w:default="1" w:styleId="NoList">
+    <w:name w:val="No List"/>
+    <w:uiPriority w:val="99"/>
+    <w:semiHidden/>
+    <w:unhideWhenUsed/>
+  </w:style>
+  <w:style w:type="paragraph" w:styleId="Title">
+    <w:name w:val="Title"/>
+    <w:uiPriority w:val="10"/>
+    <w:qFormat/>
+    <w:rPr>
+      <w:sz w:val="56"/>
+      <w:szCs w:val="56"/>
+    </w:rPr>
+  </w:style>
+  <w:style w:type="paragraph" w:customStyle="1" w:styleId="Strong1">
+    <w:name w:val="Strong1"/>
     <w:qFormat/>
     <w:rPr>
       <w:b/>
@@ -5310,12 +5832,10 @@
   </w:style>
   <w:style w:type="paragraph" w:styleId="ListParagraph">
     <w:name w:val="List Paragraph"/>
-    <w:basedOn w:val="Normal"/>
     <w:qFormat/>
   </w:style>
   <w:style w:type="character" w:styleId="Hyperlink">
     <w:name w:val="Hyperlink"/>
-    <w:basedOn w:val="DefaultParagraphFont"/>
     <w:uiPriority w:val="99"/>
     <w:unhideWhenUsed/>
     <w:rPr>
@@ -5325,7 +5845,6 @@
   </w:style>
   <w:style w:type="character" w:styleId="FootnoteReference">
     <w:name w:val="footnote reference"/>
-    <w:basedOn w:val="DefaultParagraphFont"/>
     <w:uiPriority w:val="99"/>
     <w:semiHidden/>
     <w:unhideWhenUsed/>
@@ -5335,22 +5854,17 @@
   </w:style>
   <w:style w:type="paragraph" w:styleId="FootnoteText">
     <w:name w:val="footnote text"/>
-    <w:basedOn w:val="Normal"/>
     <w:link w:val="FootnoteTextChar"/>
     <w:uiPriority w:val="99"/>
     <w:semiHidden/>
     <w:unhideWhenUsed/>
-    <w:pPr>
-      <w:spacing w:after="0" w:line="240" w:lineRule="auto"/>
-    </w:pPr>
     <w:rPr>
       <w:sz w:val="20"/>
       <w:szCs w:val="20"/>
     </w:rPr>
   </w:style>
-  <w:style w:type="character" w:styleId="FootnoteTextChar">
+  <w:style w:type="character" w:customStyle="1" w:styleId="FootnoteTextChar">
     <w:name w:val="Footnote Text Char"/>
-    <w:basedOn w:val="DefaultParagraphFont"/>
     <w:link w:val="FootnoteText"/>
     <w:uiPriority w:val="99"/>
     <w:semiHidden/>
@@ -5362,7 +5876,6 @@
   </w:style>
   <w:style w:type="character" w:styleId="EndnoteReference">
     <w:name w:val="endnote reference"/>
-    <w:basedOn w:val="DefaultParagraphFont"/>
     <w:uiPriority w:val="99"/>
     <w:semiHidden/>
     <w:unhideWhenUsed/>
@@ -5372,22 +5885,17 @@
   </w:style>
   <w:style w:type="paragraph" w:styleId="EndnoteText">
     <w:name w:val="endnote text"/>
-    <w:basedOn w:val="Normal"/>
     <w:link w:val="EndnoteTextChar"/>
     <w:uiPriority w:val="99"/>
     <w:semiHidden/>
     <w:unhideWhenUsed/>
-    <w:pPr>
-      <w:spacing w:after="0" w:line="240" w:lineRule="auto"/>
-    </w:pPr>
     <w:rPr>
       <w:sz w:val="20"/>
       <w:szCs w:val="20"/>
     </w:rPr>
   </w:style>
-  <w:style w:type="character" w:styleId="EndnoteTextChar">
+  <w:style w:type="character" w:customStyle="1" w:styleId="EndnoteTextChar">
     <w:name w:val="Endnote Text Char"/>
-    <w:basedOn w:val="DefaultParagraphFont"/>
     <w:link w:val="EndnoteText"/>
     <w:uiPriority w:val="99"/>
     <w:semiHidden/>
@@ -5397,62 +5905,320 @@
       <w:szCs w:val="20"/>
     </w:rPr>
   </w:style>
-  <w:style w:type="paragraph" w:styleId="Heading1">
-    <w:name w:val="Heading 1"/>
-    <w:basedOn w:val="Normal"/>
-    <w:next w:val="Normal"/>
-    <w:qFormat/>
-    <w:pPr>
-      <w:pBdr>
-        <w:bottom w:val="single" w:color="1F4E79" w:sz="6" w:space="6"/>
-      </w:pBdr>
-      <w:spacing w:after="180" w:before="300"/>
-      <w:outlineLvl w:val="0"/>
-    </w:pPr>
-    <w:rPr>
-      <w:rFonts w:ascii="Arial" w:cs="Arial" w:eastAsia="Arial" w:hAnsi="Arial"/>
-      <w:b/>
-      <w:bCs/>
-      <w:color w:val="1F4E79"/>
-      <w:sz w:val="32"/>
-      <w:szCs w:val="32"/>
-    </w:rPr>
-  </w:style>
-  <w:style w:type="paragraph" w:styleId="Heading2">
-    <w:name w:val="Heading 2"/>
-    <w:basedOn w:val="Normal"/>
-    <w:next w:val="Normal"/>
-    <w:qFormat/>
-    <w:pPr>
-      <w:spacing w:after="110" w:before="200"/>
-      <w:outlineLvl w:val="1"/>
-    </w:pPr>
-    <w:rPr>
-      <w:rFonts w:ascii="Arial" w:cs="Arial" w:eastAsia="Arial" w:hAnsi="Arial"/>
-      <w:b/>
-      <w:bCs/>
-      <w:color w:val="2E5496"/>
-      <w:sz w:val="26"/>
-      <w:szCs w:val="26"/>
-    </w:rPr>
-  </w:style>
-  <w:style w:type="paragraph" w:styleId="Heading3">
-    <w:name w:val="Heading 3"/>
-    <w:basedOn w:val="Normal"/>
-    <w:next w:val="Normal"/>
-    <w:qFormat/>
-    <w:pPr>
-      <w:spacing w:after="70" w:before="150"/>
-      <w:outlineLvl w:val="2"/>
-    </w:pPr>
-    <w:rPr>
-      <w:rFonts w:ascii="Arial" w:cs="Arial" w:eastAsia="Arial" w:hAnsi="Arial"/>
-      <w:b/>
-      <w:bCs/>
-      <w:color w:val="1A1A1A"/>
-      <w:sz w:val="22"/>
-      <w:szCs w:val="22"/>
-    </w:rPr>
-  </w:style>
 </w:styles>
+</file>
+
+<file path=word/theme/theme1.xml><?xml version="1.0" encoding="utf-8"?>
+<a:theme xmlns:a="http://schemas.openxmlformats.org/drawingml/2006/main" name="Office Theme">
+  <a:themeElements>
+    <a:clrScheme name="Office">
+      <a:dk1>
+        <a:sysClr val="windowText" lastClr="000000"/>
+      </a:dk1>
+      <a:lt1>
+        <a:sysClr val="window" lastClr="FFFFFF"/>
+      </a:lt1>
+      <a:dk2>
+        <a:srgbClr val="0E2841"/>
+      </a:dk2>
+      <a:lt2>
+        <a:srgbClr val="E8E8E8"/>
+      </a:lt2>
+      <a:accent1>
+        <a:srgbClr val="156082"/>
+      </a:accent1>
+      <a:accent2>
+        <a:srgbClr val="E97132"/>
+      </a:accent2>
+      <a:accent3>
+        <a:srgbClr val="196B24"/>
+      </a:accent3>
+      <a:accent4>
+        <a:srgbClr val="0F9ED5"/>
+      </a:accent4>
+      <a:accent5>
+        <a:srgbClr val="A02B93"/>
+      </a:accent5>
+      <a:accent6>
+        <a:srgbClr val="4EA72E"/>
+      </a:accent6>
+      <a:hlink>
+        <a:srgbClr val="467886"/>
+      </a:hlink>
+      <a:folHlink>
+        <a:srgbClr val="96607D"/>
+      </a:folHlink>
+    </a:clrScheme>
+    <a:fontScheme name="Office">
+      <a:majorFont>
+        <a:latin typeface="Aptos Display" panose="02110004020202020204"/>
+        <a:ea typeface=""/>
+        <a:cs typeface=""/>
+        <a:font script="Jpan" typeface="游ゴシック Light"/>
+        <a:font script="Hang" typeface="맑은 고딕"/>
+        <a:font script="Hans" typeface="等线 Light"/>
+        <a:font script="Hant" typeface="新細明體"/>
+        <a:font script="Arab" typeface="Times New Roman"/>
+        <a:font script="Hebr" typeface="Times New Roman"/>
+        <a:font script="Thai" typeface="Angsana New"/>
+        <a:font script="Ethi" typeface="Nyala"/>
+        <a:font script="Beng" typeface="Vrinda"/>
+        <a:font script="Gujr" typeface="Shruti"/>
+        <a:font script="Khmr" typeface="MoolBoran"/>
+        <a:font script="Knda" typeface="Tunga"/>
+        <a:font script="Guru" typeface="Raavi"/>
+        <a:font script="Cans" typeface="Euphemia"/>
+        <a:font script="Cher" typeface="Plantagenet Cherokee"/>
+        <a:font script="Yiii" typeface="Microsoft Yi Baiti"/>
+        <a:font script="Tibt" typeface="Microsoft Himalaya"/>
+        <a:font script="Thaa" typeface="MV Boli"/>
+        <a:font script="Deva" typeface="Mangal"/>
+        <a:font script="Telu" typeface="Gautami"/>
+        <a:font script="Taml" typeface="Latha"/>
+        <a:font script="Syrc" typeface="Estrangelo Edessa"/>
+        <a:font script="Orya" typeface="Kalinga"/>
+        <a:font script="Mlym" typeface="Kartika"/>
+        <a:font script="Laoo" typeface="DokChampa"/>
+        <a:font script="Sinh" typeface="Iskoola Pota"/>
+        <a:font script="Mong" typeface="Mongolian Baiti"/>
+        <a:font script="Viet" typeface="Times New Roman"/>
+        <a:font script="Uigh" typeface="Microsoft Uighur"/>
+        <a:font script="Geor" typeface="Sylfaen"/>
+        <a:font script="Armn" typeface="Arial"/>
+        <a:font script="Bugi" typeface="Leelawadee UI"/>
+        <a:font script="Bopo" typeface="Microsoft JhengHei"/>
+        <a:font script="Java" typeface="Javanese Text"/>
+        <a:font script="Lisu" typeface="Segoe UI"/>
+        <a:font script="Mymr" typeface="Myanmar Text"/>
+        <a:font script="Nkoo" typeface="Ebrima"/>
+        <a:font script="Olck" typeface="Nirmala UI"/>
+        <a:font script="Osma" typeface="Ebrima"/>
+        <a:font script="Phag" typeface="Phagspa"/>
+        <a:font script="Syrn" typeface="Estrangelo Edessa"/>
+        <a:font script="Syrj" typeface="Estrangelo Edessa"/>
+        <a:font script="Syre" typeface="Estrangelo Edessa"/>
+        <a:font script="Sora" typeface="Nirmala UI"/>
+        <a:font script="Tale" typeface="Microsoft Tai Le"/>
+        <a:font script="Talu" typeface="Microsoft New Tai Lue"/>
+        <a:font script="Tfng" typeface="Ebrima"/>
+      </a:majorFont>
+      <a:minorFont>
+        <a:latin typeface="Aptos" panose="02110004020202020204"/>
+        <a:ea typeface=""/>
+        <a:cs typeface=""/>
+        <a:font script="Jpan" typeface="游明朝"/>
+        <a:font script="Hang" typeface="맑은 고딕"/>
+        <a:font script="Hans" typeface="等线"/>
+        <a:font script="Hant" typeface="新細明體"/>
+        <a:font script="Arab" typeface="Arial"/>
+        <a:font script="Hebr" typeface="Arial"/>
+        <a:font script="Thai" typeface="Cordia New"/>
+        <a:font script="Ethi" typeface="Nyala"/>
+        <a:font script="Beng" typeface="Vrinda"/>
+        <a:font script="Gujr" typeface="Shruti"/>
+        <a:font script="Khmr" typeface="DaunPenh"/>
+        <a:font script="Knda" typeface="Tunga"/>
+        <a:font script="Guru" typeface="Raavi"/>
+        <a:font script="Cans" typeface="Euphemia"/>
+        <a:font script="Cher" typeface="Plantagenet Cherokee"/>
+        <a:font script="Yiii" typeface="Microsoft Yi Baiti"/>
+        <a:font script="Tibt" typeface="Microsoft Himalaya"/>
+        <a:font script="Thaa" typeface="MV Boli"/>
+        <a:font script="Deva" typeface="Mangal"/>
+        <a:font script="Telu" typeface="Gautami"/>
+        <a:font script="Taml" typeface="Latha"/>
+        <a:font script="Syrc" typeface="Estrangelo Edessa"/>
+        <a:font script="Orya" typeface="Kalinga"/>
+        <a:font script="Mlym" typeface="Kartika"/>
+        <a:font script="Laoo" typeface="DokChampa"/>
+        <a:font script="Sinh" typeface="Iskoola Pota"/>
+        <a:font script="Mong" typeface="Mongolian Baiti"/>
+        <a:font script="Viet" typeface="Arial"/>
+        <a:font script="Uigh" typeface="Microsoft Uighur"/>
+        <a:font script="Geor" typeface="Sylfaen"/>
+        <a:font script="Armn" typeface="Arial"/>
+        <a:font script="Bugi" typeface="Leelawadee UI"/>
+        <a:font script="Bopo" typeface="Microsoft JhengHei"/>
+        <a:font script="Java" typeface="Javanese Text"/>
+        <a:font script="Lisu" typeface="Segoe UI"/>
+        <a:font script="Mymr" typeface="Myanmar Text"/>
+        <a:font script="Nkoo" typeface="Ebrima"/>
+        <a:font script="Olck" typeface="Nirmala UI"/>
+        <a:font script="Osma" typeface="Ebrima"/>
+        <a:font script="Phag" typeface="Phagspa"/>
+        <a:font script="Syrn" typeface="Estrangelo Edessa"/>
+        <a:font script="Syrj" typeface="Estrangelo Edessa"/>
+        <a:font script="Syre" typeface="Estrangelo Edessa"/>
+        <a:font script="Sora" typeface="Nirmala UI"/>
+        <a:font script="Tale" typeface="Microsoft Tai Le"/>
+        <a:font script="Talu" typeface="Microsoft New Tai Lue"/>
+        <a:font script="Tfng" typeface="Ebrima"/>
+      </a:minorFont>
+    </a:fontScheme>
+    <a:fmtScheme name="Office">
+      <a:fillStyleLst>
+        <a:solidFill>
+          <a:schemeClr val="phClr"/>
+        </a:solidFill>
+        <a:gradFill rotWithShape="1">
+          <a:gsLst>
+            <a:gs pos="0">
+              <a:schemeClr val="phClr">
+                <a:lumMod val="110000"/>
+                <a:satMod val="105000"/>
+                <a:tint val="67000"/>
+              </a:schemeClr>
+            </a:gs>
+            <a:gs pos="50000">
+              <a:schemeClr val="phClr">
+                <a:lumMod val="105000"/>
+                <a:satMod val="103000"/>
+                <a:tint val="73000"/>
+              </a:schemeClr>
+            </a:gs>
+            <a:gs pos="100000">
+              <a:schemeClr val="phClr">
+                <a:lumMod val="105000"/>
+                <a:satMod val="109000"/>
+                <a:tint val="81000"/>
+              </a:schemeClr>
+            </a:gs>
+          </a:gsLst>
+          <a:lin ang="5400000" scaled="0"/>
+        </a:gradFill>
+        <a:gradFill rotWithShape="1">
+          <a:gsLst>
+            <a:gs pos="0">
+              <a:schemeClr val="phClr">
+                <a:satMod val="103000"/>
+                <a:lumMod val="102000"/>
+                <a:tint val="94000"/>
+              </a:schemeClr>
+            </a:gs>
+            <a:gs pos="50000">
+              <a:schemeClr val="phClr">
+                <a:satMod val="110000"/>
+                <a:lumMod val="100000"/>
+                <a:shade val="100000"/>
+              </a:schemeClr>
+            </a:gs>
+            <a:gs pos="100000">
+              <a:schemeClr val="phClr">
+                <a:lumMod val="99000"/>
+                <a:satMod val="120000"/>
+                <a:shade val="78000"/>
+              </a:schemeClr>
+            </a:gs>
+          </a:gsLst>
+          <a:lin ang="5400000" scaled="0"/>
+        </a:gradFill>
+      </a:fillStyleLst>
+      <a:lnStyleLst>
+        <a:ln w="12700" cap="flat" cmpd="sng" algn="ctr">
+          <a:solidFill>
+            <a:schemeClr val="phClr"/>
+          </a:solidFill>
+          <a:prstDash val="solid"/>
+          <a:miter lim="800000"/>
+        </a:ln>
+        <a:ln w="19050" cap="flat" cmpd="sng" algn="ctr">
+          <a:solidFill>
+            <a:schemeClr val="phClr"/>
+          </a:solidFill>
+          <a:prstDash val="solid"/>
+          <a:miter lim="800000"/>
+        </a:ln>
+        <a:ln w="25400" cap="flat" cmpd="sng" algn="ctr">
+          <a:solidFill>
+            <a:schemeClr val="phClr"/>
+          </a:solidFill>
+          <a:prstDash val="solid"/>
+          <a:miter lim="800000"/>
+        </a:ln>
+      </a:lnStyleLst>
+      <a:effectStyleLst>
+        <a:effectStyle>
+          <a:effectLst/>
+        </a:effectStyle>
+        <a:effectStyle>
+          <a:effectLst/>
+        </a:effectStyle>
+        <a:effectStyle>
+          <a:effectLst>
+            <a:outerShdw blurRad="57150" dist="19050" dir="5400000" algn="ctr" rotWithShape="0">
+              <a:srgbClr val="000000">
+                <a:alpha val="63000"/>
+              </a:srgbClr>
+            </a:outerShdw>
+          </a:effectLst>
+        </a:effectStyle>
+      </a:effectStyleLst>
+      <a:bgFillStyleLst>
+        <a:solidFill>
+          <a:schemeClr val="phClr"/>
+        </a:solidFill>
+        <a:solidFill>
+          <a:schemeClr val="phClr">
+            <a:tint val="95000"/>
+            <a:satMod val="170000"/>
+          </a:schemeClr>
+        </a:solidFill>
+        <a:gradFill rotWithShape="1">
+          <a:gsLst>
+            <a:gs pos="0">
+              <a:schemeClr val="phClr">
+                <a:tint val="93000"/>
+                <a:satMod val="150000"/>
+                <a:shade val="98000"/>
+                <a:lumMod val="102000"/>
+              </a:schemeClr>
+            </a:gs>
+            <a:gs pos="50000">
+              <a:schemeClr val="phClr">
+                <a:tint val="98000"/>
+                <a:satMod val="130000"/>
+                <a:shade val="90000"/>
+                <a:lumMod val="103000"/>
+              </a:schemeClr>
+            </a:gs>
+            <a:gs pos="100000">
+              <a:schemeClr val="phClr">
+                <a:shade val="63000"/>
+                <a:satMod val="120000"/>
+              </a:schemeClr>
+            </a:gs>
+          </a:gsLst>
+          <a:lin ang="5400000" scaled="0"/>
+        </a:gradFill>
+      </a:bgFillStyleLst>
+    </a:fmtScheme>
+  </a:themeElements>
+  <a:objectDefaults>
+    <a:lnDef>
+      <a:spPr/>
+      <a:bodyPr/>
+      <a:lstStyle/>
+      <a:style>
+        <a:lnRef idx="2">
+          <a:schemeClr val="accent1"/>
+        </a:lnRef>
+        <a:fillRef idx="0">
+          <a:schemeClr val="accent1"/>
+        </a:fillRef>
+        <a:effectRef idx="1">
+          <a:schemeClr val="accent1"/>
+        </a:effectRef>
+        <a:fontRef idx="minor">
+          <a:schemeClr val="tx1"/>
+        </a:fontRef>
+      </a:style>
+    </a:lnDef>
+  </a:objectDefaults>
+  <a:extraClrSchemeLst/>
+  <a:extLst>
+    <a:ext uri="{05A4C25C-085E-4340-85A3-A5531E510DB2}">
+      <thm15:themeFamily xmlns:thm15="http://schemas.microsoft.com/office/thememl/2012/main" name="Office Theme" id="{2E142A2C-CD16-42D6-873A-C26D2A0506FA}" vid="{1BDDFF52-6CD6-40A5-AB3C-68EB2F1E4D0A}"/>
+    </a:ext>
+  </a:extLst>
+</a:theme>
 </file>